--- a/docs/content/ggplot_1/ggplot_1_lecture.docx
+++ b/docs/content/ggplot_1/ggplot_1_lecture.docx
@@ -31,7 +31,7 @@
         <w:pStyle w:val="Date"/>
       </w:pPr>
       <w:r>
-        <w:t xml:space="preserve">2026-09-04</w:t>
+        <w:t xml:space="preserve">2026-09-08</w:t>
       </w:r>
     </w:p>
     <w:bookmarkStart w:id="12" w:name="where-we-left-off-lecture-02-meeting-r"/>

--- a/docs/content/ggplot_1/ggplot_1_lecture.docx
+++ b/docs/content/ggplot_1/ggplot_1_lecture.docx
@@ -191,6 +191,21 @@
           <w:rStyle w:val="VerbatimChar"/>
         </w:rPr>
         <w:t xml:space="preserve">clean_names()</w:t>
+      </w:r>
+      <w:r>
+        <w:t xml:space="preserve"> </w:t>
+      </w:r>
+      <w:r>
+        <w:t xml:space="preserve">into</w:t>
+      </w:r>
+      <w:r>
+        <w:t xml:space="preserve"> </w:t>
+      </w:r>
+      <w:r>
+        <w:rPr>
+          <w:rStyle w:val="VerbatimChar"/>
+        </w:rPr>
+        <w:t xml:space="preserve">leaf_df</w:t>
       </w:r>
     </w:p>
     <w:p>
@@ -426,7 +441,7 @@
         <w:rPr>
           <w:rStyle w:val="VerbatimChar"/>
         </w:rPr>
-        <w:t xml:space="preserve">tree_df %&gt;% ggplot(...)</w:t>
+        <w:t xml:space="preserve">leaf_df %&gt;% ggplot(...)</w:t>
       </w:r>
     </w:p>
     <w:p>
@@ -851,7 +866,7 @@
         <w:t xml:space="preserve">three short chunks</w:t>
       </w:r>
       <w:r>
-        <w:t xml:space="preserve">. After each chunk you switch to the activity worksheet and type the code yourself.</w:t>
+        <w:t xml:space="preserve">. After each chunk you switch to the activity and type the code yourself into your R script.</w:t>
       </w:r>
     </w:p>
     <w:p>
@@ -1229,7 +1244,7 @@
         <w:rPr>
           <w:rStyle w:val="NormalTok"/>
         </w:rPr>
-        <w:t xml:space="preserve">tree_df </w:t>
+        <w:t xml:space="preserve">leaf_df </w:t>
       </w:r>
       <w:r>
         <w:rPr>
@@ -1259,7 +1274,7 @@
         <w:rPr>
           <w:rStyle w:val="StringTok"/>
         </w:rPr>
-        <w:t xml:space="preserve">"data/2026_06_25_tree_experiment_raw_data.xlsx"</w:t>
+        <w:t xml:space="preserve">"data/2026_09_03_data_sci_leaf_area.xlsx"</w:t>
       </w:r>
       <w:r>
         <w:rPr>
@@ -1310,7 +1325,7 @@
         <w:rPr>
           <w:rStyle w:val="NormalTok"/>
         </w:rPr>
-        <w:t xml:space="preserve">(tree_df)</w:t>
+        <w:t xml:space="preserve">(leaf_df)</w:t>
       </w:r>
     </w:p>
     <w:p>
@@ -1321,7 +1336,7 @@
         <w:rPr>
           <w:rStyle w:val="VerbatimChar"/>
         </w:rPr>
-        <w:t xml:space="preserve">Rows: 20</w:t>
+        <w:t xml:space="preserve">Rows: 53</w:t>
       </w:r>
       <w:r>
         <w:br/>
@@ -1330,7 +1345,7 @@
         <w:rPr>
           <w:rStyle w:val="VerbatimChar"/>
         </w:rPr>
-        <w:t xml:space="preserve">Columns: 5</w:t>
+        <w:t xml:space="preserve">Columns: 8</w:t>
       </w:r>
       <w:r>
         <w:br/>
@@ -1339,7 +1354,7 @@
         <w:rPr>
           <w:rStyle w:val="VerbatimChar"/>
         </w:rPr>
-        <w:t xml:space="preserve">$ index     &lt;dbl&gt; 1, 2, 3, 4, 5, 6, 7, 8, 9, 10, 11, 12, 13, 14, 15, 16, 17, 1…</w:t>
+        <w:t xml:space="preserve">$ twig_id      &lt;chr&gt; NA, NA, NA, NA, NA, NA, NA, NA, NA, NA, NA, NA, "twig_1",…</w:t>
       </w:r>
       <w:r>
         <w:br/>
@@ -1348,7 +1363,7 @@
         <w:rPr>
           <w:rStyle w:val="VerbatimChar"/>
         </w:rPr>
-        <w:t xml:space="preserve">$ side      &lt;chr&gt; "sunny", "sunny", "sunny", "sunny", "sunny", "sunny", "sunny…</w:t>
+        <w:t xml:space="preserve">$ leaf_id      &lt;chr&gt; NA, NA, NA, NA, NA, NA, NA, NA, NA, NA, NA, NA, "l07", "l…</w:t>
       </w:r>
       <w:r>
         <w:br/>
@@ -1357,7 +1372,7 @@
         <w:rPr>
           <w:rStyle w:val="VerbatimChar"/>
         </w:rPr>
-        <w:t xml:space="preserve">$ weight_g  &lt;dbl&gt; 4, 3, 5, 3, 4, 3, 5, 4, 3, 4, 7, 8, 6, 9, 8, 7, 8, 9, 9, 7</w:t>
+        <w:t xml:space="preserve">$ teams        &lt;chr&gt; "12345", "12345", "12345", "12345", "12345", "12345", "12…</w:t>
       </w:r>
       <w:r>
         <w:br/>
@@ -1366,7 +1381,7 @@
         <w:rPr>
           <w:rStyle w:val="VerbatimChar"/>
         </w:rPr>
-        <w:t xml:space="preserve">$ width_cm  &lt;dbl&gt; 12, 14, 12, 13, 15, 13, 16, 13, 14, 15, 9, 18, 17, 18, 19, 1…</w:t>
+        <w:t xml:space="preserve">$ shade        &lt;chr&gt; "sunny", "sunny", "sunny", "sunny", "sunny", "sunny", "sh…</w:t>
       </w:r>
       <w:r>
         <w:br/>
@@ -1375,7 +1390,34 @@
         <w:rPr>
           <w:rStyle w:val="VerbatimChar"/>
         </w:rPr>
-        <w:t xml:space="preserve">$ height_cm &lt;dbl&gt; 21, 22, 21, 23, 22, 23, 21, 24, 23, 23, 28, 29, 27, 28, 27, …</w:t>
+        <w:t xml:space="preserve">$ mass_g       &lt;dbl&gt; 0.4000, 0.4800, 0.3400, 0.6500, 0.2700, 0.4300, 0.3900, 0…</w:t>
+      </w:r>
+      <w:r>
+        <w:br/>
+      </w:r>
+      <w:r>
+        <w:rPr>
+          <w:rStyle w:val="VerbatimChar"/>
+        </w:rPr>
+        <w:t xml:space="preserve">$ petiole_mm   &lt;dbl&gt; 79.0000, 63.0000, 68.0000, 35.0000, 34.0000, 40.0000, 40.…</w:t>
+      </w:r>
+      <w:r>
+        <w:br/>
+      </w:r>
+      <w:r>
+        <w:rPr>
+          <w:rStyle w:val="VerbatimChar"/>
+        </w:rPr>
+        <w:t xml:space="preserve">$ thickness_mm &lt;dbl&gt; 0.15, 0.14, 0.14, 0.15, 0.11, 0.16, 0.14, 0.15, 0.12, 0.1…</w:t>
+      </w:r>
+      <w:r>
+        <w:br/>
+      </w:r>
+      <w:r>
+        <w:rPr>
+          <w:rStyle w:val="VerbatimChar"/>
+        </w:rPr>
+        <w:t xml:space="preserve">$ paper_mass_g &lt;dbl&gt; 0.2100, 0.2100, 0.2100, 0.2400, 0.1500, 0.3400, 0.2900, 0…</w:t>
       </w:r>
     </w:p>
     <w:bookmarkEnd w:id="22"/>
@@ -1457,7 +1499,7 @@
         <w:rPr>
           <w:rStyle w:val="NormalTok"/>
         </w:rPr>
-        <w:t xml:space="preserve">tree_df </w:t>
+        <w:t xml:space="preserve">leaf_df </w:t>
       </w:r>
       <w:r>
         <w:rPr>
@@ -1508,7 +1550,7 @@
         <w:rPr>
           <w:rStyle w:val="NormalTok"/>
         </w:rPr>
-        <w:t xml:space="preserve"> side, </w:t>
+        <w:t xml:space="preserve"> shade, </w:t>
       </w:r>
       <w:r>
         <w:rPr>
@@ -1520,7 +1562,7 @@
         <w:rPr>
           <w:rStyle w:val="NormalTok"/>
         </w:rPr>
-        <w:t xml:space="preserve"> weight_g, </w:t>
+        <w:t xml:space="preserve"> mass_g, </w:t>
       </w:r>
       <w:r>
         <w:rPr>
@@ -1532,7 +1574,7 @@
         <w:rPr>
           <w:rStyle w:val="NormalTok"/>
         </w:rPr>
-        <w:t xml:space="preserve"> side)) </w:t>
+        <w:t xml:space="preserve"> shade)) </w:t>
       </w:r>
       <w:r>
         <w:rPr>
@@ -1736,7 +1778,7 @@
         <w:rPr>
           <w:rStyle w:val="StringTok"/>
         </w:rPr>
-        <w:t xml:space="preserve">"Leaf Weight by Tree Side"</w:t>
+        <w:t xml:space="preserve">"Leaf Mass by Shade"</w:t>
       </w:r>
       <w:r>
         <w:rPr>
@@ -1769,7 +1811,7 @@
         <w:rPr>
           <w:rStyle w:val="StringTok"/>
         </w:rPr>
-        <w:t xml:space="preserve">"Side of Tree"</w:t>
+        <w:t xml:space="preserve">"Shade"</w:t>
       </w:r>
       <w:r>
         <w:rPr>
@@ -1802,7 +1844,7 @@
         <w:rPr>
           <w:rStyle w:val="StringTok"/>
         </w:rPr>
-        <w:t xml:space="preserve">"Leaf Weight (g)"</w:t>
+        <w:t xml:space="preserve">"Leaf Mass (g)"</w:t>
       </w:r>
       <w:r>
         <w:rPr>
@@ -1835,7 +1877,7 @@
         <w:rPr>
           <w:rStyle w:val="StringTok"/>
         </w:rPr>
-        <w:t xml:space="preserve">"Side"</w:t>
+        <w:t xml:space="preserve">"Shade"</w:t>
       </w:r>
       <w:r>
         <w:br/>
@@ -1933,7 +1975,7 @@
         <w:rPr>
           <w:rStyle w:val="VerbatimChar"/>
         </w:rPr>
-        <w:t xml:space="preserve">tree_df %&gt;% ggplot(...)</w:t>
+        <w:t xml:space="preserve">leaf_df %&gt;% ggplot(...)</w:t>
       </w:r>
       <w:r>
         <w:t xml:space="preserve"> </w:t>
@@ -1964,7 +2006,7 @@
           <w:i/>
           <w:iCs/>
         </w:rPr>
-        <w:t xml:space="preserve">tree_df</w:t>
+        <w:t xml:space="preserve">leaf_df</w:t>
       </w:r>
       <w:r>
         <w:rPr>
@@ -2056,7 +2098,7 @@
         <w:rPr>
           <w:rStyle w:val="VerbatimChar"/>
         </w:rPr>
-        <w:t xml:space="preserve">fill = side</w:t>
+        <w:t xml:space="preserve">fill = shade</w:t>
       </w:r>
       <w:r>
         <w:t xml:space="preserve"> </w:t>
@@ -2444,7 +2486,7 @@
         <w:rPr>
           <w:rStyle w:val="NormalTok"/>
         </w:rPr>
-        <w:t xml:space="preserve">tree_df </w:t>
+        <w:t xml:space="preserve">leaf_df </w:t>
       </w:r>
       <w:r>
         <w:rPr>
@@ -2495,7 +2537,7 @@
         <w:rPr>
           <w:rStyle w:val="NormalTok"/>
         </w:rPr>
-        <w:t xml:space="preserve"> side, </w:t>
+        <w:t xml:space="preserve"> shade, </w:t>
       </w:r>
       <w:r>
         <w:rPr>
@@ -2507,7 +2549,7 @@
         <w:rPr>
           <w:rStyle w:val="NormalTok"/>
         </w:rPr>
-        <w:t xml:space="preserve"> weight_g, </w:t>
+        <w:t xml:space="preserve"> mass_g, </w:t>
       </w:r>
       <w:r>
         <w:rPr>
@@ -2519,7 +2561,7 @@
         <w:rPr>
           <w:rStyle w:val="NormalTok"/>
         </w:rPr>
-        <w:t xml:space="preserve"> side)) </w:t>
+        <w:t xml:space="preserve"> shade)) </w:t>
       </w:r>
       <w:r>
         <w:rPr>
@@ -2867,7 +2909,7 @@
         <w:rPr>
           <w:rStyle w:val="StringTok"/>
         </w:rPr>
-        <w:t xml:space="preserve">"Leaf Weight by Tree Side"</w:t>
+        <w:t xml:space="preserve">"Leaf Mass by Shade"</w:t>
       </w:r>
       <w:r>
         <w:rPr>
@@ -2900,7 +2942,7 @@
         <w:rPr>
           <w:rStyle w:val="StringTok"/>
         </w:rPr>
-        <w:t xml:space="preserve">"Side of Tree"</w:t>
+        <w:t xml:space="preserve">"Shade"</w:t>
       </w:r>
       <w:r>
         <w:rPr>
@@ -2933,7 +2975,7 @@
         <w:rPr>
           <w:rStyle w:val="StringTok"/>
         </w:rPr>
-        <w:t xml:space="preserve">"Leaf Weight (g)"</w:t>
+        <w:t xml:space="preserve">"Leaf Mass (g)"</w:t>
       </w:r>
       <w:r>
         <w:rPr>
@@ -2966,7 +3008,7 @@
         <w:rPr>
           <w:rStyle w:val="StringTok"/>
         </w:rPr>
-        <w:t xml:space="preserve">"Side"</w:t>
+        <w:t xml:space="preserve">"Shade"</w:t>
       </w:r>
       <w:r>
         <w:br/>
@@ -3553,7 +3595,7 @@
         <w:rPr>
           <w:rStyle w:val="NormalTok"/>
         </w:rPr>
-        <w:t xml:space="preserve">tree_df </w:t>
+        <w:t xml:space="preserve">leaf_df </w:t>
       </w:r>
       <w:r>
         <w:rPr>
@@ -3604,7 +3646,7 @@
         <w:rPr>
           <w:rStyle w:val="NormalTok"/>
         </w:rPr>
-        <w:t xml:space="preserve"> weight_g, </w:t>
+        <w:t xml:space="preserve"> mass_g, </w:t>
       </w:r>
       <w:r>
         <w:rPr>
@@ -3616,7 +3658,7 @@
         <w:rPr>
           <w:rStyle w:val="NormalTok"/>
         </w:rPr>
-        <w:t xml:space="preserve"> side)) </w:t>
+        <w:t xml:space="preserve"> shade)) </w:t>
       </w:r>
       <w:r>
         <w:rPr>
@@ -3659,9 +3701,9 @@
       </w:r>
       <w:r>
         <w:rPr>
-          <w:rStyle w:val="DecValTok"/>
-        </w:rPr>
-        <w:t xml:space="preserve">1</w:t>
+          <w:rStyle w:val="FloatTok"/>
+        </w:rPr>
+        <w:t xml:space="preserve">0.05</w:t>
       </w:r>
       <w:r>
         <w:rPr>
@@ -3730,7 +3772,7 @@
         <w:rPr>
           <w:rStyle w:val="NormalTok"/>
         </w:rPr>
-        <w:t xml:space="preserve">side) </w:t>
+        <w:t xml:space="preserve">shade) </w:t>
       </w:r>
       <w:r>
         <w:rPr>
@@ -3898,7 +3940,7 @@
         <w:rPr>
           <w:rStyle w:val="StringTok"/>
         </w:rPr>
-        <w:t xml:space="preserve">"Leaf Weight (g)"</w:t>
+        <w:t xml:space="preserve">"Leaf Mass (g)"</w:t>
       </w:r>
       <w:r>
         <w:rPr>
@@ -3946,7 +3988,7 @@
         <w:rPr>
           <w:rStyle w:val="StringTok"/>
         </w:rPr>
-        <w:t xml:space="preserve">"Weight Distribution by Side"</w:t>
+        <w:t xml:space="preserve">"Mass Distribution by Shade"</w:t>
       </w:r>
       <w:r>
         <w:rPr>
@@ -4092,7 +4134,7 @@
         <w:rPr>
           <w:rStyle w:val="VerbatimChar"/>
         </w:rPr>
-        <w:t xml:space="preserve">~side</w:t>
+        <w:t xml:space="preserve">~shade</w:t>
       </w:r>
       <w:r>
         <w:t xml:space="preserve"> </w:t>
@@ -4108,7 +4150,7 @@
           <w:i/>
           <w:iCs/>
         </w:rPr>
-        <w:t xml:space="preserve">“by side”</w:t>
+        <w:t xml:space="preserve">“by shade”</w:t>
       </w:r>
       <w:r>
         <w:t xml:space="preserve"> </w:t>
@@ -4169,7 +4211,7 @@
         <w:rPr>
           <w:rStyle w:val="VerbatimChar"/>
         </w:rPr>
-        <w:t xml:space="preserve">facet_wrap(~side, scales = "free_y")</w:t>
+        <w:t xml:space="preserve">facet_wrap(~shade, scales = "free_y")</w:t>
       </w:r>
       <w:r>
         <w:t xml:space="preserve"> </w:t>
@@ -4233,7 +4275,7 @@
         <w:rPr>
           <w:rStyle w:val="NormalTok"/>
         </w:rPr>
-        <w:t xml:space="preserve">tree_df </w:t>
+        <w:t xml:space="preserve">leaf_df </w:t>
       </w:r>
       <w:r>
         <w:rPr>
@@ -4284,7 +4326,7 @@
         <w:rPr>
           <w:rStyle w:val="NormalTok"/>
         </w:rPr>
-        <w:t xml:space="preserve"> weight_g, </w:t>
+        <w:t xml:space="preserve"> mass_g, </w:t>
       </w:r>
       <w:r>
         <w:rPr>
@@ -4296,7 +4338,7 @@
         <w:rPr>
           <w:rStyle w:val="NormalTok"/>
         </w:rPr>
-        <w:t xml:space="preserve"> side)) </w:t>
+        <w:t xml:space="preserve"> shade)) </w:t>
       </w:r>
       <w:r>
         <w:rPr>
@@ -4339,9 +4381,9 @@
       </w:r>
       <w:r>
         <w:rPr>
-          <w:rStyle w:val="DecValTok"/>
-        </w:rPr>
-        <w:t xml:space="preserve">1</w:t>
+          <w:rStyle w:val="FloatTok"/>
+        </w:rPr>
+        <w:t xml:space="preserve">0.05</w:t>
       </w:r>
       <w:r>
         <w:rPr>
@@ -4398,7 +4440,7 @@
         <w:rPr>
           <w:rStyle w:val="NormalTok"/>
         </w:rPr>
-        <w:t xml:space="preserve">(side </w:t>
+        <w:t xml:space="preserve">(shade </w:t>
       </w:r>
       <w:r>
         <w:rPr>
@@ -4578,7 +4620,7 @@
         <w:rPr>
           <w:rStyle w:val="StringTok"/>
         </w:rPr>
-        <w:t xml:space="preserve">"Leaf Weight (g)"</w:t>
+        <w:t xml:space="preserve">"Leaf Mass (g)"</w:t>
       </w:r>
       <w:r>
         <w:rPr>
@@ -4748,7 +4790,7 @@
         <w:rPr>
           <w:rStyle w:val="VerbatimChar"/>
         </w:rPr>
-        <w:t xml:space="preserve">facet_grid(side ~ .)</w:t>
+        <w:t xml:space="preserve">facet_grid(shade ~ .)</w:t>
       </w:r>
       <w:r>
         <w:t xml:space="preserve"> </w:t>
@@ -4776,7 +4818,7 @@
         <w:rPr>
           <w:rStyle w:val="VerbatimChar"/>
         </w:rPr>
-        <w:t xml:space="preserve">facet_grid(. ~ side)</w:t>
+        <w:t xml:space="preserve">facet_grid(. ~ shade)</w:t>
       </w:r>
       <w:r>
         <w:t xml:space="preserve"> </w:t>
@@ -4877,7 +4919,7 @@
         <w:rPr>
           <w:rStyle w:val="VerbatimChar"/>
         </w:rPr>
-        <w:t xml:space="preserve">side</w:t>
+        <w:t xml:space="preserve">shade</w:t>
       </w:r>
       <w:r>
         <w:t xml:space="preserve">) today, but you’ll use the two-variable form the moment your data has a second grouping column</w:t>
@@ -5233,7 +5275,7 @@
         <w:rPr>
           <w:rStyle w:val="NormalTok"/>
         </w:rPr>
-        <w:t xml:space="preserve">tree_df </w:t>
+        <w:t xml:space="preserve">leaf_df </w:t>
       </w:r>
       <w:r>
         <w:rPr>
@@ -5284,7 +5326,7 @@
         <w:rPr>
           <w:rStyle w:val="NormalTok"/>
         </w:rPr>
-        <w:t xml:space="preserve"> side, </w:t>
+        <w:t xml:space="preserve"> shade, </w:t>
       </w:r>
       <w:r>
         <w:rPr>
@@ -5296,7 +5338,7 @@
         <w:rPr>
           <w:rStyle w:val="NormalTok"/>
         </w:rPr>
-        <w:t xml:space="preserve"> weight_g, </w:t>
+        <w:t xml:space="preserve"> mass_g, </w:t>
       </w:r>
       <w:r>
         <w:rPr>
@@ -5308,7 +5350,7 @@
         <w:rPr>
           <w:rStyle w:val="NormalTok"/>
         </w:rPr>
-        <w:t xml:space="preserve"> side)) </w:t>
+        <w:t xml:space="preserve"> shade)) </w:t>
       </w:r>
       <w:r>
         <w:rPr>
@@ -5695,7 +5737,7 @@
         <w:rPr>
           <w:rStyle w:val="StringTok"/>
         </w:rPr>
-        <w:t xml:space="preserve">"Leaf Weight with Group Means"</w:t>
+        <w:t xml:space="preserve">"Leaf Mass with Group Means"</w:t>
       </w:r>
       <w:r>
         <w:rPr>
@@ -5728,7 +5770,7 @@
         <w:rPr>
           <w:rStyle w:val="StringTok"/>
         </w:rPr>
-        <w:t xml:space="preserve">"Side of Tree"</w:t>
+        <w:t xml:space="preserve">"Shade"</w:t>
       </w:r>
       <w:r>
         <w:rPr>
@@ -5752,7 +5794,7 @@
         <w:rPr>
           <w:rStyle w:val="StringTok"/>
         </w:rPr>
-        <w:t xml:space="preserve">"Leaf Weight (g)"</w:t>
+        <w:t xml:space="preserve">"Leaf Mass (g)"</w:t>
       </w:r>
       <w:r>
         <w:br/>
@@ -6218,7 +6260,7 @@
         <w:rPr>
           <w:rStyle w:val="NormalTok"/>
         </w:rPr>
-        <w:t xml:space="preserve">tree_mean_se_plot </w:t>
+        <w:t xml:space="preserve">leaf_mean_se_plot </w:t>
       </w:r>
       <w:r>
         <w:rPr>
@@ -6230,7 +6272,7 @@
         <w:rPr>
           <w:rStyle w:val="NormalTok"/>
         </w:rPr>
-        <w:t xml:space="preserve"> tree_df </w:t>
+        <w:t xml:space="preserve"> leaf_df </w:t>
       </w:r>
       <w:r>
         <w:rPr>
@@ -6281,7 +6323,7 @@
         <w:rPr>
           <w:rStyle w:val="NormalTok"/>
         </w:rPr>
-        <w:t xml:space="preserve"> side, </w:t>
+        <w:t xml:space="preserve"> shade, </w:t>
       </w:r>
       <w:r>
         <w:rPr>
@@ -6293,7 +6335,7 @@
         <w:rPr>
           <w:rStyle w:val="NormalTok"/>
         </w:rPr>
-        <w:t xml:space="preserve"> weight_g, </w:t>
+        <w:t xml:space="preserve"> mass_g, </w:t>
       </w:r>
       <w:r>
         <w:rPr>
@@ -6305,7 +6347,7 @@
         <w:rPr>
           <w:rStyle w:val="NormalTok"/>
         </w:rPr>
-        <w:t xml:space="preserve"> side)) </w:t>
+        <w:t xml:space="preserve"> shade)) </w:t>
       </w:r>
       <w:r>
         <w:rPr>
@@ -6818,7 +6860,7 @@
         <w:rPr>
           <w:rStyle w:val="StringTok"/>
         </w:rPr>
-        <w:t xml:space="preserve">"Mean ± SE Leaf Weight by Tree Side"</w:t>
+        <w:t xml:space="preserve">"Mean ± SE Leaf Mass by Shade"</w:t>
       </w:r>
       <w:r>
         <w:rPr>
@@ -6851,7 +6893,7 @@
         <w:rPr>
           <w:rStyle w:val="StringTok"/>
         </w:rPr>
-        <w:t xml:space="preserve">"Side of Tree"</w:t>
+        <w:t xml:space="preserve">"Shade"</w:t>
       </w:r>
       <w:r>
         <w:rPr>
@@ -6875,7 +6917,7 @@
         <w:rPr>
           <w:rStyle w:val="StringTok"/>
         </w:rPr>
-        <w:t xml:space="preserve">"Leaf Weight (g)"</w:t>
+        <w:t xml:space="preserve">"Leaf Mass (g)"</w:t>
       </w:r>
       <w:r>
         <w:br/>
@@ -6974,7 +7016,7 @@
         <w:rPr>
           <w:rStyle w:val="NormalTok"/>
         </w:rPr>
-        <w:t xml:space="preserve">tree_mean_se_plot</w:t>
+        <w:t xml:space="preserve">leaf_mean_se_plot</w:t>
       </w:r>
     </w:p>
     <w:p>
@@ -7326,7 +7368,7 @@
         <w:rPr>
           <w:rStyle w:val="VerbatimChar"/>
         </w:rPr>
-        <w:t xml:space="preserve">tree_df %&gt;% ggplot(...)</w:t>
+        <w:t xml:space="preserve">leaf_df %&gt;% ggplot(...)</w:t>
       </w:r>
     </w:p>
     <w:p>

--- a/docs/content/ggplot_1/ggplot_1_lecture.docx
+++ b/docs/content/ggplot_1/ggplot_1_lecture.docx
@@ -31,7 +31,7 @@
         <w:pStyle w:val="Date"/>
       </w:pPr>
       <w:r>
-        <w:t xml:space="preserve">2026-09-08</w:t>
+        <w:t xml:space="preserve">2026-09-10</w:t>
       </w:r>
     </w:p>
     <w:bookmarkStart w:id="12" w:name="where-we-left-off-lecture-02-meeting-r"/>
@@ -1421,31 +1421,283 @@
       </w:r>
     </w:p>
     <w:bookmarkEnd w:id="22"/>
-    <w:bookmarkStart w:id="23" w:name="X94f842bada0de9c00a6d613d90530af8708cb54"/>
+    <w:bookmarkStart w:id="23" w:name="X9067790d74426f9dd1d14e5b11e7fde9212899c"/>
     <w:p>
       <w:pPr>
         <w:pStyle w:val="Heading1"/>
       </w:pPr>
       <w:r>
-        <w:t xml:space="preserve">🧩 Chunk 1 of 3 · Piping into ggplot, on Purpose</w:t>
-      </w:r>
-    </w:p>
-    <w:p>
-      <w:pPr>
-        <w:pStyle w:val="FirstParagraph"/>
-      </w:pPr>
+        <w:t xml:space="preserve">Positions — Define Once, Reuse on Every Layer</w:t>
+      </w:r>
+    </w:p>
+    <w:p>
+      <w:pPr>
+        <w:pStyle w:val="SourceCode"/>
+      </w:pPr>
+      <w:r>
+        <w:rPr>
+          <w:rStyle w:val="CommentTok"/>
+        </w:rPr>
+        <w:t xml:space="preserve"># a "position" is HOW a layer nudges its shapes sideways</w:t>
+      </w:r>
+      <w:r>
+        <w:br/>
+      </w:r>
+      <w:r>
+        <w:rPr>
+          <w:rStyle w:val="CommentTok"/>
+        </w:rPr>
+        <w:t xml:space="preserve"># define each one once, up top, then reuse it on every layer</w:t>
+      </w:r>
+      <w:r>
+        <w:br/>
+      </w:r>
+      <w:r>
+        <w:br/>
+      </w:r>
+      <w:r>
+        <w:rPr>
+          <w:rStyle w:val="CommentTok"/>
+        </w:rPr>
+        <w:t xml:space="preserve"># raw points: scatter them so they don't stack on one line</w:t>
+      </w:r>
+      <w:r>
+        <w:br/>
+      </w:r>
+      <w:r>
+        <w:rPr>
+          <w:rStyle w:val="NormalTok"/>
+        </w:rPr>
+        <w:t xml:space="preserve">jitter_pos </w:t>
+      </w:r>
+      <w:r>
+        <w:rPr>
+          <w:rStyle w:val="OtherTok"/>
+        </w:rPr>
+        <w:t xml:space="preserve">&lt;-</w:t>
+      </w:r>
+      <w:r>
+        <w:rPr>
+          <w:rStyle w:val="NormalTok"/>
+        </w:rPr>
+        <w:t xml:space="preserve"> </w:t>
+      </w:r>
+      <w:r>
+        <w:rPr>
+          <w:rStyle w:val="FunctionTok"/>
+        </w:rPr>
+        <w:t xml:space="preserve">position_jitter</w:t>
+      </w:r>
+      <w:r>
+        <w:rPr>
+          <w:rStyle w:val="NormalTok"/>
+        </w:rPr>
+        <w:t xml:space="preserve">(</w:t>
+      </w:r>
+      <w:r>
+        <w:rPr>
+          <w:rStyle w:val="AttributeTok"/>
+        </w:rPr>
+        <w:t xml:space="preserve">width =</w:t>
+      </w:r>
+      <w:r>
+        <w:rPr>
+          <w:rStyle w:val="NormalTok"/>
+        </w:rPr>
+        <w:t xml:space="preserve"> </w:t>
+      </w:r>
+      <w:r>
+        <w:rPr>
+          <w:rStyle w:val="FloatTok"/>
+        </w:rPr>
+        <w:t xml:space="preserve">0.15</w:t>
+      </w:r>
+      <w:r>
+        <w:rPr>
+          <w:rStyle w:val="NormalTok"/>
+        </w:rPr>
+        <w:t xml:space="preserve">, </w:t>
+      </w:r>
+      <w:r>
+        <w:rPr>
+          <w:rStyle w:val="AttributeTok"/>
+        </w:rPr>
+        <w:t xml:space="preserve">seed =</w:t>
+      </w:r>
+      <w:r>
+        <w:rPr>
+          <w:rStyle w:val="NormalTok"/>
+        </w:rPr>
+        <w:t xml:space="preserve"> </w:t>
+      </w:r>
+      <w:r>
+        <w:rPr>
+          <w:rStyle w:val="DecValTok"/>
+        </w:rPr>
+        <w:t xml:space="preserve">42</w:t>
+      </w:r>
+      <w:r>
+        <w:rPr>
+          <w:rStyle w:val="NormalTok"/>
+        </w:rPr>
+        <w:t xml:space="preserve">)</w:t>
+      </w:r>
+      <w:r>
+        <w:br/>
+      </w:r>
+      <w:r>
+        <w:br/>
+      </w:r>
+      <w:r>
+        <w:rPr>
+          <w:rStyle w:val="CommentTok"/>
+        </w:rPr>
+        <w:t xml:space="preserve"># grouped summaries / lines: shift the groups side by side</w:t>
+      </w:r>
+      <w:r>
+        <w:br/>
+      </w:r>
+      <w:r>
+        <w:rPr>
+          <w:rStyle w:val="NormalTok"/>
+        </w:rPr>
+        <w:t xml:space="preserve">dodge_pos </w:t>
+      </w:r>
+      <w:r>
+        <w:rPr>
+          <w:rStyle w:val="OtherTok"/>
+        </w:rPr>
+        <w:t xml:space="preserve">&lt;-</w:t>
+      </w:r>
+      <w:r>
+        <w:rPr>
+          <w:rStyle w:val="NormalTok"/>
+        </w:rPr>
+        <w:t xml:space="preserve"> </w:t>
+      </w:r>
+      <w:r>
+        <w:rPr>
+          <w:rStyle w:val="FunctionTok"/>
+        </w:rPr>
+        <w:t xml:space="preserve">position_dodge</w:t>
+      </w:r>
+      <w:r>
+        <w:rPr>
+          <w:rStyle w:val="NormalTok"/>
+        </w:rPr>
+        <w:t xml:space="preserve">(</w:t>
+      </w:r>
+      <w:r>
+        <w:rPr>
+          <w:rStyle w:val="AttributeTok"/>
+        </w:rPr>
+        <w:t xml:space="preserve">width =</w:t>
+      </w:r>
+      <w:r>
+        <w:rPr>
+          <w:rStyle w:val="NormalTok"/>
+        </w:rPr>
+        <w:t xml:space="preserve"> </w:t>
+      </w:r>
+      <w:r>
+        <w:rPr>
+          <w:rStyle w:val="FloatTok"/>
+        </w:rPr>
+        <w:t xml:space="preserve">0.2</w:t>
+      </w:r>
+      <w:r>
+        <w:rPr>
+          <w:rStyle w:val="NormalTok"/>
+        </w:rPr>
+        <w:t xml:space="preserve">)</w:t>
+      </w:r>
+    </w:p>
+    <w:p>
+      <w:pPr>
+        <w:pStyle w:val="Compact"/>
+        <w:numPr>
+          <w:ilvl w:val="0"/>
+          <w:numId w:val="1007"/>
+        </w:numPr>
+      </w:pPr>
+      <w:r>
+        <w:rPr>
+          <w:rStyle w:val="VerbatimChar"/>
+        </w:rPr>
+        <w:t xml:space="preserve">position_jitter(width = 0.15)</w:t>
+      </w:r>
+      <w:r>
+        <w:t xml:space="preserve"> </w:t>
+      </w:r>
+      <w:r>
+        <w:t xml:space="preserve">— random sideways nudge so overlapping points become visible;</w:t>
+      </w:r>
+      <w:r>
+        <w:t xml:space="preserve"> </w:t>
+      </w:r>
+      <w:r>
+        <w:rPr>
+          <w:rStyle w:val="VerbatimChar"/>
+        </w:rPr>
+        <w:t xml:space="preserve">seed = 42</w:t>
+      </w:r>
+      <w:r>
+        <w:t xml:space="preserve"> </w:t>
+      </w:r>
+      <w:r>
+        <w:t xml:space="preserve">freezes that nudge so the figure looks the same every render</w:t>
+      </w:r>
+    </w:p>
+    <w:p>
+      <w:pPr>
+        <w:pStyle w:val="Compact"/>
+        <w:numPr>
+          <w:ilvl w:val="0"/>
+          <w:numId w:val="1007"/>
+        </w:numPr>
+      </w:pPr>
+      <w:r>
+        <w:rPr>
+          <w:rStyle w:val="VerbatimChar"/>
+        </w:rPr>
+        <w:t xml:space="preserve">position_dodge(width = 0.2)</w:t>
+      </w:r>
+      <w:r>
+        <w:t xml:space="preserve"> </w:t>
+      </w:r>
+      <w:r>
+        <w:t xml:space="preserve">— shifts groups apart; does nothing with one group per x, but the moment you add a second grouping variable (</w:t>
+      </w:r>
+      <w:r>
+        <w:rPr>
+          <w:rStyle w:val="VerbatimChar"/>
+        </w:rPr>
+        <w:t xml:space="preserve">color = sex</w:t>
+      </w:r>
+      <w:r>
+        <w:t xml:space="preserve">) it fans the groups out</w:t>
+      </w:r>
+    </w:p>
+    <w:p>
+      <w:pPr>
+        <w:pStyle w:val="Compact"/>
+        <w:numPr>
+          <w:ilvl w:val="0"/>
+          <w:numId w:val="1007"/>
+        </w:numPr>
+      </w:pPr>
+      <w:r>
+        <w:t xml:space="preserve">Reusing</w:t>
+      </w:r>
+      <w:r>
+        <w:t xml:space="preserve"> </w:t>
+      </w:r>
       <w:r>
         <w:rPr>
           <w:b/>
           <w:bCs/>
         </w:rPr>
-        <w:t xml:space="preserve">We will cover:</w:t>
-      </w:r>
-      <w:r>
-        <w:t xml:space="preserve"> </w:t>
-      </w:r>
-      <w:r>
-        <w:t xml:space="preserve">starting a plot with the pipe, and choosing colors with</w:t>
+        <w:t xml:space="preserve">one</w:t>
       </w:r>
       <w:r>
         <w:t xml:space="preserve"> </w:t>
@@ -1454,26 +1706,118 @@
         <w:rPr>
           <w:rStyle w:val="VerbatimChar"/>
         </w:rPr>
-        <w:t xml:space="preserve">scale_color_manual()</w:t>
-      </w:r>
-      <w:r>
-        <w:t xml:space="preserve">.</w:t>
-      </w:r>
-    </w:p>
-    <w:p>
-      <w:pPr>
-        <w:pStyle w:val="BodyText"/>
-      </w:pPr>
+        <w:t xml:space="preserve">dodge_pos</w:t>
+      </w:r>
+      <w:r>
+        <w:t xml:space="preserve"> </w:t>
+      </w:r>
+      <w:r>
+        <w:t xml:space="preserve">on</w:t>
+      </w:r>
+      <w:r>
+        <w:t xml:space="preserve"> </w:t>
+      </w:r>
+      <w:r>
+        <w:rPr>
+          <w:rStyle w:val="VerbatimChar"/>
+        </w:rPr>
+        <w:t xml:space="preserve">geom_point()</w:t>
+      </w:r>
+      <w:r>
+        <w:t xml:space="preserve">,</w:t>
+      </w:r>
+      <w:r>
+        <w:t xml:space="preserve"> </w:t>
+      </w:r>
+      <w:r>
+        <w:rPr>
+          <w:rStyle w:val="VerbatimChar"/>
+        </w:rPr>
+        <w:t xml:space="preserve">geom_errorbar()</w:t>
+      </w:r>
+      <w:r>
+        <w:t xml:space="preserve">,</w:t>
+      </w:r>
+      <w:r>
+        <w:t xml:space="preserve"> </w:t>
+      </w:r>
       <w:r>
         <w:rPr>
           <w:b/>
           <w:bCs/>
         </w:rPr>
+        <w:t xml:space="preserve">and</w:t>
+      </w:r>
+      <w:r>
+        <w:t xml:space="preserve"> </w:t>
+      </w:r>
+      <w:r>
+        <w:rPr>
+          <w:rStyle w:val="VerbatimChar"/>
+        </w:rPr>
+        <w:t xml:space="preserve">geom_line()</w:t>
+      </w:r>
+      <w:r>
+        <w:t xml:space="preserve"> </w:t>
+      </w:r>
+      <w:r>
+        <w:t xml:space="preserve">is what keeps a grouped mean, its error bar, and its connecting line perfectly aligned</w:t>
+      </w:r>
+    </w:p>
+    <w:bookmarkEnd w:id="23"/>
+    <w:bookmarkStart w:id="24" w:name="X94f842bada0de9c00a6d613d90530af8708cb54"/>
+    <w:p>
+      <w:pPr>
+        <w:pStyle w:val="Heading1"/>
+      </w:pPr>
+      <w:r>
+        <w:t xml:space="preserve">🧩 Chunk 1 of 3 · Piping into ggplot, on Purpose</w:t>
+      </w:r>
+    </w:p>
+    <w:p>
+      <w:pPr>
+        <w:pStyle w:val="FirstParagraph"/>
+      </w:pPr>
+      <w:r>
+        <w:rPr>
+          <w:b/>
+          <w:bCs/>
+        </w:rPr>
+        <w:t xml:space="preserve">We will cover:</w:t>
+      </w:r>
+      <w:r>
+        <w:t xml:space="preserve"> </w:t>
+      </w:r>
+      <w:r>
+        <w:t xml:space="preserve">starting a plot with the pipe, and choosing colors with</w:t>
+      </w:r>
+      <w:r>
+        <w:t xml:space="preserve"> </w:t>
+      </w:r>
+      <w:r>
+        <w:rPr>
+          <w:rStyle w:val="VerbatimChar"/>
+        </w:rPr>
+        <w:t xml:space="preserve">scale_color_manual()</w:t>
+      </w:r>
+      <w:r>
+        <w:t xml:space="preserve">.</w:t>
+      </w:r>
+    </w:p>
+    <w:p>
+      <w:pPr>
+        <w:pStyle w:val="BodyText"/>
+      </w:pPr>
+      <w:r>
+        <w:rPr>
+          <w:b/>
+          <w:bCs/>
+        </w:rPr>
         <w:t xml:space="preserve">🛑 After this chunk you will do Activity Parts 1–2.</w:t>
       </w:r>
     </w:p>
-    <w:bookmarkEnd w:id="23"/>
-    <w:bookmarkStart w:id="30" w:name="every-plot-starts-the-same-way"/>
+    <w:bookmarkEnd w:id="24"/>
+    <w:bookmarkStart w:id="31" w:name="every-plot-starts-the-same-way"/>
     <w:p>
       <w:pPr>
         <w:pStyle w:val="Heading1"/>
@@ -1670,7 +2014,7 @@
         <w:rPr>
           <w:rStyle w:val="FunctionTok"/>
         </w:rPr>
-        <w:t xml:space="preserve">geom_jitter</w:t>
+        <w:t xml:space="preserve">geom_point</w:t>
       </w:r>
       <w:r>
         <w:rPr>
@@ -1682,25 +2026,13 @@
         <w:rPr>
           <w:rStyle w:val="AttributeTok"/>
         </w:rPr>
-        <w:t xml:space="preserve">width =</w:t>
-      </w:r>
-      <w:r>
-        <w:rPr>
-          <w:rStyle w:val="NormalTok"/>
-        </w:rPr>
-        <w:t xml:space="preserve"> </w:t>
-      </w:r>
-      <w:r>
-        <w:rPr>
-          <w:rStyle w:val="FloatTok"/>
-        </w:rPr>
-        <w:t xml:space="preserve">0.15</w:t>
-      </w:r>
-      <w:r>
-        <w:rPr>
-          <w:rStyle w:val="NormalTok"/>
-        </w:rPr>
-        <w:t xml:space="preserve">, </w:t>
+        <w:t xml:space="preserve">position =</w:t>
+      </w:r>
+      <w:r>
+        <w:rPr>
+          <w:rStyle w:val="NormalTok"/>
+        </w:rPr>
+        <w:t xml:space="preserve"> jitter_pos, </w:t>
       </w:r>
       <w:r>
         <w:rPr>
@@ -1925,18 +2257,18 @@
           <wp:inline>
             <wp:extent cx="2286000" cy="2286000"/>
             <wp:effectExtent b="0" l="0" r="0" t="0"/>
-            <wp:docPr descr="" title="" id="25" name="Picture"/>
+            <wp:docPr descr="" title="" id="26" name="Picture"/>
             <a:graphic>
               <a:graphicData uri="http://schemas.openxmlformats.org/drawingml/2006/picture">
                 <pic:pic>
                   <pic:nvPicPr>
-                    <pic:cNvPr descr="ggplot_1_lecture_files/figure-docx/pipe-into-ggplot-1.png" id="26" name="Picture"/>
+                    <pic:cNvPr descr="ggplot_1_lecture_files/figure-docx/pipe-into-ggplot-1.png" id="27" name="Picture"/>
                     <pic:cNvPicPr>
                       <a:picLocks noChangeArrowheads="1" noChangeAspect="1"/>
                     </pic:cNvPicPr>
                   </pic:nvPicPr>
                   <pic:blipFill>
-                    <a:blip r:embed="rId24"/>
+                    <a:blip r:embed="rId25"/>
                     <a:stretch>
                       <a:fillRect/>
                     </a:stretch>
@@ -1968,7 +2300,7 @@
         <w:pStyle w:val="Compact"/>
         <w:numPr>
           <w:ilvl w:val="0"/>
-          <w:numId w:val="1007"/>
+          <w:numId w:val="1008"/>
         </w:numPr>
       </w:pPr>
       <w:r>
@@ -2027,7 +2359,7 @@
         <w:pStyle w:val="Compact"/>
         <w:numPr>
           <w:ilvl w:val="0"/>
-          <w:numId w:val="1007"/>
+          <w:numId w:val="1008"/>
         </w:numPr>
       </w:pPr>
       <w:r>
@@ -2091,7 +2423,7 @@
         <w:pStyle w:val="Compact"/>
         <w:numPr>
           <w:ilvl w:val="0"/>
-          <w:numId w:val="1007"/>
+          <w:numId w:val="1008"/>
         </w:numPr>
       </w:pPr>
       <w:r>
@@ -2180,18 +2512,18 @@
                 <wp:inline>
                   <wp:extent cx="152400" cy="152400"/>
                   <wp:effectExtent b="0" l="0" r="0" t="0"/>
-                  <wp:docPr descr="" title="" id="28" name="Picture"/>
+                  <wp:docPr descr="" title="" id="29" name="Picture"/>
                   <a:graphic>
                     <a:graphicData uri="http://schemas.openxmlformats.org/drawingml/2006/picture">
                       <pic:pic>
                         <pic:nvPicPr>
-                          <pic:cNvPr descr="/Applications/Positron.app/Contents/Resources/app/quarto/share/formats/docx/warning.png" id="29" name="Picture"/>
+                          <pic:cNvPr descr="/Applications/Positron.app/Contents/Resources/app/quarto/share/formats/docx/warning.png" id="30" name="Picture"/>
                           <pic:cNvPicPr>
                             <a:picLocks noChangeArrowheads="1" noChangeAspect="1"/>
                           </pic:cNvPicPr>
                         </pic:nvPicPr>
                         <pic:blipFill>
-                          <a:blip r:embed="rId27"/>
+                          <a:blip r:embed="rId28"/>
                           <a:stretch>
                             <a:fillRect/>
                           </a:stretch>
@@ -2294,8 +2626,8 @@
         </w:tc>
       </w:tr>
     </w:tbl>
-    <w:bookmarkEnd w:id="30"/>
-    <w:bookmarkStart w:id="38" w:name="X15054aefb4a44842beecc580bcdef1c6846be17"/>
+    <w:bookmarkEnd w:id="31"/>
+    <w:bookmarkStart w:id="39" w:name="X15054aefb4a44842beecc580bcdef1c6846be17"/>
     <w:p>
       <w:pPr>
         <w:pStyle w:val="Heading1"/>
@@ -2354,12 +2686,12 @@
                 <wp:inline>
                   <wp:extent cx="152400" cy="152400"/>
                   <wp:effectExtent b="0" l="0" r="0" t="0"/>
-                  <wp:docPr descr="" title="" id="31" name="Picture"/>
+                  <wp:docPr descr="" title="" id="32" name="Picture"/>
                   <a:graphic>
                     <a:graphicData uri="http://schemas.openxmlformats.org/drawingml/2006/picture">
                       <pic:pic>
                         <pic:nvPicPr>
-                          <pic:cNvPr descr="/Applications/Positron.app/Contents/Resources/app/quarto/share/formats/docx/note.png" id="32" name="Picture"/>
+                          <pic:cNvPr descr="/Applications/Positron.app/Contents/Resources/app/quarto/share/formats/docx/note.png" id="33" name="Picture"/>
                           <pic:cNvPicPr>
                             <a:picLocks noChangeArrowheads="1" noChangeAspect="1"/>
                           </pic:cNvPicPr>
@@ -2657,7 +2989,7 @@
         <w:rPr>
           <w:rStyle w:val="FunctionTok"/>
         </w:rPr>
-        <w:t xml:space="preserve">geom_jitter</w:t>
+        <w:t xml:space="preserve">geom_point</w:t>
       </w:r>
       <w:r>
         <w:rPr>
@@ -2669,25 +3001,13 @@
         <w:rPr>
           <w:rStyle w:val="AttributeTok"/>
         </w:rPr>
-        <w:t xml:space="preserve">width =</w:t>
-      </w:r>
-      <w:r>
-        <w:rPr>
-          <w:rStyle w:val="NormalTok"/>
-        </w:rPr>
-        <w:t xml:space="preserve"> </w:t>
-      </w:r>
-      <w:r>
-        <w:rPr>
-          <w:rStyle w:val="FloatTok"/>
-        </w:rPr>
-        <w:t xml:space="preserve">0.15</w:t>
-      </w:r>
-      <w:r>
-        <w:rPr>
-          <w:rStyle w:val="NormalTok"/>
-        </w:rPr>
-        <w:t xml:space="preserve">, </w:t>
+        <w:t xml:space="preserve">position =</w:t>
+      </w:r>
+      <w:r>
+        <w:rPr>
+          <w:rStyle w:val="NormalTok"/>
+        </w:rPr>
+        <w:t xml:space="preserve"> jitter_pos, </w:t>
       </w:r>
       <w:r>
         <w:rPr>
@@ -3107,18 +3427,18 @@
           <wp:inline>
             <wp:extent cx="2286000" cy="2286000"/>
             <wp:effectExtent b="0" l="0" r="0" t="0"/>
-            <wp:docPr descr="" title="" id="34" name="Picture"/>
+            <wp:docPr descr="" title="" id="35" name="Picture"/>
             <a:graphic>
               <a:graphicData uri="http://schemas.openxmlformats.org/drawingml/2006/picture">
                 <pic:pic>
                   <pic:nvPicPr>
-                    <pic:cNvPr descr="ggplot_1_lecture_files/figure-docx/scale-manual-demo-1.png" id="35" name="Picture"/>
+                    <pic:cNvPr descr="ggplot_1_lecture_files/figure-docx/scale-manual-demo-1.png" id="36" name="Picture"/>
                     <pic:cNvPicPr>
                       <a:picLocks noChangeArrowheads="1" noChangeAspect="1"/>
                     </pic:cNvPicPr>
                   </pic:nvPicPr>
                   <pic:blipFill>
-                    <a:blip r:embed="rId33"/>
+                    <a:blip r:embed="rId34"/>
                     <a:stretch>
                       <a:fillRect/>
                     </a:stretch>
@@ -3150,7 +3470,7 @@
         <w:pStyle w:val="Compact"/>
         <w:numPr>
           <w:ilvl w:val="0"/>
-          <w:numId w:val="1008"/>
+          <w:numId w:val="1009"/>
         </w:numPr>
       </w:pPr>
       <w:r>
@@ -3186,7 +3506,7 @@
         <w:pStyle w:val="Compact"/>
         <w:numPr>
           <w:ilvl w:val="0"/>
-          <w:numId w:val="1008"/>
+          <w:numId w:val="1009"/>
         </w:numPr>
       </w:pPr>
       <w:r>
@@ -3222,7 +3542,7 @@
         <w:pStyle w:val="Compact"/>
         <w:numPr>
           <w:ilvl w:val="0"/>
-          <w:numId w:val="1008"/>
+          <w:numId w:val="1009"/>
         </w:numPr>
       </w:pPr>
       <w:r>
@@ -3336,18 +3656,18 @@
                 <wp:inline>
                   <wp:extent cx="152400" cy="152400"/>
                   <wp:effectExtent b="0" l="0" r="0" t="0"/>
-                  <wp:docPr descr="" title="" id="36" name="Picture"/>
+                  <wp:docPr descr="" title="" id="37" name="Picture"/>
                   <a:graphic>
                     <a:graphicData uri="http://schemas.openxmlformats.org/drawingml/2006/picture">
                       <pic:pic>
                         <pic:nvPicPr>
-                          <pic:cNvPr descr="/Applications/Positron.app/Contents/Resources/app/quarto/share/formats/docx/warning.png" id="37" name="Picture"/>
+                          <pic:cNvPr descr="/Applications/Positron.app/Contents/Resources/app/quarto/share/formats/docx/warning.png" id="38" name="Picture"/>
                           <pic:cNvPicPr>
                             <a:picLocks noChangeArrowheads="1" noChangeAspect="1"/>
                           </pic:cNvPicPr>
                         </pic:nvPicPr>
                         <pic:blipFill>
-                          <a:blip r:embed="rId27"/>
+                          <a:blip r:embed="rId28"/>
                           <a:stretch>
                             <a:fillRect/>
                           </a:stretch>
@@ -3441,8 +3761,8 @@
         </w:tc>
       </w:tr>
     </w:tbl>
-    <w:bookmarkEnd w:id="38"/>
-    <w:bookmarkStart w:id="39" w:name="activity-3-parts-12-now"/>
+    <w:bookmarkEnd w:id="39"/>
+    <w:bookmarkStart w:id="40" w:name="activity-3-parts-12-now"/>
     <w:p>
       <w:pPr>
         <w:pStyle w:val="Heading1"/>
@@ -3495,8 +3815,8 @@
         <w:t xml:space="preserve">. Predict, type, run.</w:t>
       </w:r>
     </w:p>
-    <w:bookmarkEnd w:id="39"/>
-    <w:bookmarkStart w:id="40" w:name="chunk-2-of-3-small-multiples-with-facets"/>
+    <w:bookmarkEnd w:id="40"/>
+    <w:bookmarkStart w:id="41" w:name="chunk-2-of-3-small-multiples-with-facets"/>
     <w:p>
       <w:pPr>
         <w:pStyle w:val="Heading1"/>
@@ -3559,8 +3879,8 @@
         <w:t xml:space="preserve">🛑 After this chunk you will do Activity Part 3.</w:t>
       </w:r>
     </w:p>
-    <w:bookmarkEnd w:id="40"/>
-    <w:bookmarkStart w:id="44" w:name="facet_wrap-one-panel-per-group"/>
+    <w:bookmarkEnd w:id="41"/>
+    <w:bookmarkStart w:id="45" w:name="facet_wrap-one-panel-per-group"/>
     <w:p>
       <w:pPr>
         <w:pStyle w:val="Heading1"/>
@@ -4084,18 +4404,18 @@
           <wp:inline>
             <wp:extent cx="2286000" cy="2286000"/>
             <wp:effectExtent b="0" l="0" r="0" t="0"/>
-            <wp:docPr descr="" title="" id="42" name="Picture"/>
+            <wp:docPr descr="" title="" id="43" name="Picture"/>
             <a:graphic>
               <a:graphicData uri="http://schemas.openxmlformats.org/drawingml/2006/picture">
                 <pic:pic>
                   <pic:nvPicPr>
-                    <pic:cNvPr descr="ggplot_1_lecture_files/figure-docx/facet-wrap-demo-1.png" id="43" name="Picture"/>
+                    <pic:cNvPr descr="ggplot_1_lecture_files/figure-docx/facet-wrap-demo-1.png" id="44" name="Picture"/>
                     <pic:cNvPicPr>
                       <a:picLocks noChangeArrowheads="1" noChangeAspect="1"/>
                     </pic:cNvPicPr>
                   </pic:nvPicPr>
                   <pic:blipFill>
-                    <a:blip r:embed="rId41"/>
+                    <a:blip r:embed="rId42"/>
                     <a:stretch>
                       <a:fillRect/>
                     </a:stretch>
@@ -4127,7 +4447,7 @@
         <w:pStyle w:val="Compact"/>
         <w:numPr>
           <w:ilvl w:val="0"/>
-          <w:numId w:val="1009"/>
+          <w:numId w:val="1010"/>
         </w:numPr>
       </w:pPr>
       <w:r>
@@ -4179,7 +4499,7 @@
         <w:pStyle w:val="Compact"/>
         <w:numPr>
           <w:ilvl w:val="0"/>
-          <w:numId w:val="1009"/>
+          <w:numId w:val="1010"/>
         </w:numPr>
       </w:pPr>
       <w:r>
@@ -4204,7 +4524,7 @@
         <w:pStyle w:val="Compact"/>
         <w:numPr>
           <w:ilvl w:val="0"/>
-          <w:numId w:val="1009"/>
+          <w:numId w:val="1010"/>
         </w:numPr>
       </w:pPr>
       <w:r>
@@ -4239,8 +4559,8 @@
         </w:r>
       </w:hyperlink>
     </w:p>
-    <w:bookmarkEnd w:id="44"/>
-    <w:bookmarkStart w:id="50" w:name="Xaef0f1a239503d877cd42c765ced481eddf1375"/>
+    <w:bookmarkEnd w:id="45"/>
+    <w:bookmarkStart w:id="51" w:name="Xaef0f1a239503d877cd42c765ced481eddf1375"/>
     <w:p>
       <w:pPr>
         <w:pStyle w:val="Heading1"/>
@@ -4740,18 +5060,18 @@
           <wp:inline>
             <wp:extent cx="2286000" cy="2286000"/>
             <wp:effectExtent b="0" l="0" r="0" t="0"/>
-            <wp:docPr descr="" title="" id="46" name="Picture"/>
+            <wp:docPr descr="" title="" id="47" name="Picture"/>
             <a:graphic>
               <a:graphicData uri="http://schemas.openxmlformats.org/drawingml/2006/picture">
                 <pic:pic>
                   <pic:nvPicPr>
-                    <pic:cNvPr descr="ggplot_1_lecture_files/figure-docx/facet-grid-demo-1.png" id="47" name="Picture"/>
+                    <pic:cNvPr descr="ggplot_1_lecture_files/figure-docx/facet-grid-demo-1.png" id="48" name="Picture"/>
                     <pic:cNvPicPr>
                       <a:picLocks noChangeArrowheads="1" noChangeAspect="1"/>
                     </pic:cNvPicPr>
                   </pic:nvPicPr>
                   <pic:blipFill>
-                    <a:blip r:embed="rId45"/>
+                    <a:blip r:embed="rId46"/>
                     <a:stretch>
                       <a:fillRect/>
                     </a:stretch>
@@ -4783,7 +5103,7 @@
         <w:pStyle w:val="Compact"/>
         <w:numPr>
           <w:ilvl w:val="0"/>
-          <w:numId w:val="1010"/>
+          <w:numId w:val="1011"/>
         </w:numPr>
       </w:pPr>
       <w:r>
@@ -4842,7 +5162,7 @@
         <w:pStyle w:val="Compact"/>
         <w:numPr>
           <w:ilvl w:val="0"/>
-          <w:numId w:val="1010"/>
+          <w:numId w:val="1011"/>
         </w:numPr>
       </w:pPr>
       <w:r>
@@ -4875,7 +5195,7 @@
         <w:pStyle w:val="Compact"/>
         <w:numPr>
           <w:ilvl w:val="0"/>
-          <w:numId w:val="1010"/>
+          <w:numId w:val="1011"/>
         </w:numPr>
       </w:pPr>
       <w:r>
@@ -4966,12 +5286,12 @@
                 <wp:inline>
                   <wp:extent cx="152400" cy="152400"/>
                   <wp:effectExtent b="0" l="0" r="0" t="0"/>
-                  <wp:docPr descr="" title="" id="48" name="Picture"/>
+                  <wp:docPr descr="" title="" id="49" name="Picture"/>
                   <a:graphic>
                     <a:graphicData uri="http://schemas.openxmlformats.org/drawingml/2006/picture">
                       <pic:pic>
                         <pic:nvPicPr>
-                          <pic:cNvPr descr="/Applications/Positron.app/Contents/Resources/app/quarto/share/formats/docx/note.png" id="49" name="Picture"/>
+                          <pic:cNvPr descr="/Applications/Positron.app/Contents/Resources/app/quarto/share/formats/docx/note.png" id="50" name="Picture"/>
                           <pic:cNvPicPr>
                             <a:picLocks noChangeArrowheads="1" noChangeAspect="1"/>
                           </pic:cNvPicPr>
@@ -5130,8 +5450,8 @@
         </w:tc>
       </w:tr>
     </w:tbl>
-    <w:bookmarkEnd w:id="50"/>
-    <w:bookmarkStart w:id="51" w:name="activity-3-part-3-now"/>
+    <w:bookmarkEnd w:id="51"/>
+    <w:bookmarkStart w:id="52" w:name="activity-3-part-3-now"/>
     <w:p>
       <w:pPr>
         <w:pStyle w:val="Heading1"/>
@@ -5190,8 +5510,8 @@
         <w:t xml:space="preserve">version of the histogram. Predict, type, run.</w:t>
       </w:r>
     </w:p>
-    <w:bookmarkEnd w:id="51"/>
-    <w:bookmarkStart w:id="52" w:name="chunk-3-of-3-mean-se-with-stat_summary"/>
+    <w:bookmarkEnd w:id="52"/>
+    <w:bookmarkStart w:id="53" w:name="chunk-3-of-3-mean-se-with-stat_summary"/>
     <w:p>
       <w:pPr>
         <w:pStyle w:val="Heading1"/>
@@ -5239,8 +5559,8 @@
         <w:t xml:space="preserve">🛑 After this chunk you will do Activity Parts 4–5.</w:t>
       </w:r>
     </w:p>
-    <w:bookmarkEnd w:id="52"/>
-    <w:bookmarkStart w:id="56" w:name="stat_summary-the-mean-as-a-layer"/>
+    <w:bookmarkEnd w:id="53"/>
+    <w:bookmarkStart w:id="57" w:name="stat_summary-the-mean-as-a-layer"/>
     <w:p>
       <w:pPr>
         <w:pStyle w:val="Heading1"/>
@@ -5371,7 +5691,7 @@
         <w:rPr>
           <w:rStyle w:val="FunctionTok"/>
         </w:rPr>
-        <w:t xml:space="preserve">geom_jitter</w:t>
+        <w:t xml:space="preserve">geom_point</w:t>
       </w:r>
       <w:r>
         <w:rPr>
@@ -5383,7 +5703,19 @@
         <w:rPr>
           <w:rStyle w:val="AttributeTok"/>
         </w:rPr>
-        <w:t xml:space="preserve">width =</w:t>
+        <w:t xml:space="preserve">position =</w:t>
+      </w:r>
+      <w:r>
+        <w:rPr>
+          <w:rStyle w:val="NormalTok"/>
+        </w:rPr>
+        <w:t xml:space="preserve"> jitter_pos, </w:t>
+      </w:r>
+      <w:r>
+        <w:rPr>
+          <w:rStyle w:val="AttributeTok"/>
+        </w:rPr>
+        <w:t xml:space="preserve">alpha =</w:t>
       </w:r>
       <w:r>
         <w:rPr>
@@ -5395,7 +5727,7 @@
         <w:rPr>
           <w:rStyle w:val="FloatTok"/>
         </w:rPr>
-        <w:t xml:space="preserve">0.15</w:t>
+        <w:t xml:space="preserve">0.4</w:t>
       </w:r>
       <w:r>
         <w:rPr>
@@ -5407,19 +5739,82 @@
         <w:rPr>
           <w:rStyle w:val="AttributeTok"/>
         </w:rPr>
-        <w:t xml:space="preserve">alpha =</w:t>
-      </w:r>
-      <w:r>
-        <w:rPr>
-          <w:rStyle w:val="NormalTok"/>
-        </w:rPr>
-        <w:t xml:space="preserve"> </w:t>
-      </w:r>
-      <w:r>
-        <w:rPr>
-          <w:rStyle w:val="FloatTok"/>
-        </w:rPr>
-        <w:t xml:space="preserve">0.4</w:t>
+        <w:t xml:space="preserve">size =</w:t>
+      </w:r>
+      <w:r>
+        <w:rPr>
+          <w:rStyle w:val="NormalTok"/>
+        </w:rPr>
+        <w:t xml:space="preserve"> </w:t>
+      </w:r>
+      <w:r>
+        <w:rPr>
+          <w:rStyle w:val="DecValTok"/>
+        </w:rPr>
+        <w:t xml:space="preserve">2</w:t>
+      </w:r>
+      <w:r>
+        <w:rPr>
+          <w:rStyle w:val="NormalTok"/>
+        </w:rPr>
+        <w:t xml:space="preserve">) </w:t>
+      </w:r>
+      <w:r>
+        <w:rPr>
+          <w:rStyle w:val="SpecialCharTok"/>
+        </w:rPr>
+        <w:t xml:space="preserve">+</w:t>
+      </w:r>
+      <w:r>
+        <w:br/>
+      </w:r>
+      <w:r>
+        <w:rPr>
+          <w:rStyle w:val="NormalTok"/>
+        </w:rPr>
+        <w:t xml:space="preserve">  </w:t>
+      </w:r>
+      <w:r>
+        <w:rPr>
+          <w:rStyle w:val="FunctionTok"/>
+        </w:rPr>
+        <w:t xml:space="preserve">stat_summary</w:t>
+      </w:r>
+      <w:r>
+        <w:rPr>
+          <w:rStyle w:val="NormalTok"/>
+        </w:rPr>
+        <w:t xml:space="preserve">(</w:t>
+      </w:r>
+      <w:r>
+        <w:rPr>
+          <w:rStyle w:val="AttributeTok"/>
+        </w:rPr>
+        <w:t xml:space="preserve">fun =</w:t>
+      </w:r>
+      <w:r>
+        <w:rPr>
+          <w:rStyle w:val="NormalTok"/>
+        </w:rPr>
+        <w:t xml:space="preserve"> mean, </w:t>
+      </w:r>
+      <w:r>
+        <w:rPr>
+          <w:rStyle w:val="AttributeTok"/>
+        </w:rPr>
+        <w:t xml:space="preserve">geom =</w:t>
+      </w:r>
+      <w:r>
+        <w:rPr>
+          <w:rStyle w:val="NormalTok"/>
+        </w:rPr>
+        <w:t xml:space="preserve"> </w:t>
+      </w:r>
+      <w:r>
+        <w:rPr>
+          <w:rStyle w:val="StringTok"/>
+        </w:rPr>
+        <w:t xml:space="preserve">"point"</w:t>
       </w:r>
       <w:r>
         <w:rPr>
@@ -5443,19 +5838,37 @@
         <w:rPr>
           <w:rStyle w:val="DecValTok"/>
         </w:rPr>
-        <w:t xml:space="preserve">2</w:t>
-      </w:r>
-      <w:r>
-        <w:rPr>
-          <w:rStyle w:val="NormalTok"/>
-        </w:rPr>
-        <w:t xml:space="preserve">) </w:t>
-      </w:r>
-      <w:r>
-        <w:rPr>
-          <w:rStyle w:val="SpecialCharTok"/>
-        </w:rPr>
-        <w:t xml:space="preserve">+</w:t>
+        <w:t xml:space="preserve">4</w:t>
+      </w:r>
+      <w:r>
+        <w:rPr>
+          <w:rStyle w:val="NormalTok"/>
+        </w:rPr>
+        <w:t xml:space="preserve">, </w:t>
+      </w:r>
+      <w:r>
+        <w:rPr>
+          <w:rStyle w:val="AttributeTok"/>
+        </w:rPr>
+        <w:t xml:space="preserve">color =</w:t>
+      </w:r>
+      <w:r>
+        <w:rPr>
+          <w:rStyle w:val="NormalTok"/>
+        </w:rPr>
+        <w:t xml:space="preserve"> </w:t>
+      </w:r>
+      <w:r>
+        <w:rPr>
+          <w:rStyle w:val="StringTok"/>
+        </w:rPr>
+        <w:t xml:space="preserve">"black"</w:t>
+      </w:r>
+      <w:r>
+        <w:rPr>
+          <w:rStyle w:val="NormalTok"/>
+        </w:rPr>
+        <w:t xml:space="preserve">,</w:t>
       </w:r>
       <w:r>
         <w:br/>
@@ -5464,103 +5877,19 @@
         <w:rPr>
           <w:rStyle w:val="NormalTok"/>
         </w:rPr>
-        <w:t xml:space="preserve">  </w:t>
-      </w:r>
-      <w:r>
-        <w:rPr>
-          <w:rStyle w:val="FunctionTok"/>
-        </w:rPr>
-        <w:t xml:space="preserve">stat_summary</w:t>
-      </w:r>
-      <w:r>
-        <w:rPr>
-          <w:rStyle w:val="NormalTok"/>
-        </w:rPr>
-        <w:t xml:space="preserve">(</w:t>
+        <w:t xml:space="preserve">               </w:t>
       </w:r>
       <w:r>
         <w:rPr>
           <w:rStyle w:val="AttributeTok"/>
         </w:rPr>
-        <w:t xml:space="preserve">fun =</w:t>
-      </w:r>
-      <w:r>
-        <w:rPr>
-          <w:rStyle w:val="NormalTok"/>
-        </w:rPr>
-        <w:t xml:space="preserve"> mean, </w:t>
-      </w:r>
-      <w:r>
-        <w:rPr>
-          <w:rStyle w:val="AttributeTok"/>
-        </w:rPr>
-        <w:t xml:space="preserve">geom =</w:t>
-      </w:r>
-      <w:r>
-        <w:rPr>
-          <w:rStyle w:val="NormalTok"/>
-        </w:rPr>
-        <w:t xml:space="preserve"> </w:t>
-      </w:r>
-      <w:r>
-        <w:rPr>
-          <w:rStyle w:val="StringTok"/>
-        </w:rPr>
-        <w:t xml:space="preserve">"point"</w:t>
-      </w:r>
-      <w:r>
-        <w:rPr>
-          <w:rStyle w:val="NormalTok"/>
-        </w:rPr>
-        <w:t xml:space="preserve">, </w:t>
-      </w:r>
-      <w:r>
-        <w:rPr>
-          <w:rStyle w:val="AttributeTok"/>
-        </w:rPr>
-        <w:t xml:space="preserve">size =</w:t>
-      </w:r>
-      <w:r>
-        <w:rPr>
-          <w:rStyle w:val="NormalTok"/>
-        </w:rPr>
-        <w:t xml:space="preserve"> </w:t>
-      </w:r>
-      <w:r>
-        <w:rPr>
-          <w:rStyle w:val="DecValTok"/>
-        </w:rPr>
-        <w:t xml:space="preserve">4</w:t>
-      </w:r>
-      <w:r>
-        <w:rPr>
-          <w:rStyle w:val="NormalTok"/>
-        </w:rPr>
-        <w:t xml:space="preserve">, </w:t>
-      </w:r>
-      <w:r>
-        <w:rPr>
-          <w:rStyle w:val="AttributeTok"/>
-        </w:rPr>
-        <w:t xml:space="preserve">color =</w:t>
-      </w:r>
-      <w:r>
-        <w:rPr>
-          <w:rStyle w:val="NormalTok"/>
-        </w:rPr>
-        <w:t xml:space="preserve"> </w:t>
-      </w:r>
-      <w:r>
-        <w:rPr>
-          <w:rStyle w:val="StringTok"/>
-        </w:rPr>
-        <w:t xml:space="preserve">"black"</w:t>
-      </w:r>
-      <w:r>
-        <w:rPr>
-          <w:rStyle w:val="NormalTok"/>
-        </w:rPr>
-        <w:t xml:space="preserve">) </w:t>
+        <w:t xml:space="preserve">position =</w:t>
+      </w:r>
+      <w:r>
+        <w:rPr>
+          <w:rStyle w:val="NormalTok"/>
+        </w:rPr>
+        <w:t xml:space="preserve"> dodge_pos) </w:t>
       </w:r>
       <w:r>
         <w:rPr>
@@ -5893,18 +6222,18 @@
           <wp:inline>
             <wp:extent cx="2286000" cy="2286000"/>
             <wp:effectExtent b="0" l="0" r="0" t="0"/>
-            <wp:docPr descr="" title="" id="54" name="Picture"/>
+            <wp:docPr descr="" title="" id="55" name="Picture"/>
             <a:graphic>
               <a:graphicData uri="http://schemas.openxmlformats.org/drawingml/2006/picture">
                 <pic:pic>
                   <pic:nvPicPr>
-                    <pic:cNvPr descr="ggplot_1_lecture_files/figure-docx/stat-summary-mean-1.png" id="55" name="Picture"/>
+                    <pic:cNvPr descr="ggplot_1_lecture_files/figure-docx/stat-summary-mean-1.png" id="56" name="Picture"/>
                     <pic:cNvPicPr>
                       <a:picLocks noChangeArrowheads="1" noChangeAspect="1"/>
                     </pic:cNvPicPr>
                   </pic:nvPicPr>
                   <pic:blipFill>
-                    <a:blip r:embed="rId53"/>
+                    <a:blip r:embed="rId54"/>
                     <a:stretch>
                       <a:fillRect/>
                     </a:stretch>
@@ -5936,7 +6265,7 @@
         <w:pStyle w:val="Compact"/>
         <w:numPr>
           <w:ilvl w:val="0"/>
-          <w:numId w:val="1011"/>
+          <w:numId w:val="1012"/>
         </w:numPr>
       </w:pPr>
       <w:r>
@@ -5973,7 +6302,7 @@
         <w:pStyle w:val="Compact"/>
         <w:numPr>
           <w:ilvl w:val="0"/>
-          <w:numId w:val="1011"/>
+          <w:numId w:val="1012"/>
         </w:numPr>
       </w:pPr>
       <w:r>
@@ -6027,7 +6356,7 @@
         <w:pStyle w:val="Compact"/>
         <w:numPr>
           <w:ilvl w:val="0"/>
-          <w:numId w:val="1011"/>
+          <w:numId w:val="1012"/>
         </w:numPr>
       </w:pPr>
       <w:r>
@@ -6048,11 +6377,11 @@
         <w:pStyle w:val="Compact"/>
         <w:numPr>
           <w:ilvl w:val="0"/>
-          <w:numId w:val="1011"/>
+          <w:numId w:val="1012"/>
         </w:numPr>
       </w:pPr>
       <w:r>
-        <w:t xml:space="preserve">Put</w:t>
+        <w:t xml:space="preserve">Put the raw</w:t>
       </w:r>
       <w:r>
         <w:t xml:space="preserve"> </w:t>
@@ -6061,7 +6390,13 @@
         <w:rPr>
           <w:rStyle w:val="VerbatimChar"/>
         </w:rPr>
-        <w:t xml:space="preserve">geom_jitter()</w:t>
+        <w:t xml:space="preserve">geom_point()</w:t>
+      </w:r>
+      <w:r>
+        <w:t xml:space="preserve"> </w:t>
+      </w:r>
+      <w:r>
+        <w:t xml:space="preserve">layer</w:t>
       </w:r>
       <w:r>
         <w:t xml:space="preserve"> </w:t>
@@ -6089,8 +6424,8 @@
         <w:t xml:space="preserve">so the mean sits on top of the raw points, not buried under them</w:t>
       </w:r>
     </w:p>
-    <w:bookmarkEnd w:id="56"/>
-    <w:bookmarkStart w:id="62" w:name="stat_summary-mean-se"/>
+    <w:bookmarkEnd w:id="57"/>
+    <w:bookmarkStart w:id="63" w:name="stat_summary-mean-se"/>
     <w:p>
       <w:pPr>
         <w:pStyle w:val="Heading1"/>
@@ -6149,12 +6484,12 @@
                 <wp:inline>
                   <wp:extent cx="152400" cy="152400"/>
                   <wp:effectExtent b="0" l="0" r="0" t="0"/>
-                  <wp:docPr descr="" title="" id="57" name="Picture"/>
+                  <wp:docPr descr="" title="" id="58" name="Picture"/>
                   <a:graphic>
                     <a:graphicData uri="http://schemas.openxmlformats.org/drawingml/2006/picture">
                       <pic:pic>
                         <pic:nvPicPr>
-                          <pic:cNvPr descr="/Applications/Positron.app/Contents/Resources/app/quarto/share/formats/docx/note.png" id="58" name="Picture"/>
+                          <pic:cNvPr descr="/Applications/Positron.app/Contents/Resources/app/quarto/share/formats/docx/note.png" id="59" name="Picture"/>
                           <pic:cNvPicPr>
                             <a:picLocks noChangeArrowheads="1" noChangeAspect="1"/>
                           </pic:cNvPicPr>
@@ -6368,7 +6703,7 @@
         <w:rPr>
           <w:rStyle w:val="FunctionTok"/>
         </w:rPr>
-        <w:t xml:space="preserve">geom_jitter</w:t>
+        <w:t xml:space="preserve">geom_point</w:t>
       </w:r>
       <w:r>
         <w:rPr>
@@ -6380,6 +6715,264 @@
         <w:rPr>
           <w:rStyle w:val="AttributeTok"/>
         </w:rPr>
+        <w:t xml:space="preserve">position =</w:t>
+      </w:r>
+      <w:r>
+        <w:rPr>
+          <w:rStyle w:val="NormalTok"/>
+        </w:rPr>
+        <w:t xml:space="preserve"> jitter_pos, </w:t>
+      </w:r>
+      <w:r>
+        <w:rPr>
+          <w:rStyle w:val="AttributeTok"/>
+        </w:rPr>
+        <w:t xml:space="preserve">alpha =</w:t>
+      </w:r>
+      <w:r>
+        <w:rPr>
+          <w:rStyle w:val="NormalTok"/>
+        </w:rPr>
+        <w:t xml:space="preserve"> </w:t>
+      </w:r>
+      <w:r>
+        <w:rPr>
+          <w:rStyle w:val="FloatTok"/>
+        </w:rPr>
+        <w:t xml:space="preserve">0.35</w:t>
+      </w:r>
+      <w:r>
+        <w:rPr>
+          <w:rStyle w:val="NormalTok"/>
+        </w:rPr>
+        <w:t xml:space="preserve">, </w:t>
+      </w:r>
+      <w:r>
+        <w:rPr>
+          <w:rStyle w:val="AttributeTok"/>
+        </w:rPr>
+        <w:t xml:space="preserve">size =</w:t>
+      </w:r>
+      <w:r>
+        <w:rPr>
+          <w:rStyle w:val="NormalTok"/>
+        </w:rPr>
+        <w:t xml:space="preserve"> </w:t>
+      </w:r>
+      <w:r>
+        <w:rPr>
+          <w:rStyle w:val="DecValTok"/>
+        </w:rPr>
+        <w:t xml:space="preserve">2</w:t>
+      </w:r>
+      <w:r>
+        <w:rPr>
+          <w:rStyle w:val="NormalTok"/>
+        </w:rPr>
+        <w:t xml:space="preserve">) </w:t>
+      </w:r>
+      <w:r>
+        <w:rPr>
+          <w:rStyle w:val="SpecialCharTok"/>
+        </w:rPr>
+        <w:t xml:space="preserve">+</w:t>
+      </w:r>
+      <w:r>
+        <w:br/>
+      </w:r>
+      <w:r>
+        <w:rPr>
+          <w:rStyle w:val="NormalTok"/>
+        </w:rPr>
+        <w:t xml:space="preserve">  </w:t>
+      </w:r>
+      <w:r>
+        <w:rPr>
+          <w:rStyle w:val="FunctionTok"/>
+        </w:rPr>
+        <w:t xml:space="preserve">stat_summary</w:t>
+      </w:r>
+      <w:r>
+        <w:rPr>
+          <w:rStyle w:val="NormalTok"/>
+        </w:rPr>
+        <w:t xml:space="preserve">(</w:t>
+      </w:r>
+      <w:r>
+        <w:rPr>
+          <w:rStyle w:val="AttributeTok"/>
+        </w:rPr>
+        <w:t xml:space="preserve">fun =</w:t>
+      </w:r>
+      <w:r>
+        <w:rPr>
+          <w:rStyle w:val="NormalTok"/>
+        </w:rPr>
+        <w:t xml:space="preserve"> mean, </w:t>
+      </w:r>
+      <w:r>
+        <w:rPr>
+          <w:rStyle w:val="AttributeTok"/>
+        </w:rPr>
+        <w:t xml:space="preserve">geom =</w:t>
+      </w:r>
+      <w:r>
+        <w:rPr>
+          <w:rStyle w:val="NormalTok"/>
+        </w:rPr>
+        <w:t xml:space="preserve"> </w:t>
+      </w:r>
+      <w:r>
+        <w:rPr>
+          <w:rStyle w:val="StringTok"/>
+        </w:rPr>
+        <w:t xml:space="preserve">"point"</w:t>
+      </w:r>
+      <w:r>
+        <w:rPr>
+          <w:rStyle w:val="NormalTok"/>
+        </w:rPr>
+        <w:t xml:space="preserve">, </w:t>
+      </w:r>
+      <w:r>
+        <w:rPr>
+          <w:rStyle w:val="AttributeTok"/>
+        </w:rPr>
+        <w:t xml:space="preserve">size =</w:t>
+      </w:r>
+      <w:r>
+        <w:rPr>
+          <w:rStyle w:val="NormalTok"/>
+        </w:rPr>
+        <w:t xml:space="preserve"> </w:t>
+      </w:r>
+      <w:r>
+        <w:rPr>
+          <w:rStyle w:val="DecValTok"/>
+        </w:rPr>
+        <w:t xml:space="preserve">4</w:t>
+      </w:r>
+      <w:r>
+        <w:rPr>
+          <w:rStyle w:val="NormalTok"/>
+        </w:rPr>
+        <w:t xml:space="preserve">,</w:t>
+      </w:r>
+      <w:r>
+        <w:br/>
+      </w:r>
+      <w:r>
+        <w:rPr>
+          <w:rStyle w:val="NormalTok"/>
+        </w:rPr>
+        <w:t xml:space="preserve">               </w:t>
+      </w:r>
+      <w:r>
+        <w:rPr>
+          <w:rStyle w:val="AttributeTok"/>
+        </w:rPr>
+        <w:t xml:space="preserve">position =</w:t>
+      </w:r>
+      <w:r>
+        <w:rPr>
+          <w:rStyle w:val="NormalTok"/>
+        </w:rPr>
+        <w:t xml:space="preserve"> dodge_pos) </w:t>
+      </w:r>
+      <w:r>
+        <w:rPr>
+          <w:rStyle w:val="SpecialCharTok"/>
+        </w:rPr>
+        <w:t xml:space="preserve">+</w:t>
+      </w:r>
+      <w:r>
+        <w:br/>
+      </w:r>
+      <w:r>
+        <w:rPr>
+          <w:rStyle w:val="NormalTok"/>
+        </w:rPr>
+        <w:t xml:space="preserve">  </w:t>
+      </w:r>
+      <w:r>
+        <w:rPr>
+          <w:rStyle w:val="FunctionTok"/>
+        </w:rPr>
+        <w:t xml:space="preserve">stat_summary</w:t>
+      </w:r>
+      <w:r>
+        <w:rPr>
+          <w:rStyle w:val="NormalTok"/>
+        </w:rPr>
+        <w:t xml:space="preserve">(</w:t>
+      </w:r>
+      <w:r>
+        <w:br/>
+      </w:r>
+      <w:r>
+        <w:rPr>
+          <w:rStyle w:val="NormalTok"/>
+        </w:rPr>
+        <w:t xml:space="preserve">    </w:t>
+      </w:r>
+      <w:r>
+        <w:rPr>
+          <w:rStyle w:val="AttributeTok"/>
+        </w:rPr>
+        <w:t xml:space="preserve">fun.data =</w:t>
+      </w:r>
+      <w:r>
+        <w:rPr>
+          <w:rStyle w:val="NormalTok"/>
+        </w:rPr>
+        <w:t xml:space="preserve"> mean_se,</w:t>
+      </w:r>
+      <w:r>
+        <w:br/>
+      </w:r>
+      <w:r>
+        <w:rPr>
+          <w:rStyle w:val="NormalTok"/>
+        </w:rPr>
+        <w:t xml:space="preserve">    </w:t>
+      </w:r>
+      <w:r>
+        <w:rPr>
+          <w:rStyle w:val="AttributeTok"/>
+        </w:rPr>
+        <w:t xml:space="preserve">geom =</w:t>
+      </w:r>
+      <w:r>
+        <w:rPr>
+          <w:rStyle w:val="NormalTok"/>
+        </w:rPr>
+        <w:t xml:space="preserve"> </w:t>
+      </w:r>
+      <w:r>
+        <w:rPr>
+          <w:rStyle w:val="StringTok"/>
+        </w:rPr>
+        <w:t xml:space="preserve">"errorbar"</w:t>
+      </w:r>
+      <w:r>
+        <w:rPr>
+          <w:rStyle w:val="NormalTok"/>
+        </w:rPr>
+        <w:t xml:space="preserve">,</w:t>
+      </w:r>
+      <w:r>
+        <w:br/>
+      </w:r>
+      <w:r>
+        <w:rPr>
+          <w:rStyle w:val="NormalTok"/>
+        </w:rPr>
+        <w:t xml:space="preserve">    </w:t>
+      </w:r>
+      <w:r>
+        <w:rPr>
+          <w:rStyle w:val="AttributeTok"/>
+        </w:rPr>
         <w:t xml:space="preserve">width =</w:t>
       </w:r>
       <w:r>
@@ -6398,13 +6991,22 @@
         <w:rPr>
           <w:rStyle w:val="NormalTok"/>
         </w:rPr>
-        <w:t xml:space="preserve">, </w:t>
+        <w:t xml:space="preserve">,</w:t>
+      </w:r>
+      <w:r>
+        <w:br/>
+      </w:r>
+      <w:r>
+        <w:rPr>
+          <w:rStyle w:val="NormalTok"/>
+        </w:rPr>
+        <w:t xml:space="preserve">    </w:t>
       </w:r>
       <w:r>
         <w:rPr>
           <w:rStyle w:val="AttributeTok"/>
         </w:rPr>
-        <w:t xml:space="preserve">alpha =</w:t>
+        <w:t xml:space="preserve">linewidth =</w:t>
       </w:r>
       <w:r>
         <w:rPr>
@@ -6416,265 +7018,34 @@
         <w:rPr>
           <w:rStyle w:val="FloatTok"/>
         </w:rPr>
-        <w:t xml:space="preserve">0.35</w:t>
-      </w:r>
-      <w:r>
-        <w:rPr>
-          <w:rStyle w:val="NormalTok"/>
-        </w:rPr>
-        <w:t xml:space="preserve">, </w:t>
+        <w:t xml:space="preserve">0.9</w:t>
+      </w:r>
+      <w:r>
+        <w:rPr>
+          <w:rStyle w:val="NormalTok"/>
+        </w:rPr>
+        <w:t xml:space="preserve">,</w:t>
+      </w:r>
+      <w:r>
+        <w:br/>
+      </w:r>
+      <w:r>
+        <w:rPr>
+          <w:rStyle w:val="NormalTok"/>
+        </w:rPr>
+        <w:t xml:space="preserve">    </w:t>
       </w:r>
       <w:r>
         <w:rPr>
           <w:rStyle w:val="AttributeTok"/>
         </w:rPr>
-        <w:t xml:space="preserve">size =</w:t>
-      </w:r>
-      <w:r>
-        <w:rPr>
-          <w:rStyle w:val="NormalTok"/>
-        </w:rPr>
-        <w:t xml:space="preserve"> </w:t>
-      </w:r>
-      <w:r>
-        <w:rPr>
-          <w:rStyle w:val="DecValTok"/>
-        </w:rPr>
-        <w:t xml:space="preserve">2</w:t>
-      </w:r>
-      <w:r>
-        <w:rPr>
-          <w:rStyle w:val="NormalTok"/>
-        </w:rPr>
-        <w:t xml:space="preserve">) </w:t>
-      </w:r>
-      <w:r>
-        <w:rPr>
-          <w:rStyle w:val="SpecialCharTok"/>
-        </w:rPr>
-        <w:t xml:space="preserve">+</w:t>
-      </w:r>
-      <w:r>
-        <w:br/>
-      </w:r>
-      <w:r>
-        <w:rPr>
-          <w:rStyle w:val="NormalTok"/>
-        </w:rPr>
-        <w:t xml:space="preserve">  </w:t>
-      </w:r>
-      <w:r>
-        <w:rPr>
-          <w:rStyle w:val="FunctionTok"/>
-        </w:rPr>
-        <w:t xml:space="preserve">stat_summary</w:t>
-      </w:r>
-      <w:r>
-        <w:rPr>
-          <w:rStyle w:val="NormalTok"/>
-        </w:rPr>
-        <w:t xml:space="preserve">(</w:t>
-      </w:r>
-      <w:r>
-        <w:rPr>
-          <w:rStyle w:val="AttributeTok"/>
-        </w:rPr>
-        <w:t xml:space="preserve">fun =</w:t>
-      </w:r>
-      <w:r>
-        <w:rPr>
-          <w:rStyle w:val="NormalTok"/>
-        </w:rPr>
-        <w:t xml:space="preserve"> mean, </w:t>
-      </w:r>
-      <w:r>
-        <w:rPr>
-          <w:rStyle w:val="AttributeTok"/>
-        </w:rPr>
-        <w:t xml:space="preserve">geom =</w:t>
-      </w:r>
-      <w:r>
-        <w:rPr>
-          <w:rStyle w:val="NormalTok"/>
-        </w:rPr>
-        <w:t xml:space="preserve"> </w:t>
-      </w:r>
-      <w:r>
-        <w:rPr>
-          <w:rStyle w:val="StringTok"/>
-        </w:rPr>
-        <w:t xml:space="preserve">"point"</w:t>
-      </w:r>
-      <w:r>
-        <w:rPr>
-          <w:rStyle w:val="NormalTok"/>
-        </w:rPr>
-        <w:t xml:space="preserve">, </w:t>
-      </w:r>
-      <w:r>
-        <w:rPr>
-          <w:rStyle w:val="AttributeTok"/>
-        </w:rPr>
-        <w:t xml:space="preserve">size =</w:t>
-      </w:r>
-      <w:r>
-        <w:rPr>
-          <w:rStyle w:val="NormalTok"/>
-        </w:rPr>
-        <w:t xml:space="preserve"> </w:t>
-      </w:r>
-      <w:r>
-        <w:rPr>
-          <w:rStyle w:val="DecValTok"/>
-        </w:rPr>
-        <w:t xml:space="preserve">4</w:t>
-      </w:r>
-      <w:r>
-        <w:rPr>
-          <w:rStyle w:val="NormalTok"/>
-        </w:rPr>
-        <w:t xml:space="preserve">) </w:t>
-      </w:r>
-      <w:r>
-        <w:rPr>
-          <w:rStyle w:val="SpecialCharTok"/>
-        </w:rPr>
-        <w:t xml:space="preserve">+</w:t>
-      </w:r>
-      <w:r>
-        <w:br/>
-      </w:r>
-      <w:r>
-        <w:rPr>
-          <w:rStyle w:val="NormalTok"/>
-        </w:rPr>
-        <w:t xml:space="preserve">  </w:t>
-      </w:r>
-      <w:r>
-        <w:rPr>
-          <w:rStyle w:val="FunctionTok"/>
-        </w:rPr>
-        <w:t xml:space="preserve">stat_summary</w:t>
-      </w:r>
-      <w:r>
-        <w:rPr>
-          <w:rStyle w:val="NormalTok"/>
-        </w:rPr>
-        <w:t xml:space="preserve">(</w:t>
-      </w:r>
-      <w:r>
-        <w:br/>
-      </w:r>
-      <w:r>
-        <w:rPr>
-          <w:rStyle w:val="NormalTok"/>
-        </w:rPr>
-        <w:t xml:space="preserve">    </w:t>
-      </w:r>
-      <w:r>
-        <w:rPr>
-          <w:rStyle w:val="AttributeTok"/>
-        </w:rPr>
-        <w:t xml:space="preserve">fun.data =</w:t>
-      </w:r>
-      <w:r>
-        <w:rPr>
-          <w:rStyle w:val="NormalTok"/>
-        </w:rPr>
-        <w:t xml:space="preserve"> mean_se,</w:t>
-      </w:r>
-      <w:r>
-        <w:br/>
-      </w:r>
-      <w:r>
-        <w:rPr>
-          <w:rStyle w:val="NormalTok"/>
-        </w:rPr>
-        <w:t xml:space="preserve">    </w:t>
-      </w:r>
-      <w:r>
-        <w:rPr>
-          <w:rStyle w:val="AttributeTok"/>
-        </w:rPr>
-        <w:t xml:space="preserve">geom =</w:t>
-      </w:r>
-      <w:r>
-        <w:rPr>
-          <w:rStyle w:val="NormalTok"/>
-        </w:rPr>
-        <w:t xml:space="preserve"> </w:t>
-      </w:r>
-      <w:r>
-        <w:rPr>
-          <w:rStyle w:val="StringTok"/>
-        </w:rPr>
-        <w:t xml:space="preserve">"errorbar"</w:t>
-      </w:r>
-      <w:r>
-        <w:rPr>
-          <w:rStyle w:val="NormalTok"/>
-        </w:rPr>
-        <w:t xml:space="preserve">,</w:t>
-      </w:r>
-      <w:r>
-        <w:br/>
-      </w:r>
-      <w:r>
-        <w:rPr>
-          <w:rStyle w:val="NormalTok"/>
-        </w:rPr>
-        <w:t xml:space="preserve">    </w:t>
-      </w:r>
-      <w:r>
-        <w:rPr>
-          <w:rStyle w:val="AttributeTok"/>
-        </w:rPr>
-        <w:t xml:space="preserve">width =</w:t>
-      </w:r>
-      <w:r>
-        <w:rPr>
-          <w:rStyle w:val="NormalTok"/>
-        </w:rPr>
-        <w:t xml:space="preserve"> </w:t>
-      </w:r>
-      <w:r>
-        <w:rPr>
-          <w:rStyle w:val="FloatTok"/>
-        </w:rPr>
-        <w:t xml:space="preserve">0.15</w:t>
-      </w:r>
-      <w:r>
-        <w:rPr>
-          <w:rStyle w:val="NormalTok"/>
-        </w:rPr>
-        <w:t xml:space="preserve">,</w:t>
-      </w:r>
-      <w:r>
-        <w:br/>
-      </w:r>
-      <w:r>
-        <w:rPr>
-          <w:rStyle w:val="NormalTok"/>
-        </w:rPr>
-        <w:t xml:space="preserve">    </w:t>
-      </w:r>
-      <w:r>
-        <w:rPr>
-          <w:rStyle w:val="AttributeTok"/>
-        </w:rPr>
-        <w:t xml:space="preserve">linewidth =</w:t>
-      </w:r>
-      <w:r>
-        <w:rPr>
-          <w:rStyle w:val="NormalTok"/>
-        </w:rPr>
-        <w:t xml:space="preserve"> </w:t>
-      </w:r>
-      <w:r>
-        <w:rPr>
-          <w:rStyle w:val="FloatTok"/>
-        </w:rPr>
-        <w:t xml:space="preserve">0.9</w:t>
+        <w:t xml:space="preserve">position =</w:t>
+      </w:r>
+      <w:r>
+        <w:rPr>
+          <w:rStyle w:val="NormalTok"/>
+        </w:rPr>
+        <w:t xml:space="preserve"> dodge_pos</w:t>
       </w:r>
       <w:r>
         <w:br/>
@@ -7028,18 +7399,18 @@
           <wp:inline>
             <wp:extent cx="2286000" cy="2286000"/>
             <wp:effectExtent b="0" l="0" r="0" t="0"/>
-            <wp:docPr descr="" title="" id="60" name="Picture"/>
+            <wp:docPr descr="" title="" id="61" name="Picture"/>
             <a:graphic>
               <a:graphicData uri="http://schemas.openxmlformats.org/drawingml/2006/picture">
                 <pic:pic>
                   <pic:nvPicPr>
-                    <pic:cNvPr descr="ggplot_1_lecture_files/figure-docx/stat-summary-se-1.png" id="61" name="Picture"/>
+                    <pic:cNvPr descr="ggplot_1_lecture_files/figure-docx/stat-summary-se-1.png" id="62" name="Picture"/>
                     <pic:cNvPicPr>
                       <a:picLocks noChangeArrowheads="1" noChangeAspect="1"/>
                     </pic:cNvPicPr>
                   </pic:nvPicPr>
                   <pic:blipFill>
-                    <a:blip r:embed="rId59"/>
+                    <a:blip r:embed="rId60"/>
                     <a:stretch>
                       <a:fillRect/>
                     </a:stretch>
@@ -7204,7 +7575,7 @@
         <w:pStyle w:val="Compact"/>
         <w:numPr>
           <w:ilvl w:val="0"/>
-          <w:numId w:val="1012"/>
+          <w:numId w:val="1013"/>
         </w:numPr>
       </w:pPr>
       <w:r>
@@ -7234,120 +7605,6 @@
       </w:r>
       <w:r>
         <w:t xml:space="preserve">)</w:t>
-      </w:r>
-    </w:p>
-    <w:p>
-      <w:pPr>
-        <w:pStyle w:val="Compact"/>
-        <w:numPr>
-          <w:ilvl w:val="0"/>
-          <w:numId w:val="1012"/>
-        </w:numPr>
-      </w:pPr>
-      <w:r>
-        <w:t xml:space="preserve">Mean as a</w:t>
-      </w:r>
-      <w:r>
-        <w:t xml:space="preserve"> </w:t>
-      </w:r>
-      <w:r>
-        <w:rPr>
-          <w:b/>
-          <w:bCs/>
-        </w:rPr>
-        <w:t xml:space="preserve">larger foreground point</w:t>
-      </w:r>
-    </w:p>
-    <w:p>
-      <w:pPr>
-        <w:pStyle w:val="Compact"/>
-        <w:numPr>
-          <w:ilvl w:val="0"/>
-          <w:numId w:val="1012"/>
-        </w:numPr>
-      </w:pPr>
-      <w:r>
-        <w:t xml:space="preserve">Error bars =</w:t>
-      </w:r>
-      <w:r>
-        <w:t xml:space="preserve"> </w:t>
-      </w:r>
-      <w:r>
-        <w:rPr>
-          <w:b/>
-          <w:bCs/>
-        </w:rPr>
-        <w:t xml:space="preserve">± 1 SE</w:t>
-      </w:r>
-    </w:p>
-    <w:p>
-      <w:pPr>
-        <w:pStyle w:val="FirstParagraph"/>
-      </w:pPr>
-      <w:r>
-        <w:t xml:space="preserve">📖 Whitlock &amp; Schluter, Ch. 3 —</w:t>
-      </w:r>
-      <w:r>
-        <w:t xml:space="preserve"> </w:t>
-      </w:r>
-      <w:r>
-        <w:rPr>
-          <w:i/>
-          <w:iCs/>
-        </w:rPr>
-        <w:t xml:space="preserve">Describing Data</w:t>
-      </w:r>
-    </w:p>
-    <w:bookmarkEnd w:id="62"/>
-    <w:bookmarkStart w:id="63" w:name="activity-3-parts-45-now"/>
-    <w:p>
-      <w:pPr>
-        <w:pStyle w:val="Heading1"/>
-      </w:pPr>
-      <w:r>
-        <w:t xml:space="preserve">→ ACTIVITY 3 Parts 4–5 now</w:t>
-      </w:r>
-    </w:p>
-    <w:p>
-      <w:pPr>
-        <w:pStyle w:val="FirstParagraph"/>
-      </w:pPr>
-      <w:r>
-        <w:rPr>
-          <w:b/>
-          <w:bCs/>
-        </w:rPr>
-        <w:t xml:space="preserve">🛑 Go to Activity 3 — Parts 4–5</w:t>
-      </w:r>
-    </w:p>
-    <w:p>
-      <w:pPr>
-        <w:pStyle w:val="BodyText"/>
-      </w:pPr>
-      <w:r>
-        <w:t xml:space="preserve">Close the slides. Build your own mean ± SE plot, then save it to</w:t>
-      </w:r>
-      <w:r>
-        <w:t xml:space="preserve"> </w:t>
-      </w:r>
-      <w:r>
-        <w:rPr>
-          <w:rStyle w:val="VerbatimChar"/>
-        </w:rPr>
-        <w:t xml:space="preserve">figures/</w:t>
-      </w:r>
-      <w:r>
-        <w:t xml:space="preserve">.</w:t>
-      </w:r>
-    </w:p>
-    <w:bookmarkEnd w:id="63"/>
-    <w:bookmarkStart w:id="64" w:name="what-we-learned-today"/>
-    <w:p>
-      <w:pPr>
-        <w:pStyle w:val="Heading1"/>
-      </w:pPr>
-      <w:r>
-        <w:t xml:space="preserve">What We Learned Today</w:t>
       </w:r>
     </w:p>
     <w:p>
@@ -7359,16 +7616,17 @@
         </w:numPr>
       </w:pPr>
       <w:r>
-        <w:t xml:space="preserve">Pipe straight into a plot:</w:t>
-      </w:r>
-      <w:r>
-        <w:t xml:space="preserve"> </w:t>
-      </w:r>
-      <w:r>
-        <w:rPr>
-          <w:rStyle w:val="VerbatimChar"/>
-        </w:rPr>
-        <w:t xml:space="preserve">leaf_df %&gt;% ggplot(...)</w:t>
+        <w:t xml:space="preserve">Mean as a</w:t>
+      </w:r>
+      <w:r>
+        <w:t xml:space="preserve"> </w:t>
+      </w:r>
+      <w:r>
+        <w:rPr>
+          <w:b/>
+          <w:bCs/>
+        </w:rPr>
+        <w:t xml:space="preserve">larger foreground point</w:t>
       </w:r>
     </w:p>
     <w:p>
@@ -7380,31 +7638,17 @@
         </w:numPr>
       </w:pPr>
       <w:r>
-        <w:rPr>
-          <w:rStyle w:val="VerbatimChar"/>
-        </w:rPr>
-        <w:t xml:space="preserve">scale_color_manual()</w:t>
-      </w:r>
-      <w:r>
-        <w:t xml:space="preserve"> </w:t>
-      </w:r>
-      <w:r>
-        <w:t xml:space="preserve">/</w:t>
-      </w:r>
-      <w:r>
-        <w:t xml:space="preserve"> </w:t>
-      </w:r>
-      <w:r>
-        <w:rPr>
-          <w:rStyle w:val="VerbatimChar"/>
-        </w:rPr>
-        <w:t xml:space="preserve">scale_fill_manual()</w:t>
-      </w:r>
-      <w:r>
-        <w:t xml:space="preserve"> </w:t>
-      </w:r>
-      <w:r>
-        <w:t xml:space="preserve">— colors you choose, not colors ggplot guesses</w:t>
+        <w:t xml:space="preserve">Error bars =</w:t>
+      </w:r>
+      <w:r>
+        <w:t xml:space="preserve"> </w:t>
+      </w:r>
+      <w:r>
+        <w:rPr>
+          <w:b/>
+          <w:bCs/>
+        </w:rPr>
+        <w:t xml:space="preserve">± 1 SE</w:t>
       </w:r>
     </w:p>
     <w:p>
@@ -7416,70 +7660,144 @@
         </w:numPr>
       </w:pPr>
       <w:r>
-        <w:rPr>
-          <w:rStyle w:val="VerbatimChar"/>
-        </w:rPr>
-        <w:t xml:space="preserve">facet_wrap(~var)</w:t>
-      </w:r>
-      <w:r>
-        <w:t xml:space="preserve"> </w:t>
-      </w:r>
-      <w:r>
-        <w:t xml:space="preserve">— one panel per group, wraps automatically</w:t>
-      </w:r>
-    </w:p>
-    <w:p>
-      <w:pPr>
-        <w:pStyle w:val="Compact"/>
-        <w:numPr>
-          <w:ilvl w:val="0"/>
-          <w:numId w:val="1013"/>
-        </w:numPr>
-      </w:pPr>
-      <w:r>
-        <w:rPr>
-          <w:rStyle w:val="VerbatimChar"/>
-        </w:rPr>
-        <w:t xml:space="preserve">facet_grid(rows ~ cols)</w:t>
-      </w:r>
-      <w:r>
-        <w:t xml:space="preserve"> </w:t>
-      </w:r>
-      <w:r>
-        <w:t xml:space="preserve">— strict grid, best with two grouping variables</w:t>
-      </w:r>
-    </w:p>
-    <w:p>
-      <w:pPr>
-        <w:pStyle w:val="Compact"/>
-        <w:numPr>
-          <w:ilvl w:val="0"/>
-          <w:numId w:val="1013"/>
-        </w:numPr>
-      </w:pPr>
-      <w:r>
-        <w:rPr>
-          <w:rStyle w:val="VerbatimChar"/>
-        </w:rPr>
-        <w:t xml:space="preserve">stat_summary()</w:t>
-      </w:r>
-      <w:r>
-        <w:t xml:space="preserve"> </w:t>
-      </w:r>
-      <w:r>
-        <w:t xml:space="preserve">— mean and mean ± SE, drawn directly from raw data</w:t>
-      </w:r>
-    </w:p>
-    <w:p>
-      <w:pPr>
-        <w:pStyle w:val="FirstParagraph"/>
-      </w:pPr>
+        <w:t xml:space="preserve">The mean point and the error bar share</w:t>
+      </w:r>
+      <w:r>
+        <w:t xml:space="preserve"> </w:t>
+      </w:r>
       <w:r>
         <w:rPr>
           <w:b/>
           <w:bCs/>
         </w:rPr>
-        <w:t xml:space="preserve">References:</w:t>
+        <w:t xml:space="preserve">one</w:t>
+      </w:r>
+      <w:r>
+        <w:t xml:space="preserve"> </w:t>
+      </w:r>
+      <w:r>
+        <w:rPr>
+          <w:rStyle w:val="VerbatimChar"/>
+        </w:rPr>
+        <w:t xml:space="preserve">position = dodge_pos</w:t>
+      </w:r>
+      <w:r>
+        <w:t xml:space="preserve">, so they always line up. With one group per x it has no visible effect yet — add</w:t>
+      </w:r>
+      <w:r>
+        <w:t xml:space="preserve"> </w:t>
+      </w:r>
+      <w:r>
+        <w:rPr>
+          <w:rStyle w:val="VerbatimChar"/>
+        </w:rPr>
+        <w:t xml:space="preserve">color = sex</w:t>
+      </w:r>
+      <w:r>
+        <w:t xml:space="preserve"> </w:t>
+      </w:r>
+      <w:r>
+        <w:t xml:space="preserve">and the same</w:t>
+      </w:r>
+      <w:r>
+        <w:t xml:space="preserve"> </w:t>
+      </w:r>
+      <w:r>
+        <w:rPr>
+          <w:rStyle w:val="VerbatimChar"/>
+        </w:rPr>
+        <w:t xml:space="preserve">dodge_pos</w:t>
+      </w:r>
+      <w:r>
+        <w:t xml:space="preserve"> </w:t>
+      </w:r>
+      <w:r>
+        <w:t xml:space="preserve">fans the two groups apart, and you’d hang a</w:t>
+      </w:r>
+      <w:r>
+        <w:t xml:space="preserve"> </w:t>
+      </w:r>
+      <w:r>
+        <w:rPr>
+          <w:rStyle w:val="VerbatimChar"/>
+        </w:rPr>
+        <w:t xml:space="preserve">geom_line(position = dodge_pos)</w:t>
+      </w:r>
+      <w:r>
+        <w:t xml:space="preserve"> </w:t>
+      </w:r>
+      <w:r>
+        <w:t xml:space="preserve">off it to connect them</w:t>
+      </w:r>
+    </w:p>
+    <w:p>
+      <w:pPr>
+        <w:pStyle w:val="FirstParagraph"/>
+      </w:pPr>
+      <w:r>
+        <w:t xml:space="preserve">📖 Whitlock &amp; Schluter, Ch. 3 —</w:t>
+      </w:r>
+      <w:r>
+        <w:t xml:space="preserve"> </w:t>
+      </w:r>
+      <w:r>
+        <w:rPr>
+          <w:i/>
+          <w:iCs/>
+        </w:rPr>
+        <w:t xml:space="preserve">Describing Data</w:t>
+      </w:r>
+    </w:p>
+    <w:bookmarkEnd w:id="63"/>
+    <w:bookmarkStart w:id="64" w:name="activity-3-parts-45-now"/>
+    <w:p>
+      <w:pPr>
+        <w:pStyle w:val="Heading1"/>
+      </w:pPr>
+      <w:r>
+        <w:t xml:space="preserve">→ ACTIVITY 3 Parts 4–5 now</w:t>
+      </w:r>
+    </w:p>
+    <w:p>
+      <w:pPr>
+        <w:pStyle w:val="FirstParagraph"/>
+      </w:pPr>
+      <w:r>
+        <w:rPr>
+          <w:b/>
+          <w:bCs/>
+        </w:rPr>
+        <w:t xml:space="preserve">🛑 Go to Activity 3 — Parts 4–5</w:t>
+      </w:r>
+    </w:p>
+    <w:p>
+      <w:pPr>
+        <w:pStyle w:val="BodyText"/>
+      </w:pPr>
+      <w:r>
+        <w:t xml:space="preserve">Close the slides. Build your own mean ± SE plot, then save it to</w:t>
+      </w:r>
+      <w:r>
+        <w:t xml:space="preserve"> </w:t>
+      </w:r>
+      <w:r>
+        <w:rPr>
+          <w:rStyle w:val="VerbatimChar"/>
+        </w:rPr>
+        <w:t xml:space="preserve">figures/</w:t>
+      </w:r>
+      <w:r>
+        <w:t xml:space="preserve">.</w:t>
+      </w:r>
+    </w:p>
+    <w:bookmarkEnd w:id="64"/>
+    <w:bookmarkStart w:id="65" w:name="what-we-learned-today"/>
+    <w:p>
+      <w:pPr>
+        <w:pStyle w:val="Heading1"/>
+      </w:pPr>
+      <w:r>
+        <w:t xml:space="preserve">What We Learned Today</w:t>
       </w:r>
     </w:p>
     <w:p>
@@ -7491,17 +7809,16 @@
         </w:numPr>
       </w:pPr>
       <w:r>
-        <w:t xml:space="preserve">📖 Whitlock &amp; Schluter, Ch. 2 —</w:t>
-      </w:r>
-      <w:r>
-        <w:t xml:space="preserve"> </w:t>
-      </w:r>
-      <w:r>
-        <w:rPr>
-          <w:i/>
-          <w:iCs/>
-        </w:rPr>
-        <w:t xml:space="preserve">Displaying Data</w:t>
+        <w:t xml:space="preserve">Pipe straight into a plot:</w:t>
+      </w:r>
+      <w:r>
+        <w:t xml:space="preserve"> </w:t>
+      </w:r>
+      <w:r>
+        <w:rPr>
+          <w:rStyle w:val="VerbatimChar"/>
+        </w:rPr>
+        <w:t xml:space="preserve">leaf_df %&gt;% ggplot(...)</w:t>
       </w:r>
     </w:p>
     <w:p>
@@ -7510,6 +7827,172 @@
         <w:numPr>
           <w:ilvl w:val="0"/>
           <w:numId w:val="1014"/>
+        </w:numPr>
+      </w:pPr>
+      <w:r>
+        <w:rPr>
+          <w:rStyle w:val="VerbatimChar"/>
+        </w:rPr>
+        <w:t xml:space="preserve">scale_color_manual()</w:t>
+      </w:r>
+      <w:r>
+        <w:t xml:space="preserve"> </w:t>
+      </w:r>
+      <w:r>
+        <w:t xml:space="preserve">/</w:t>
+      </w:r>
+      <w:r>
+        <w:t xml:space="preserve"> </w:t>
+      </w:r>
+      <w:r>
+        <w:rPr>
+          <w:rStyle w:val="VerbatimChar"/>
+        </w:rPr>
+        <w:t xml:space="preserve">scale_fill_manual()</w:t>
+      </w:r>
+      <w:r>
+        <w:t xml:space="preserve"> </w:t>
+      </w:r>
+      <w:r>
+        <w:t xml:space="preserve">— colors you choose, not colors ggplot guesses</w:t>
+      </w:r>
+    </w:p>
+    <w:p>
+      <w:pPr>
+        <w:pStyle w:val="Compact"/>
+        <w:numPr>
+          <w:ilvl w:val="0"/>
+          <w:numId w:val="1014"/>
+        </w:numPr>
+      </w:pPr>
+      <w:r>
+        <w:rPr>
+          <w:rStyle w:val="VerbatimChar"/>
+        </w:rPr>
+        <w:t xml:space="preserve">facet_wrap(~var)</w:t>
+      </w:r>
+      <w:r>
+        <w:t xml:space="preserve"> </w:t>
+      </w:r>
+      <w:r>
+        <w:t xml:space="preserve">— one panel per group, wraps automatically</w:t>
+      </w:r>
+    </w:p>
+    <w:p>
+      <w:pPr>
+        <w:pStyle w:val="Compact"/>
+        <w:numPr>
+          <w:ilvl w:val="0"/>
+          <w:numId w:val="1014"/>
+        </w:numPr>
+      </w:pPr>
+      <w:r>
+        <w:rPr>
+          <w:rStyle w:val="VerbatimChar"/>
+        </w:rPr>
+        <w:t xml:space="preserve">facet_grid(rows ~ cols)</w:t>
+      </w:r>
+      <w:r>
+        <w:t xml:space="preserve"> </w:t>
+      </w:r>
+      <w:r>
+        <w:t xml:space="preserve">— strict grid, best with two grouping variables</w:t>
+      </w:r>
+    </w:p>
+    <w:p>
+      <w:pPr>
+        <w:pStyle w:val="Compact"/>
+        <w:numPr>
+          <w:ilvl w:val="0"/>
+          <w:numId w:val="1014"/>
+        </w:numPr>
+      </w:pPr>
+      <w:r>
+        <w:rPr>
+          <w:rStyle w:val="VerbatimChar"/>
+        </w:rPr>
+        <w:t xml:space="preserve">stat_summary()</w:t>
+      </w:r>
+      <w:r>
+        <w:t xml:space="preserve"> </w:t>
+      </w:r>
+      <w:r>
+        <w:t xml:space="preserve">— mean and mean ± SE, drawn directly from raw data</w:t>
+      </w:r>
+    </w:p>
+    <w:p>
+      <w:pPr>
+        <w:pStyle w:val="Compact"/>
+        <w:numPr>
+          <w:ilvl w:val="0"/>
+          <w:numId w:val="1014"/>
+        </w:numPr>
+      </w:pPr>
+      <w:r>
+        <w:t xml:space="preserve">Positions defined once at the top (</w:t>
+      </w:r>
+      <w:r>
+        <w:rPr>
+          <w:rStyle w:val="VerbatimChar"/>
+        </w:rPr>
+        <w:t xml:space="preserve">jitter_pos</w:t>
+      </w:r>
+      <w:r>
+        <w:t xml:space="preserve">,</w:t>
+      </w:r>
+      <w:r>
+        <w:t xml:space="preserve"> </w:t>
+      </w:r>
+      <w:r>
+        <w:rPr>
+          <w:rStyle w:val="VerbatimChar"/>
+        </w:rPr>
+        <w:t xml:space="preserve">dodge_pos</w:t>
+      </w:r>
+      <w:r>
+        <w:t xml:space="preserve">) and reused on every layer</w:t>
+      </w:r>
+    </w:p>
+    <w:p>
+      <w:pPr>
+        <w:pStyle w:val="FirstParagraph"/>
+      </w:pPr>
+      <w:r>
+        <w:rPr>
+          <w:b/>
+          <w:bCs/>
+        </w:rPr>
+        <w:t xml:space="preserve">References:</w:t>
+      </w:r>
+    </w:p>
+    <w:p>
+      <w:pPr>
+        <w:pStyle w:val="Compact"/>
+        <w:numPr>
+          <w:ilvl w:val="0"/>
+          <w:numId w:val="1015"/>
+        </w:numPr>
+      </w:pPr>
+      <w:r>
+        <w:t xml:space="preserve">📖 Whitlock &amp; Schluter, Ch. 2 —</w:t>
+      </w:r>
+      <w:r>
+        <w:t xml:space="preserve"> </w:t>
+      </w:r>
+      <w:r>
+        <w:rPr>
+          <w:i/>
+          <w:iCs/>
+        </w:rPr>
+        <w:t xml:space="preserve">Displaying Data</w:t>
+      </w:r>
+    </w:p>
+    <w:p>
+      <w:pPr>
+        <w:pStyle w:val="Compact"/>
+        <w:numPr>
+          <w:ilvl w:val="0"/>
+          <w:numId w:val="1015"/>
         </w:numPr>
       </w:pPr>
       <w:r>
@@ -7538,7 +8021,7 @@
         <w:pStyle w:val="Compact"/>
         <w:numPr>
           <w:ilvl w:val="0"/>
-          <w:numId w:val="1014"/>
+          <w:numId w:val="1015"/>
         </w:numPr>
       </w:pPr>
       <w:r>
@@ -7579,7 +8062,7 @@
         <w:pStyle w:val="Compact"/>
         <w:numPr>
           <w:ilvl w:val="0"/>
-          <w:numId w:val="1015"/>
+          <w:numId w:val="1016"/>
         </w:numPr>
       </w:pPr>
       <w:r>
@@ -7591,7 +8074,7 @@
         <w:pStyle w:val="Compact"/>
         <w:numPr>
           <w:ilvl w:val="0"/>
-          <w:numId w:val="1015"/>
+          <w:numId w:val="1016"/>
         </w:numPr>
       </w:pPr>
       <w:r>
@@ -7618,14 +8101,14 @@
         <w:pStyle w:val="Compact"/>
         <w:numPr>
           <w:ilvl w:val="0"/>
-          <w:numId w:val="1015"/>
+          <w:numId w:val="1016"/>
         </w:numPr>
       </w:pPr>
       <w:r>
         <w:t xml:space="preserve">Themes</w:t>
       </w:r>
     </w:p>
-    <w:bookmarkEnd w:id="64"/>
+    <w:bookmarkEnd w:id="65"/>
     <w:sectPr>
       <w:pgSz w:h="15840" w:w="12240"/>
       <w:pgMar w:bottom="1440" w:footer="720" w:gutter="0" w:header="720" w:left="1440" w:right="1440" w:top="1440"/>
@@ -7998,6 +8481,9 @@
     <w:abstractNumId w:val="991"/>
   </w:num>
   <w:num w:numId="1015">
+    <w:abstractNumId w:val="991"/>
+  </w:num>
+  <w:num w:numId="1016">
     <w:abstractNumId w:val="991"/>
   </w:num>
 </w:numbering>

--- a/docs/content/ggplot_1/ggplot_1_lecture.docx
+++ b/docs/content/ggplot_1/ggplot_1_lecture.docx
@@ -31,7 +31,7 @@
         <w:pStyle w:val="Date"/>
       </w:pPr>
       <w:r>
-        <w:t xml:space="preserve">2026-09-10</w:t>
+        <w:t xml:space="preserve">2026-09-14</w:t>
       </w:r>
     </w:p>
     <w:bookmarkStart w:id="12" w:name="where-we-left-off-lecture-02-meeting-r"/>
@@ -1421,283 +1421,31 @@
       </w:r>
     </w:p>
     <w:bookmarkEnd w:id="22"/>
-    <w:bookmarkStart w:id="23" w:name="X9067790d74426f9dd1d14e5b11e7fde9212899c"/>
+    <w:bookmarkStart w:id="23" w:name="X94f842bada0de9c00a6d613d90530af8708cb54"/>
     <w:p>
       <w:pPr>
         <w:pStyle w:val="Heading1"/>
       </w:pPr>
       <w:r>
-        <w:t xml:space="preserve">Positions — Define Once, Reuse on Every Layer</w:t>
-      </w:r>
-    </w:p>
-    <w:p>
-      <w:pPr>
-        <w:pStyle w:val="SourceCode"/>
-      </w:pPr>
-      <w:r>
-        <w:rPr>
-          <w:rStyle w:val="CommentTok"/>
-        </w:rPr>
-        <w:t xml:space="preserve"># a "position" is HOW a layer nudges its shapes sideways</w:t>
-      </w:r>
-      <w:r>
-        <w:br/>
-      </w:r>
-      <w:r>
-        <w:rPr>
-          <w:rStyle w:val="CommentTok"/>
-        </w:rPr>
-        <w:t xml:space="preserve"># define each one once, up top, then reuse it on every layer</w:t>
-      </w:r>
-      <w:r>
-        <w:br/>
-      </w:r>
-      <w:r>
-        <w:br/>
-      </w:r>
-      <w:r>
-        <w:rPr>
-          <w:rStyle w:val="CommentTok"/>
-        </w:rPr>
-        <w:t xml:space="preserve"># raw points: scatter them so they don't stack on one line</w:t>
-      </w:r>
-      <w:r>
-        <w:br/>
-      </w:r>
-      <w:r>
-        <w:rPr>
-          <w:rStyle w:val="NormalTok"/>
-        </w:rPr>
-        <w:t xml:space="preserve">jitter_pos </w:t>
-      </w:r>
-      <w:r>
-        <w:rPr>
-          <w:rStyle w:val="OtherTok"/>
-        </w:rPr>
-        <w:t xml:space="preserve">&lt;-</w:t>
-      </w:r>
-      <w:r>
-        <w:rPr>
-          <w:rStyle w:val="NormalTok"/>
-        </w:rPr>
-        <w:t xml:space="preserve"> </w:t>
-      </w:r>
-      <w:r>
-        <w:rPr>
-          <w:rStyle w:val="FunctionTok"/>
-        </w:rPr>
-        <w:t xml:space="preserve">position_jitter</w:t>
-      </w:r>
-      <w:r>
-        <w:rPr>
-          <w:rStyle w:val="NormalTok"/>
-        </w:rPr>
-        <w:t xml:space="preserve">(</w:t>
-      </w:r>
-      <w:r>
-        <w:rPr>
-          <w:rStyle w:val="AttributeTok"/>
-        </w:rPr>
-        <w:t xml:space="preserve">width =</w:t>
-      </w:r>
-      <w:r>
-        <w:rPr>
-          <w:rStyle w:val="NormalTok"/>
-        </w:rPr>
-        <w:t xml:space="preserve"> </w:t>
-      </w:r>
-      <w:r>
-        <w:rPr>
-          <w:rStyle w:val="FloatTok"/>
-        </w:rPr>
-        <w:t xml:space="preserve">0.15</w:t>
-      </w:r>
-      <w:r>
-        <w:rPr>
-          <w:rStyle w:val="NormalTok"/>
-        </w:rPr>
-        <w:t xml:space="preserve">, </w:t>
-      </w:r>
-      <w:r>
-        <w:rPr>
-          <w:rStyle w:val="AttributeTok"/>
-        </w:rPr>
-        <w:t xml:space="preserve">seed =</w:t>
-      </w:r>
-      <w:r>
-        <w:rPr>
-          <w:rStyle w:val="NormalTok"/>
-        </w:rPr>
-        <w:t xml:space="preserve"> </w:t>
-      </w:r>
-      <w:r>
-        <w:rPr>
-          <w:rStyle w:val="DecValTok"/>
-        </w:rPr>
-        <w:t xml:space="preserve">42</w:t>
-      </w:r>
-      <w:r>
-        <w:rPr>
-          <w:rStyle w:val="NormalTok"/>
-        </w:rPr>
-        <w:t xml:space="preserve">)</w:t>
-      </w:r>
-      <w:r>
-        <w:br/>
-      </w:r>
-      <w:r>
-        <w:br/>
-      </w:r>
-      <w:r>
-        <w:rPr>
-          <w:rStyle w:val="CommentTok"/>
-        </w:rPr>
-        <w:t xml:space="preserve"># grouped summaries / lines: shift the groups side by side</w:t>
-      </w:r>
-      <w:r>
-        <w:br/>
-      </w:r>
-      <w:r>
-        <w:rPr>
-          <w:rStyle w:val="NormalTok"/>
-        </w:rPr>
-        <w:t xml:space="preserve">dodge_pos </w:t>
-      </w:r>
-      <w:r>
-        <w:rPr>
-          <w:rStyle w:val="OtherTok"/>
-        </w:rPr>
-        <w:t xml:space="preserve">&lt;-</w:t>
-      </w:r>
-      <w:r>
-        <w:rPr>
-          <w:rStyle w:val="NormalTok"/>
-        </w:rPr>
-        <w:t xml:space="preserve"> </w:t>
-      </w:r>
-      <w:r>
-        <w:rPr>
-          <w:rStyle w:val="FunctionTok"/>
-        </w:rPr>
-        <w:t xml:space="preserve">position_dodge</w:t>
-      </w:r>
-      <w:r>
-        <w:rPr>
-          <w:rStyle w:val="NormalTok"/>
-        </w:rPr>
-        <w:t xml:space="preserve">(</w:t>
-      </w:r>
-      <w:r>
-        <w:rPr>
-          <w:rStyle w:val="AttributeTok"/>
-        </w:rPr>
-        <w:t xml:space="preserve">width =</w:t>
-      </w:r>
-      <w:r>
-        <w:rPr>
-          <w:rStyle w:val="NormalTok"/>
-        </w:rPr>
-        <w:t xml:space="preserve"> </w:t>
-      </w:r>
-      <w:r>
-        <w:rPr>
-          <w:rStyle w:val="FloatTok"/>
-        </w:rPr>
-        <w:t xml:space="preserve">0.2</w:t>
-      </w:r>
-      <w:r>
-        <w:rPr>
-          <w:rStyle w:val="NormalTok"/>
-        </w:rPr>
-        <w:t xml:space="preserve">)</w:t>
-      </w:r>
-    </w:p>
-    <w:p>
-      <w:pPr>
-        <w:pStyle w:val="Compact"/>
-        <w:numPr>
-          <w:ilvl w:val="0"/>
-          <w:numId w:val="1007"/>
-        </w:numPr>
-      </w:pPr>
-      <w:r>
-        <w:rPr>
-          <w:rStyle w:val="VerbatimChar"/>
-        </w:rPr>
-        <w:t xml:space="preserve">position_jitter(width = 0.15)</w:t>
-      </w:r>
-      <w:r>
-        <w:t xml:space="preserve"> </w:t>
-      </w:r>
-      <w:r>
-        <w:t xml:space="preserve">— random sideways nudge so overlapping points become visible;</w:t>
-      </w:r>
-      <w:r>
-        <w:t xml:space="preserve"> </w:t>
-      </w:r>
-      <w:r>
-        <w:rPr>
-          <w:rStyle w:val="VerbatimChar"/>
-        </w:rPr>
-        <w:t xml:space="preserve">seed = 42</w:t>
-      </w:r>
-      <w:r>
-        <w:t xml:space="preserve"> </w:t>
-      </w:r>
-      <w:r>
-        <w:t xml:space="preserve">freezes that nudge so the figure looks the same every render</w:t>
-      </w:r>
-    </w:p>
-    <w:p>
-      <w:pPr>
-        <w:pStyle w:val="Compact"/>
-        <w:numPr>
-          <w:ilvl w:val="0"/>
-          <w:numId w:val="1007"/>
-        </w:numPr>
-      </w:pPr>
-      <w:r>
-        <w:rPr>
-          <w:rStyle w:val="VerbatimChar"/>
-        </w:rPr>
-        <w:t xml:space="preserve">position_dodge(width = 0.2)</w:t>
-      </w:r>
-      <w:r>
-        <w:t xml:space="preserve"> </w:t>
-      </w:r>
-      <w:r>
-        <w:t xml:space="preserve">— shifts groups apart; does nothing with one group per x, but the moment you add a second grouping variable (</w:t>
-      </w:r>
-      <w:r>
-        <w:rPr>
-          <w:rStyle w:val="VerbatimChar"/>
-        </w:rPr>
-        <w:t xml:space="preserve">color = sex</w:t>
-      </w:r>
-      <w:r>
-        <w:t xml:space="preserve">) it fans the groups out</w:t>
-      </w:r>
-    </w:p>
-    <w:p>
-      <w:pPr>
-        <w:pStyle w:val="Compact"/>
-        <w:numPr>
-          <w:ilvl w:val="0"/>
-          <w:numId w:val="1007"/>
-        </w:numPr>
-      </w:pPr>
-      <w:r>
-        <w:t xml:space="preserve">Reusing</w:t>
-      </w:r>
-      <w:r>
-        <w:t xml:space="preserve"> </w:t>
-      </w:r>
+        <w:t xml:space="preserve">🧩 Chunk 1 of 3 · Piping into ggplot, on Purpose</w:t>
+      </w:r>
+    </w:p>
+    <w:p>
+      <w:pPr>
+        <w:pStyle w:val="FirstParagraph"/>
+      </w:pPr>
       <w:r>
         <w:rPr>
           <w:b/>
           <w:bCs/>
         </w:rPr>
-        <w:t xml:space="preserve">one</w:t>
+        <w:t xml:space="preserve">We will cover:</w:t>
+      </w:r>
+      <w:r>
+        <w:t xml:space="preserve"> </w:t>
+      </w:r>
+      <w:r>
+        <w:t xml:space="preserve">starting a plot with the pipe, and choosing colors with</w:t>
       </w:r>
       <w:r>
         <w:t xml:space="preserve"> </w:t>
@@ -1706,123 +1454,31 @@
         <w:rPr>
           <w:rStyle w:val="VerbatimChar"/>
         </w:rPr>
-        <w:t xml:space="preserve">dodge_pos</w:t>
-      </w:r>
-      <w:r>
-        <w:t xml:space="preserve"> </w:t>
-      </w:r>
-      <w:r>
-        <w:t xml:space="preserve">on</w:t>
-      </w:r>
-      <w:r>
-        <w:t xml:space="preserve"> </w:t>
-      </w:r>
-      <w:r>
-        <w:rPr>
-          <w:rStyle w:val="VerbatimChar"/>
-        </w:rPr>
-        <w:t xml:space="preserve">geom_point()</w:t>
-      </w:r>
-      <w:r>
-        <w:t xml:space="preserve">,</w:t>
-      </w:r>
-      <w:r>
-        <w:t xml:space="preserve"> </w:t>
-      </w:r>
-      <w:r>
-        <w:rPr>
-          <w:rStyle w:val="VerbatimChar"/>
-        </w:rPr>
-        <w:t xml:space="preserve">geom_errorbar()</w:t>
-      </w:r>
-      <w:r>
-        <w:t xml:space="preserve">,</w:t>
-      </w:r>
-      <w:r>
-        <w:t xml:space="preserve"> </w:t>
-      </w:r>
+        <w:t xml:space="preserve">scale_color_manual()</w:t>
+      </w:r>
+      <w:r>
+        <w:t xml:space="preserve">.</w:t>
+      </w:r>
+    </w:p>
+    <w:p>
+      <w:pPr>
+        <w:pStyle w:val="BodyText"/>
+      </w:pPr>
       <w:r>
         <w:rPr>
           <w:b/>
           <w:bCs/>
         </w:rPr>
-        <w:t xml:space="preserve">and</w:t>
-      </w:r>
-      <w:r>
-        <w:t xml:space="preserve"> </w:t>
-      </w:r>
-      <w:r>
-        <w:rPr>
-          <w:rStyle w:val="VerbatimChar"/>
-        </w:rPr>
-        <w:t xml:space="preserve">geom_line()</w:t>
-      </w:r>
-      <w:r>
-        <w:t xml:space="preserve"> </w:t>
-      </w:r>
-      <w:r>
-        <w:t xml:space="preserve">is what keeps a grouped mean, its error bar, and its connecting line perfectly aligned</w:t>
+        <w:t xml:space="preserve">🛑 After this chunk you will do Activity Parts 1–2.</w:t>
       </w:r>
     </w:p>
     <w:bookmarkEnd w:id="23"/>
-    <w:bookmarkStart w:id="24" w:name="X94f842bada0de9c00a6d613d90530af8708cb54"/>
+    <w:bookmarkStart w:id="30" w:name="every-plot-starts-the-same-way"/>
     <w:p>
       <w:pPr>
         <w:pStyle w:val="Heading1"/>
       </w:pPr>
       <w:r>
-        <w:t xml:space="preserve">🧩 Chunk 1 of 3 · Piping into ggplot, on Purpose</w:t>
-      </w:r>
-    </w:p>
-    <w:p>
-      <w:pPr>
-        <w:pStyle w:val="FirstParagraph"/>
-      </w:pPr>
-      <w:r>
-        <w:rPr>
-          <w:b/>
-          <w:bCs/>
-        </w:rPr>
-        <w:t xml:space="preserve">We will cover:</w:t>
-      </w:r>
-      <w:r>
-        <w:t xml:space="preserve"> </w:t>
-      </w:r>
-      <w:r>
-        <w:t xml:space="preserve">starting a plot with the pipe, and choosing colors with</w:t>
-      </w:r>
-      <w:r>
-        <w:t xml:space="preserve"> </w:t>
-      </w:r>
-      <w:r>
-        <w:rPr>
-          <w:rStyle w:val="VerbatimChar"/>
-        </w:rPr>
-        <w:t xml:space="preserve">scale_color_manual()</w:t>
-      </w:r>
-      <w:r>
-        <w:t xml:space="preserve">.</w:t>
-      </w:r>
-    </w:p>
-    <w:p>
-      <w:pPr>
-        <w:pStyle w:val="BodyText"/>
-      </w:pPr>
-      <w:r>
-        <w:rPr>
-          <w:b/>
-          <w:bCs/>
-        </w:rPr>
-        <w:t xml:space="preserve">🛑 After this chunk you will do Activity Parts 1–2.</w:t>
-      </w:r>
-    </w:p>
-    <w:bookmarkEnd w:id="24"/>
-    <w:bookmarkStart w:id="31" w:name="every-plot-starts-the-same-way"/>
-    <w:p>
-      <w:pPr>
-        <w:pStyle w:val="Heading1"/>
-      </w:pPr>
-      <w:r>
         <w:t xml:space="preserve">Every Plot Starts the Same Way</w:t>
       </w:r>
     </w:p>
@@ -2014,7 +1670,7 @@
         <w:rPr>
           <w:rStyle w:val="FunctionTok"/>
         </w:rPr>
-        <w:t xml:space="preserve">geom_point</w:t>
+        <w:t xml:space="preserve">geom_jitter</w:t>
       </w:r>
       <w:r>
         <w:rPr>
@@ -2026,13 +1682,25 @@
         <w:rPr>
           <w:rStyle w:val="AttributeTok"/>
         </w:rPr>
-        <w:t xml:space="preserve">position =</w:t>
-      </w:r>
-      <w:r>
-        <w:rPr>
-          <w:rStyle w:val="NormalTok"/>
-        </w:rPr>
-        <w:t xml:space="preserve"> jitter_pos, </w:t>
+        <w:t xml:space="preserve">width =</w:t>
+      </w:r>
+      <w:r>
+        <w:rPr>
+          <w:rStyle w:val="NormalTok"/>
+        </w:rPr>
+        <w:t xml:space="preserve"> </w:t>
+      </w:r>
+      <w:r>
+        <w:rPr>
+          <w:rStyle w:val="FloatTok"/>
+        </w:rPr>
+        <w:t xml:space="preserve">0.15</w:t>
+      </w:r>
+      <w:r>
+        <w:rPr>
+          <w:rStyle w:val="NormalTok"/>
+        </w:rPr>
+        <w:t xml:space="preserve">, </w:t>
       </w:r>
       <w:r>
         <w:rPr>
@@ -2257,18 +1925,18 @@
           <wp:inline>
             <wp:extent cx="2286000" cy="2286000"/>
             <wp:effectExtent b="0" l="0" r="0" t="0"/>
-            <wp:docPr descr="" title="" id="26" name="Picture"/>
+            <wp:docPr descr="" title="" id="25" name="Picture"/>
             <a:graphic>
               <a:graphicData uri="http://schemas.openxmlformats.org/drawingml/2006/picture">
                 <pic:pic>
                   <pic:nvPicPr>
-                    <pic:cNvPr descr="ggplot_1_lecture_files/figure-docx/pipe-into-ggplot-1.png" id="27" name="Picture"/>
+                    <pic:cNvPr descr="ggplot_1_lecture_files/figure-docx/pipe-into-ggplot-1.png" id="26" name="Picture"/>
                     <pic:cNvPicPr>
                       <a:picLocks noChangeArrowheads="1" noChangeAspect="1"/>
                     </pic:cNvPicPr>
                   </pic:nvPicPr>
                   <pic:blipFill>
-                    <a:blip r:embed="rId25"/>
+                    <a:blip r:embed="rId24"/>
                     <a:stretch>
                       <a:fillRect/>
                     </a:stretch>
@@ -2300,7 +1968,7 @@
         <w:pStyle w:val="Compact"/>
         <w:numPr>
           <w:ilvl w:val="0"/>
-          <w:numId w:val="1008"/>
+          <w:numId w:val="1007"/>
         </w:numPr>
       </w:pPr>
       <w:r>
@@ -2359,7 +2027,7 @@
         <w:pStyle w:val="Compact"/>
         <w:numPr>
           <w:ilvl w:val="0"/>
-          <w:numId w:val="1008"/>
+          <w:numId w:val="1007"/>
         </w:numPr>
       </w:pPr>
       <w:r>
@@ -2423,7 +2091,7 @@
         <w:pStyle w:val="Compact"/>
         <w:numPr>
           <w:ilvl w:val="0"/>
-          <w:numId w:val="1008"/>
+          <w:numId w:val="1007"/>
         </w:numPr>
       </w:pPr>
       <w:r>
@@ -2512,18 +2180,18 @@
                 <wp:inline>
                   <wp:extent cx="152400" cy="152400"/>
                   <wp:effectExtent b="0" l="0" r="0" t="0"/>
-                  <wp:docPr descr="" title="" id="29" name="Picture"/>
+                  <wp:docPr descr="" title="" id="28" name="Picture"/>
                   <a:graphic>
                     <a:graphicData uri="http://schemas.openxmlformats.org/drawingml/2006/picture">
                       <pic:pic>
                         <pic:nvPicPr>
-                          <pic:cNvPr descr="/Applications/Positron.app/Contents/Resources/app/quarto/share/formats/docx/warning.png" id="30" name="Picture"/>
+                          <pic:cNvPr descr="/Applications/Positron.app/Contents/Resources/app/quarto/share/formats/docx/warning.png" id="29" name="Picture"/>
                           <pic:cNvPicPr>
                             <a:picLocks noChangeArrowheads="1" noChangeAspect="1"/>
                           </pic:cNvPicPr>
                         </pic:nvPicPr>
                         <pic:blipFill>
-                          <a:blip r:embed="rId28"/>
+                          <a:blip r:embed="rId27"/>
                           <a:stretch>
                             <a:fillRect/>
                           </a:stretch>
@@ -2626,8 +2294,8 @@
         </w:tc>
       </w:tr>
     </w:tbl>
-    <w:bookmarkEnd w:id="31"/>
-    <w:bookmarkStart w:id="39" w:name="X15054aefb4a44842beecc580bcdef1c6846be17"/>
+    <w:bookmarkEnd w:id="30"/>
+    <w:bookmarkStart w:id="38" w:name="X15054aefb4a44842beecc580bcdef1c6846be17"/>
     <w:p>
       <w:pPr>
         <w:pStyle w:val="Heading1"/>
@@ -2686,12 +2354,12 @@
                 <wp:inline>
                   <wp:extent cx="152400" cy="152400"/>
                   <wp:effectExtent b="0" l="0" r="0" t="0"/>
-                  <wp:docPr descr="" title="" id="32" name="Picture"/>
+                  <wp:docPr descr="" title="" id="31" name="Picture"/>
                   <a:graphic>
                     <a:graphicData uri="http://schemas.openxmlformats.org/drawingml/2006/picture">
                       <pic:pic>
                         <pic:nvPicPr>
-                          <pic:cNvPr descr="/Applications/Positron.app/Contents/Resources/app/quarto/share/formats/docx/note.png" id="33" name="Picture"/>
+                          <pic:cNvPr descr="/Applications/Positron.app/Contents/Resources/app/quarto/share/formats/docx/note.png" id="32" name="Picture"/>
                           <pic:cNvPicPr>
                             <a:picLocks noChangeArrowheads="1" noChangeAspect="1"/>
                           </pic:cNvPicPr>
@@ -2989,7 +2657,7 @@
         <w:rPr>
           <w:rStyle w:val="FunctionTok"/>
         </w:rPr>
-        <w:t xml:space="preserve">geom_point</w:t>
+        <w:t xml:space="preserve">geom_jitter</w:t>
       </w:r>
       <w:r>
         <w:rPr>
@@ -3001,13 +2669,25 @@
         <w:rPr>
           <w:rStyle w:val="AttributeTok"/>
         </w:rPr>
-        <w:t xml:space="preserve">position =</w:t>
-      </w:r>
-      <w:r>
-        <w:rPr>
-          <w:rStyle w:val="NormalTok"/>
-        </w:rPr>
-        <w:t xml:space="preserve"> jitter_pos, </w:t>
+        <w:t xml:space="preserve">width =</w:t>
+      </w:r>
+      <w:r>
+        <w:rPr>
+          <w:rStyle w:val="NormalTok"/>
+        </w:rPr>
+        <w:t xml:space="preserve"> </w:t>
+      </w:r>
+      <w:r>
+        <w:rPr>
+          <w:rStyle w:val="FloatTok"/>
+        </w:rPr>
+        <w:t xml:space="preserve">0.15</w:t>
+      </w:r>
+      <w:r>
+        <w:rPr>
+          <w:rStyle w:val="NormalTok"/>
+        </w:rPr>
+        <w:t xml:space="preserve">, </w:t>
       </w:r>
       <w:r>
         <w:rPr>
@@ -3427,18 +3107,18 @@
           <wp:inline>
             <wp:extent cx="2286000" cy="2286000"/>
             <wp:effectExtent b="0" l="0" r="0" t="0"/>
-            <wp:docPr descr="" title="" id="35" name="Picture"/>
+            <wp:docPr descr="" title="" id="34" name="Picture"/>
             <a:graphic>
               <a:graphicData uri="http://schemas.openxmlformats.org/drawingml/2006/picture">
                 <pic:pic>
                   <pic:nvPicPr>
-                    <pic:cNvPr descr="ggplot_1_lecture_files/figure-docx/scale-manual-demo-1.png" id="36" name="Picture"/>
+                    <pic:cNvPr descr="ggplot_1_lecture_files/figure-docx/scale-manual-demo-1.png" id="35" name="Picture"/>
                     <pic:cNvPicPr>
                       <a:picLocks noChangeArrowheads="1" noChangeAspect="1"/>
                     </pic:cNvPicPr>
                   </pic:nvPicPr>
                   <pic:blipFill>
-                    <a:blip r:embed="rId34"/>
+                    <a:blip r:embed="rId33"/>
                     <a:stretch>
                       <a:fillRect/>
                     </a:stretch>
@@ -3470,7 +3150,7 @@
         <w:pStyle w:val="Compact"/>
         <w:numPr>
           <w:ilvl w:val="0"/>
-          <w:numId w:val="1009"/>
+          <w:numId w:val="1008"/>
         </w:numPr>
       </w:pPr>
       <w:r>
@@ -3506,7 +3186,7 @@
         <w:pStyle w:val="Compact"/>
         <w:numPr>
           <w:ilvl w:val="0"/>
-          <w:numId w:val="1009"/>
+          <w:numId w:val="1008"/>
         </w:numPr>
       </w:pPr>
       <w:r>
@@ -3542,7 +3222,7 @@
         <w:pStyle w:val="Compact"/>
         <w:numPr>
           <w:ilvl w:val="0"/>
-          <w:numId w:val="1009"/>
+          <w:numId w:val="1008"/>
         </w:numPr>
       </w:pPr>
       <w:r>
@@ -3656,18 +3336,18 @@
                 <wp:inline>
                   <wp:extent cx="152400" cy="152400"/>
                   <wp:effectExtent b="0" l="0" r="0" t="0"/>
-                  <wp:docPr descr="" title="" id="37" name="Picture"/>
+                  <wp:docPr descr="" title="" id="36" name="Picture"/>
                   <a:graphic>
                     <a:graphicData uri="http://schemas.openxmlformats.org/drawingml/2006/picture">
                       <pic:pic>
                         <pic:nvPicPr>
-                          <pic:cNvPr descr="/Applications/Positron.app/Contents/Resources/app/quarto/share/formats/docx/warning.png" id="38" name="Picture"/>
+                          <pic:cNvPr descr="/Applications/Positron.app/Contents/Resources/app/quarto/share/formats/docx/warning.png" id="37" name="Picture"/>
                           <pic:cNvPicPr>
                             <a:picLocks noChangeArrowheads="1" noChangeAspect="1"/>
                           </pic:cNvPicPr>
                         </pic:nvPicPr>
                         <pic:blipFill>
-                          <a:blip r:embed="rId28"/>
+                          <a:blip r:embed="rId27"/>
                           <a:stretch>
                             <a:fillRect/>
                           </a:stretch>
@@ -3761,8 +3441,8 @@
         </w:tc>
       </w:tr>
     </w:tbl>
-    <w:bookmarkEnd w:id="39"/>
-    <w:bookmarkStart w:id="40" w:name="activity-3-parts-12-now"/>
+    <w:bookmarkEnd w:id="38"/>
+    <w:bookmarkStart w:id="39" w:name="activity-3-parts-12-now"/>
     <w:p>
       <w:pPr>
         <w:pStyle w:val="Heading1"/>
@@ -3815,8 +3495,8 @@
         <w:t xml:space="preserve">. Predict, type, run.</w:t>
       </w:r>
     </w:p>
-    <w:bookmarkEnd w:id="40"/>
-    <w:bookmarkStart w:id="41" w:name="chunk-2-of-3-small-multiples-with-facets"/>
+    <w:bookmarkEnd w:id="39"/>
+    <w:bookmarkStart w:id="40" w:name="chunk-2-of-3-small-multiples-with-facets"/>
     <w:p>
       <w:pPr>
         <w:pStyle w:val="Heading1"/>
@@ -3879,8 +3559,8 @@
         <w:t xml:space="preserve">🛑 After this chunk you will do Activity Part 3.</w:t>
       </w:r>
     </w:p>
-    <w:bookmarkEnd w:id="41"/>
-    <w:bookmarkStart w:id="45" w:name="facet_wrap-one-panel-per-group"/>
+    <w:bookmarkEnd w:id="40"/>
+    <w:bookmarkStart w:id="44" w:name="facet_wrap-one-panel-per-group"/>
     <w:p>
       <w:pPr>
         <w:pStyle w:val="Heading1"/>
@@ -4404,18 +4084,18 @@
           <wp:inline>
             <wp:extent cx="2286000" cy="2286000"/>
             <wp:effectExtent b="0" l="0" r="0" t="0"/>
-            <wp:docPr descr="" title="" id="43" name="Picture"/>
+            <wp:docPr descr="" title="" id="42" name="Picture"/>
             <a:graphic>
               <a:graphicData uri="http://schemas.openxmlformats.org/drawingml/2006/picture">
                 <pic:pic>
                   <pic:nvPicPr>
-                    <pic:cNvPr descr="ggplot_1_lecture_files/figure-docx/facet-wrap-demo-1.png" id="44" name="Picture"/>
+                    <pic:cNvPr descr="ggplot_1_lecture_files/figure-docx/facet-wrap-demo-1.png" id="43" name="Picture"/>
                     <pic:cNvPicPr>
                       <a:picLocks noChangeArrowheads="1" noChangeAspect="1"/>
                     </pic:cNvPicPr>
                   </pic:nvPicPr>
                   <pic:blipFill>
-                    <a:blip r:embed="rId42"/>
+                    <a:blip r:embed="rId41"/>
                     <a:stretch>
                       <a:fillRect/>
                     </a:stretch>
@@ -4447,7 +4127,7 @@
         <w:pStyle w:val="Compact"/>
         <w:numPr>
           <w:ilvl w:val="0"/>
-          <w:numId w:val="1010"/>
+          <w:numId w:val="1009"/>
         </w:numPr>
       </w:pPr>
       <w:r>
@@ -4499,7 +4179,7 @@
         <w:pStyle w:val="Compact"/>
         <w:numPr>
           <w:ilvl w:val="0"/>
-          <w:numId w:val="1010"/>
+          <w:numId w:val="1009"/>
         </w:numPr>
       </w:pPr>
       <w:r>
@@ -4524,7 +4204,7 @@
         <w:pStyle w:val="Compact"/>
         <w:numPr>
           <w:ilvl w:val="0"/>
-          <w:numId w:val="1010"/>
+          <w:numId w:val="1009"/>
         </w:numPr>
       </w:pPr>
       <w:r>
@@ -4559,8 +4239,8 @@
         </w:r>
       </w:hyperlink>
     </w:p>
-    <w:bookmarkEnd w:id="45"/>
-    <w:bookmarkStart w:id="51" w:name="Xaef0f1a239503d877cd42c765ced481eddf1375"/>
+    <w:bookmarkEnd w:id="44"/>
+    <w:bookmarkStart w:id="50" w:name="Xaef0f1a239503d877cd42c765ced481eddf1375"/>
     <w:p>
       <w:pPr>
         <w:pStyle w:val="Heading1"/>
@@ -5060,18 +4740,18 @@
           <wp:inline>
             <wp:extent cx="2286000" cy="2286000"/>
             <wp:effectExtent b="0" l="0" r="0" t="0"/>
-            <wp:docPr descr="" title="" id="47" name="Picture"/>
+            <wp:docPr descr="" title="" id="46" name="Picture"/>
             <a:graphic>
               <a:graphicData uri="http://schemas.openxmlformats.org/drawingml/2006/picture">
                 <pic:pic>
                   <pic:nvPicPr>
-                    <pic:cNvPr descr="ggplot_1_lecture_files/figure-docx/facet-grid-demo-1.png" id="48" name="Picture"/>
+                    <pic:cNvPr descr="ggplot_1_lecture_files/figure-docx/facet-grid-demo-1.png" id="47" name="Picture"/>
                     <pic:cNvPicPr>
                       <a:picLocks noChangeArrowheads="1" noChangeAspect="1"/>
                     </pic:cNvPicPr>
                   </pic:nvPicPr>
                   <pic:blipFill>
-                    <a:blip r:embed="rId46"/>
+                    <a:blip r:embed="rId45"/>
                     <a:stretch>
                       <a:fillRect/>
                     </a:stretch>
@@ -5103,7 +4783,7 @@
         <w:pStyle w:val="Compact"/>
         <w:numPr>
           <w:ilvl w:val="0"/>
-          <w:numId w:val="1011"/>
+          <w:numId w:val="1010"/>
         </w:numPr>
       </w:pPr>
       <w:r>
@@ -5162,7 +4842,7 @@
         <w:pStyle w:val="Compact"/>
         <w:numPr>
           <w:ilvl w:val="0"/>
-          <w:numId w:val="1011"/>
+          <w:numId w:val="1010"/>
         </w:numPr>
       </w:pPr>
       <w:r>
@@ -5195,7 +4875,7 @@
         <w:pStyle w:val="Compact"/>
         <w:numPr>
           <w:ilvl w:val="0"/>
-          <w:numId w:val="1011"/>
+          <w:numId w:val="1010"/>
         </w:numPr>
       </w:pPr>
       <w:r>
@@ -5286,12 +4966,12 @@
                 <wp:inline>
                   <wp:extent cx="152400" cy="152400"/>
                   <wp:effectExtent b="0" l="0" r="0" t="0"/>
-                  <wp:docPr descr="" title="" id="49" name="Picture"/>
+                  <wp:docPr descr="" title="" id="48" name="Picture"/>
                   <a:graphic>
                     <a:graphicData uri="http://schemas.openxmlformats.org/drawingml/2006/picture">
                       <pic:pic>
                         <pic:nvPicPr>
-                          <pic:cNvPr descr="/Applications/Positron.app/Contents/Resources/app/quarto/share/formats/docx/note.png" id="50" name="Picture"/>
+                          <pic:cNvPr descr="/Applications/Positron.app/Contents/Resources/app/quarto/share/formats/docx/note.png" id="49" name="Picture"/>
                           <pic:cNvPicPr>
                             <a:picLocks noChangeArrowheads="1" noChangeAspect="1"/>
                           </pic:cNvPicPr>
@@ -5450,8 +5130,8 @@
         </w:tc>
       </w:tr>
     </w:tbl>
-    <w:bookmarkEnd w:id="51"/>
-    <w:bookmarkStart w:id="52" w:name="activity-3-part-3-now"/>
+    <w:bookmarkEnd w:id="50"/>
+    <w:bookmarkStart w:id="51" w:name="activity-3-part-3-now"/>
     <w:p>
       <w:pPr>
         <w:pStyle w:val="Heading1"/>
@@ -5510,8 +5190,8 @@
         <w:t xml:space="preserve">version of the histogram. Predict, type, run.</w:t>
       </w:r>
     </w:p>
-    <w:bookmarkEnd w:id="52"/>
-    <w:bookmarkStart w:id="53" w:name="chunk-3-of-3-mean-se-with-stat_summary"/>
+    <w:bookmarkEnd w:id="51"/>
+    <w:bookmarkStart w:id="52" w:name="chunk-3-of-3-mean-se-with-stat_summary"/>
     <w:p>
       <w:pPr>
         <w:pStyle w:val="Heading1"/>
@@ -5559,8 +5239,8 @@
         <w:t xml:space="preserve">🛑 After this chunk you will do Activity Parts 4–5.</w:t>
       </w:r>
     </w:p>
-    <w:bookmarkEnd w:id="53"/>
-    <w:bookmarkStart w:id="57" w:name="stat_summary-the-mean-as-a-layer"/>
+    <w:bookmarkEnd w:id="52"/>
+    <w:bookmarkStart w:id="56" w:name="stat_summary-the-mean-as-a-layer"/>
     <w:p>
       <w:pPr>
         <w:pStyle w:val="Heading1"/>
@@ -5691,7 +5371,7 @@
         <w:rPr>
           <w:rStyle w:val="FunctionTok"/>
         </w:rPr>
-        <w:t xml:space="preserve">geom_point</w:t>
+        <w:t xml:space="preserve">geom_jitter</w:t>
       </w:r>
       <w:r>
         <w:rPr>
@@ -5703,13 +5383,25 @@
         <w:rPr>
           <w:rStyle w:val="AttributeTok"/>
         </w:rPr>
-        <w:t xml:space="preserve">position =</w:t>
-      </w:r>
-      <w:r>
-        <w:rPr>
-          <w:rStyle w:val="NormalTok"/>
-        </w:rPr>
-        <w:t xml:space="preserve"> jitter_pos, </w:t>
+        <w:t xml:space="preserve">width =</w:t>
+      </w:r>
+      <w:r>
+        <w:rPr>
+          <w:rStyle w:val="NormalTok"/>
+        </w:rPr>
+        <w:t xml:space="preserve"> </w:t>
+      </w:r>
+      <w:r>
+        <w:rPr>
+          <w:rStyle w:val="FloatTok"/>
+        </w:rPr>
+        <w:t xml:space="preserve">0.15</w:t>
+      </w:r>
+      <w:r>
+        <w:rPr>
+          <w:rStyle w:val="NormalTok"/>
+        </w:rPr>
+        <w:t xml:space="preserve">, </w:t>
       </w:r>
       <w:r>
         <w:rPr>
@@ -5868,28 +5560,7 @@
         <w:rPr>
           <w:rStyle w:val="NormalTok"/>
         </w:rPr>
-        <w:t xml:space="preserve">,</w:t>
-      </w:r>
-      <w:r>
-        <w:br/>
-      </w:r>
-      <w:r>
-        <w:rPr>
-          <w:rStyle w:val="NormalTok"/>
-        </w:rPr>
-        <w:t xml:space="preserve">               </w:t>
-      </w:r>
-      <w:r>
-        <w:rPr>
-          <w:rStyle w:val="AttributeTok"/>
-        </w:rPr>
-        <w:t xml:space="preserve">position =</w:t>
-      </w:r>
-      <w:r>
-        <w:rPr>
-          <w:rStyle w:val="NormalTok"/>
-        </w:rPr>
-        <w:t xml:space="preserve"> dodge_pos) </w:t>
+        <w:t xml:space="preserve">) </w:t>
       </w:r>
       <w:r>
         <w:rPr>
@@ -6222,18 +5893,18 @@
           <wp:inline>
             <wp:extent cx="2286000" cy="2286000"/>
             <wp:effectExtent b="0" l="0" r="0" t="0"/>
-            <wp:docPr descr="" title="" id="55" name="Picture"/>
+            <wp:docPr descr="" title="" id="54" name="Picture"/>
             <a:graphic>
               <a:graphicData uri="http://schemas.openxmlformats.org/drawingml/2006/picture">
                 <pic:pic>
                   <pic:nvPicPr>
-                    <pic:cNvPr descr="ggplot_1_lecture_files/figure-docx/stat-summary-mean-1.png" id="56" name="Picture"/>
+                    <pic:cNvPr descr="ggplot_1_lecture_files/figure-docx/stat-summary-mean-1.png" id="55" name="Picture"/>
                     <pic:cNvPicPr>
                       <a:picLocks noChangeArrowheads="1" noChangeAspect="1"/>
                     </pic:cNvPicPr>
                   </pic:nvPicPr>
                   <pic:blipFill>
-                    <a:blip r:embed="rId54"/>
+                    <a:blip r:embed="rId53"/>
                     <a:stretch>
                       <a:fillRect/>
                     </a:stretch>
@@ -6265,7 +5936,7 @@
         <w:pStyle w:val="Compact"/>
         <w:numPr>
           <w:ilvl w:val="0"/>
-          <w:numId w:val="1012"/>
+          <w:numId w:val="1011"/>
         </w:numPr>
       </w:pPr>
       <w:r>
@@ -6302,7 +5973,7 @@
         <w:pStyle w:val="Compact"/>
         <w:numPr>
           <w:ilvl w:val="0"/>
-          <w:numId w:val="1012"/>
+          <w:numId w:val="1011"/>
         </w:numPr>
       </w:pPr>
       <w:r>
@@ -6356,7 +6027,7 @@
         <w:pStyle w:val="Compact"/>
         <w:numPr>
           <w:ilvl w:val="0"/>
-          <w:numId w:val="1012"/>
+          <w:numId w:val="1011"/>
         </w:numPr>
       </w:pPr>
       <w:r>
@@ -6377,11 +6048,11 @@
         <w:pStyle w:val="Compact"/>
         <w:numPr>
           <w:ilvl w:val="0"/>
-          <w:numId w:val="1012"/>
+          <w:numId w:val="1011"/>
         </w:numPr>
       </w:pPr>
       <w:r>
-        <w:t xml:space="preserve">Put the raw</w:t>
+        <w:t xml:space="preserve">Put</w:t>
       </w:r>
       <w:r>
         <w:t xml:space="preserve"> </w:t>
@@ -6390,13 +6061,7 @@
         <w:rPr>
           <w:rStyle w:val="VerbatimChar"/>
         </w:rPr>
-        <w:t xml:space="preserve">geom_point()</w:t>
-      </w:r>
-      <w:r>
-        <w:t xml:space="preserve"> </w:t>
-      </w:r>
-      <w:r>
-        <w:t xml:space="preserve">layer</w:t>
+        <w:t xml:space="preserve">geom_jitter()</w:t>
       </w:r>
       <w:r>
         <w:t xml:space="preserve"> </w:t>
@@ -6424,8 +6089,8 @@
         <w:t xml:space="preserve">so the mean sits on top of the raw points, not buried under them</w:t>
       </w:r>
     </w:p>
-    <w:bookmarkEnd w:id="57"/>
-    <w:bookmarkStart w:id="63" w:name="stat_summary-mean-se"/>
+    <w:bookmarkEnd w:id="56"/>
+    <w:bookmarkStart w:id="62" w:name="stat_summary-mean-se"/>
     <w:p>
       <w:pPr>
         <w:pStyle w:val="Heading1"/>
@@ -6484,12 +6149,12 @@
                 <wp:inline>
                   <wp:extent cx="152400" cy="152400"/>
                   <wp:effectExtent b="0" l="0" r="0" t="0"/>
-                  <wp:docPr descr="" title="" id="58" name="Picture"/>
+                  <wp:docPr descr="" title="" id="57" name="Picture"/>
                   <a:graphic>
                     <a:graphicData uri="http://schemas.openxmlformats.org/drawingml/2006/picture">
                       <pic:pic>
                         <pic:nvPicPr>
-                          <pic:cNvPr descr="/Applications/Positron.app/Contents/Resources/app/quarto/share/formats/docx/note.png" id="59" name="Picture"/>
+                          <pic:cNvPr descr="/Applications/Positron.app/Contents/Resources/app/quarto/share/formats/docx/note.png" id="58" name="Picture"/>
                           <pic:cNvPicPr>
                             <a:picLocks noChangeArrowheads="1" noChangeAspect="1"/>
                           </pic:cNvPicPr>
@@ -6703,7 +6368,7 @@
         <w:rPr>
           <w:rStyle w:val="FunctionTok"/>
         </w:rPr>
-        <w:t xml:space="preserve">geom_point</w:t>
+        <w:t xml:space="preserve">geom_jitter</w:t>
       </w:r>
       <w:r>
         <w:rPr>
@@ -6715,13 +6380,25 @@
         <w:rPr>
           <w:rStyle w:val="AttributeTok"/>
         </w:rPr>
-        <w:t xml:space="preserve">position =</w:t>
-      </w:r>
-      <w:r>
-        <w:rPr>
-          <w:rStyle w:val="NormalTok"/>
-        </w:rPr>
-        <w:t xml:space="preserve"> jitter_pos, </w:t>
+        <w:t xml:space="preserve">width =</w:t>
+      </w:r>
+      <w:r>
+        <w:rPr>
+          <w:rStyle w:val="NormalTok"/>
+        </w:rPr>
+        <w:t xml:space="preserve"> </w:t>
+      </w:r>
+      <w:r>
+        <w:rPr>
+          <w:rStyle w:val="FloatTok"/>
+        </w:rPr>
+        <w:t xml:space="preserve">0.15</w:t>
+      </w:r>
+      <w:r>
+        <w:rPr>
+          <w:rStyle w:val="NormalTok"/>
+        </w:rPr>
+        <w:t xml:space="preserve">, </w:t>
       </w:r>
       <w:r>
         <w:rPr>
@@ -6856,6 +6533,87 @@
         <w:rPr>
           <w:rStyle w:val="NormalTok"/>
         </w:rPr>
+        <w:t xml:space="preserve">) </w:t>
+      </w:r>
+      <w:r>
+        <w:rPr>
+          <w:rStyle w:val="SpecialCharTok"/>
+        </w:rPr>
+        <w:t xml:space="preserve">+</w:t>
+      </w:r>
+      <w:r>
+        <w:br/>
+      </w:r>
+      <w:r>
+        <w:rPr>
+          <w:rStyle w:val="NormalTok"/>
+        </w:rPr>
+        <w:t xml:space="preserve">  </w:t>
+      </w:r>
+      <w:r>
+        <w:rPr>
+          <w:rStyle w:val="FunctionTok"/>
+        </w:rPr>
+        <w:t xml:space="preserve">stat_summary</w:t>
+      </w:r>
+      <w:r>
+        <w:rPr>
+          <w:rStyle w:val="NormalTok"/>
+        </w:rPr>
+        <w:t xml:space="preserve">(</w:t>
+      </w:r>
+      <w:r>
+        <w:br/>
+      </w:r>
+      <w:r>
+        <w:rPr>
+          <w:rStyle w:val="NormalTok"/>
+        </w:rPr>
+        <w:t xml:space="preserve">    </w:t>
+      </w:r>
+      <w:r>
+        <w:rPr>
+          <w:rStyle w:val="AttributeTok"/>
+        </w:rPr>
+        <w:t xml:space="preserve">fun.data =</w:t>
+      </w:r>
+      <w:r>
+        <w:rPr>
+          <w:rStyle w:val="NormalTok"/>
+        </w:rPr>
+        <w:t xml:space="preserve"> mean_se,</w:t>
+      </w:r>
+      <w:r>
+        <w:br/>
+      </w:r>
+      <w:r>
+        <w:rPr>
+          <w:rStyle w:val="NormalTok"/>
+        </w:rPr>
+        <w:t xml:space="preserve">    </w:t>
+      </w:r>
+      <w:r>
+        <w:rPr>
+          <w:rStyle w:val="AttributeTok"/>
+        </w:rPr>
+        <w:t xml:space="preserve">geom =</w:t>
+      </w:r>
+      <w:r>
+        <w:rPr>
+          <w:rStyle w:val="NormalTok"/>
+        </w:rPr>
+        <w:t xml:space="preserve"> </w:t>
+      </w:r>
+      <w:r>
+        <w:rPr>
+          <w:rStyle w:val="StringTok"/>
+        </w:rPr>
+        <w:t xml:space="preserve">"errorbar"</w:t>
+      </w:r>
+      <w:r>
+        <w:rPr>
+          <w:rStyle w:val="NormalTok"/>
+        </w:rPr>
         <w:t xml:space="preserve">,</w:t>
       </w:r>
       <w:r>
@@ -6865,25 +6623,31 @@
         <w:rPr>
           <w:rStyle w:val="NormalTok"/>
         </w:rPr>
-        <w:t xml:space="preserve">               </w:t>
+        <w:t xml:space="preserve">    </w:t>
       </w:r>
       <w:r>
         <w:rPr>
           <w:rStyle w:val="AttributeTok"/>
         </w:rPr>
-        <w:t xml:space="preserve">position =</w:t>
-      </w:r>
-      <w:r>
-        <w:rPr>
-          <w:rStyle w:val="NormalTok"/>
-        </w:rPr>
-        <w:t xml:space="preserve"> dodge_pos) </w:t>
-      </w:r>
-      <w:r>
-        <w:rPr>
-          <w:rStyle w:val="SpecialCharTok"/>
-        </w:rPr>
-        <w:t xml:space="preserve">+</w:t>
+        <w:t xml:space="preserve">width =</w:t>
+      </w:r>
+      <w:r>
+        <w:rPr>
+          <w:rStyle w:val="NormalTok"/>
+        </w:rPr>
+        <w:t xml:space="preserve"> </w:t>
+      </w:r>
+      <w:r>
+        <w:rPr>
+          <w:rStyle w:val="FloatTok"/>
+        </w:rPr>
+        <w:t xml:space="preserve">0.15</w:t>
+      </w:r>
+      <w:r>
+        <w:rPr>
+          <w:rStyle w:val="NormalTok"/>
+        </w:rPr>
+        <w:t xml:space="preserve">,</w:t>
       </w:r>
       <w:r>
         <w:br/>
@@ -6892,88 +6656,13 @@
         <w:rPr>
           <w:rStyle w:val="NormalTok"/>
         </w:rPr>
-        <w:t xml:space="preserve">  </w:t>
-      </w:r>
-      <w:r>
-        <w:rPr>
-          <w:rStyle w:val="FunctionTok"/>
-        </w:rPr>
-        <w:t xml:space="preserve">stat_summary</w:t>
-      </w:r>
-      <w:r>
-        <w:rPr>
-          <w:rStyle w:val="NormalTok"/>
-        </w:rPr>
-        <w:t xml:space="preserve">(</w:t>
-      </w:r>
-      <w:r>
-        <w:br/>
-      </w:r>
-      <w:r>
-        <w:rPr>
-          <w:rStyle w:val="NormalTok"/>
-        </w:rPr>
         <w:t xml:space="preserve">    </w:t>
       </w:r>
       <w:r>
         <w:rPr>
           <w:rStyle w:val="AttributeTok"/>
         </w:rPr>
-        <w:t xml:space="preserve">fun.data =</w:t>
-      </w:r>
-      <w:r>
-        <w:rPr>
-          <w:rStyle w:val="NormalTok"/>
-        </w:rPr>
-        <w:t xml:space="preserve"> mean_se,</w:t>
-      </w:r>
-      <w:r>
-        <w:br/>
-      </w:r>
-      <w:r>
-        <w:rPr>
-          <w:rStyle w:val="NormalTok"/>
-        </w:rPr>
-        <w:t xml:space="preserve">    </w:t>
-      </w:r>
-      <w:r>
-        <w:rPr>
-          <w:rStyle w:val="AttributeTok"/>
-        </w:rPr>
-        <w:t xml:space="preserve">geom =</w:t>
-      </w:r>
-      <w:r>
-        <w:rPr>
-          <w:rStyle w:val="NormalTok"/>
-        </w:rPr>
-        <w:t xml:space="preserve"> </w:t>
-      </w:r>
-      <w:r>
-        <w:rPr>
-          <w:rStyle w:val="StringTok"/>
-        </w:rPr>
-        <w:t xml:space="preserve">"errorbar"</w:t>
-      </w:r>
-      <w:r>
-        <w:rPr>
-          <w:rStyle w:val="NormalTok"/>
-        </w:rPr>
-        <w:t xml:space="preserve">,</w:t>
-      </w:r>
-      <w:r>
-        <w:br/>
-      </w:r>
-      <w:r>
-        <w:rPr>
-          <w:rStyle w:val="NormalTok"/>
-        </w:rPr>
-        <w:t xml:space="preserve">    </w:t>
-      </w:r>
-      <w:r>
-        <w:rPr>
-          <w:rStyle w:val="AttributeTok"/>
-        </w:rPr>
-        <w:t xml:space="preserve">width =</w:t>
+        <w:t xml:space="preserve">linewidth =</w:t>
       </w:r>
       <w:r>
         <w:rPr>
@@ -6985,67 +6674,7 @@
         <w:rPr>
           <w:rStyle w:val="FloatTok"/>
         </w:rPr>
-        <w:t xml:space="preserve">0.15</w:t>
-      </w:r>
-      <w:r>
-        <w:rPr>
-          <w:rStyle w:val="NormalTok"/>
-        </w:rPr>
-        <w:t xml:space="preserve">,</w:t>
-      </w:r>
-      <w:r>
-        <w:br/>
-      </w:r>
-      <w:r>
-        <w:rPr>
-          <w:rStyle w:val="NormalTok"/>
-        </w:rPr>
-        <w:t xml:space="preserve">    </w:t>
-      </w:r>
-      <w:r>
-        <w:rPr>
-          <w:rStyle w:val="AttributeTok"/>
-        </w:rPr>
-        <w:t xml:space="preserve">linewidth =</w:t>
-      </w:r>
-      <w:r>
-        <w:rPr>
-          <w:rStyle w:val="NormalTok"/>
-        </w:rPr>
-        <w:t xml:space="preserve"> </w:t>
-      </w:r>
-      <w:r>
-        <w:rPr>
-          <w:rStyle w:val="FloatTok"/>
-        </w:rPr>
         <w:t xml:space="preserve">0.9</w:t>
-      </w:r>
-      <w:r>
-        <w:rPr>
-          <w:rStyle w:val="NormalTok"/>
-        </w:rPr>
-        <w:t xml:space="preserve">,</w:t>
-      </w:r>
-      <w:r>
-        <w:br/>
-      </w:r>
-      <w:r>
-        <w:rPr>
-          <w:rStyle w:val="NormalTok"/>
-        </w:rPr>
-        <w:t xml:space="preserve">    </w:t>
-      </w:r>
-      <w:r>
-        <w:rPr>
-          <w:rStyle w:val="AttributeTok"/>
-        </w:rPr>
-        <w:t xml:space="preserve">position =</w:t>
-      </w:r>
-      <w:r>
-        <w:rPr>
-          <w:rStyle w:val="NormalTok"/>
-        </w:rPr>
-        <w:t xml:space="preserve"> dodge_pos</w:t>
       </w:r>
       <w:r>
         <w:br/>
@@ -7399,18 +7028,18 @@
           <wp:inline>
             <wp:extent cx="2286000" cy="2286000"/>
             <wp:effectExtent b="0" l="0" r="0" t="0"/>
-            <wp:docPr descr="" title="" id="61" name="Picture"/>
+            <wp:docPr descr="" title="" id="60" name="Picture"/>
             <a:graphic>
               <a:graphicData uri="http://schemas.openxmlformats.org/drawingml/2006/picture">
                 <pic:pic>
                   <pic:nvPicPr>
-                    <pic:cNvPr descr="ggplot_1_lecture_files/figure-docx/stat-summary-se-1.png" id="62" name="Picture"/>
+                    <pic:cNvPr descr="ggplot_1_lecture_files/figure-docx/stat-summary-se-1.png" id="61" name="Picture"/>
                     <pic:cNvPicPr>
                       <a:picLocks noChangeArrowheads="1" noChangeAspect="1"/>
                     </pic:cNvPicPr>
                   </pic:nvPicPr>
                   <pic:blipFill>
-                    <a:blip r:embed="rId60"/>
+                    <a:blip r:embed="rId59"/>
                     <a:stretch>
                       <a:fillRect/>
                     </a:stretch>
@@ -7575,7 +7204,7 @@
         <w:pStyle w:val="Compact"/>
         <w:numPr>
           <w:ilvl w:val="0"/>
-          <w:numId w:val="1013"/>
+          <w:numId w:val="1012"/>
         </w:numPr>
       </w:pPr>
       <w:r>
@@ -7605,6 +7234,120 @@
       </w:r>
       <w:r>
         <w:t xml:space="preserve">)</w:t>
+      </w:r>
+    </w:p>
+    <w:p>
+      <w:pPr>
+        <w:pStyle w:val="Compact"/>
+        <w:numPr>
+          <w:ilvl w:val="0"/>
+          <w:numId w:val="1012"/>
+        </w:numPr>
+      </w:pPr>
+      <w:r>
+        <w:t xml:space="preserve">Mean as a</w:t>
+      </w:r>
+      <w:r>
+        <w:t xml:space="preserve"> </w:t>
+      </w:r>
+      <w:r>
+        <w:rPr>
+          <w:b/>
+          <w:bCs/>
+        </w:rPr>
+        <w:t xml:space="preserve">larger foreground point</w:t>
+      </w:r>
+    </w:p>
+    <w:p>
+      <w:pPr>
+        <w:pStyle w:val="Compact"/>
+        <w:numPr>
+          <w:ilvl w:val="0"/>
+          <w:numId w:val="1012"/>
+        </w:numPr>
+      </w:pPr>
+      <w:r>
+        <w:t xml:space="preserve">Error bars =</w:t>
+      </w:r>
+      <w:r>
+        <w:t xml:space="preserve"> </w:t>
+      </w:r>
+      <w:r>
+        <w:rPr>
+          <w:b/>
+          <w:bCs/>
+        </w:rPr>
+        <w:t xml:space="preserve">± 1 SE</w:t>
+      </w:r>
+    </w:p>
+    <w:p>
+      <w:pPr>
+        <w:pStyle w:val="FirstParagraph"/>
+      </w:pPr>
+      <w:r>
+        <w:t xml:space="preserve">📖 Whitlock &amp; Schluter, Ch. 3 —</w:t>
+      </w:r>
+      <w:r>
+        <w:t xml:space="preserve"> </w:t>
+      </w:r>
+      <w:r>
+        <w:rPr>
+          <w:i/>
+          <w:iCs/>
+        </w:rPr>
+        <w:t xml:space="preserve">Describing Data</w:t>
+      </w:r>
+    </w:p>
+    <w:bookmarkEnd w:id="62"/>
+    <w:bookmarkStart w:id="63" w:name="activity-3-parts-45-now"/>
+    <w:p>
+      <w:pPr>
+        <w:pStyle w:val="Heading1"/>
+      </w:pPr>
+      <w:r>
+        <w:t xml:space="preserve">→ ACTIVITY 3 Parts 4–5 now</w:t>
+      </w:r>
+    </w:p>
+    <w:p>
+      <w:pPr>
+        <w:pStyle w:val="FirstParagraph"/>
+      </w:pPr>
+      <w:r>
+        <w:rPr>
+          <w:b/>
+          <w:bCs/>
+        </w:rPr>
+        <w:t xml:space="preserve">🛑 Go to Activity 3 — Parts 4–5</w:t>
+      </w:r>
+    </w:p>
+    <w:p>
+      <w:pPr>
+        <w:pStyle w:val="BodyText"/>
+      </w:pPr>
+      <w:r>
+        <w:t xml:space="preserve">Close the slides. Build your own mean ± SE plot, then save it to</w:t>
+      </w:r>
+      <w:r>
+        <w:t xml:space="preserve"> </w:t>
+      </w:r>
+      <w:r>
+        <w:rPr>
+          <w:rStyle w:val="VerbatimChar"/>
+        </w:rPr>
+        <w:t xml:space="preserve">figures/</w:t>
+      </w:r>
+      <w:r>
+        <w:t xml:space="preserve">.</w:t>
+      </w:r>
+    </w:p>
+    <w:bookmarkEnd w:id="63"/>
+    <w:bookmarkStart w:id="64" w:name="what-we-learned-today"/>
+    <w:p>
+      <w:pPr>
+        <w:pStyle w:val="Heading1"/>
+      </w:pPr>
+      <w:r>
+        <w:t xml:space="preserve">What We Learned Today</w:t>
       </w:r>
     </w:p>
     <w:p>
@@ -7616,17 +7359,16 @@
         </w:numPr>
       </w:pPr>
       <w:r>
-        <w:t xml:space="preserve">Mean as a</w:t>
-      </w:r>
-      <w:r>
-        <w:t xml:space="preserve"> </w:t>
-      </w:r>
-      <w:r>
-        <w:rPr>
-          <w:b/>
-          <w:bCs/>
-        </w:rPr>
-        <w:t xml:space="preserve">larger foreground point</w:t>
+        <w:t xml:space="preserve">Pipe straight into a plot:</w:t>
+      </w:r>
+      <w:r>
+        <w:t xml:space="preserve"> </w:t>
+      </w:r>
+      <w:r>
+        <w:rPr>
+          <w:rStyle w:val="VerbatimChar"/>
+        </w:rPr>
+        <w:t xml:space="preserve">leaf_df %&gt;% ggplot(...)</w:t>
       </w:r>
     </w:p>
     <w:p>
@@ -7638,17 +7380,31 @@
         </w:numPr>
       </w:pPr>
       <w:r>
-        <w:t xml:space="preserve">Error bars =</w:t>
-      </w:r>
-      <w:r>
-        <w:t xml:space="preserve"> </w:t>
-      </w:r>
-      <w:r>
-        <w:rPr>
-          <w:b/>
-          <w:bCs/>
-        </w:rPr>
-        <w:t xml:space="preserve">± 1 SE</w:t>
+        <w:rPr>
+          <w:rStyle w:val="VerbatimChar"/>
+        </w:rPr>
+        <w:t xml:space="preserve">scale_color_manual()</w:t>
+      </w:r>
+      <w:r>
+        <w:t xml:space="preserve"> </w:t>
+      </w:r>
+      <w:r>
+        <w:t xml:space="preserve">/</w:t>
+      </w:r>
+      <w:r>
+        <w:t xml:space="preserve"> </w:t>
+      </w:r>
+      <w:r>
+        <w:rPr>
+          <w:rStyle w:val="VerbatimChar"/>
+        </w:rPr>
+        <w:t xml:space="preserve">scale_fill_manual()</w:t>
+      </w:r>
+      <w:r>
+        <w:t xml:space="preserve"> </w:t>
+      </w:r>
+      <w:r>
+        <w:t xml:space="preserve">— colors you choose, not colors ggplot guesses</w:t>
       </w:r>
     </w:p>
     <w:p>
@@ -7660,144 +7416,70 @@
         </w:numPr>
       </w:pPr>
       <w:r>
-        <w:t xml:space="preserve">The mean point and the error bar share</w:t>
-      </w:r>
-      <w:r>
-        <w:t xml:space="preserve"> </w:t>
-      </w:r>
+        <w:rPr>
+          <w:rStyle w:val="VerbatimChar"/>
+        </w:rPr>
+        <w:t xml:space="preserve">facet_wrap(~var)</w:t>
+      </w:r>
+      <w:r>
+        <w:t xml:space="preserve"> </w:t>
+      </w:r>
+      <w:r>
+        <w:t xml:space="preserve">— one panel per group, wraps automatically</w:t>
+      </w:r>
+    </w:p>
+    <w:p>
+      <w:pPr>
+        <w:pStyle w:val="Compact"/>
+        <w:numPr>
+          <w:ilvl w:val="0"/>
+          <w:numId w:val="1013"/>
+        </w:numPr>
+      </w:pPr>
+      <w:r>
+        <w:rPr>
+          <w:rStyle w:val="VerbatimChar"/>
+        </w:rPr>
+        <w:t xml:space="preserve">facet_grid(rows ~ cols)</w:t>
+      </w:r>
+      <w:r>
+        <w:t xml:space="preserve"> </w:t>
+      </w:r>
+      <w:r>
+        <w:t xml:space="preserve">— strict grid, best with two grouping variables</w:t>
+      </w:r>
+    </w:p>
+    <w:p>
+      <w:pPr>
+        <w:pStyle w:val="Compact"/>
+        <w:numPr>
+          <w:ilvl w:val="0"/>
+          <w:numId w:val="1013"/>
+        </w:numPr>
+      </w:pPr>
+      <w:r>
+        <w:rPr>
+          <w:rStyle w:val="VerbatimChar"/>
+        </w:rPr>
+        <w:t xml:space="preserve">stat_summary()</w:t>
+      </w:r>
+      <w:r>
+        <w:t xml:space="preserve"> </w:t>
+      </w:r>
+      <w:r>
+        <w:t xml:space="preserve">— mean and mean ± SE, drawn directly from raw data</w:t>
+      </w:r>
+    </w:p>
+    <w:p>
+      <w:pPr>
+        <w:pStyle w:val="FirstParagraph"/>
+      </w:pPr>
       <w:r>
         <w:rPr>
           <w:b/>
           <w:bCs/>
         </w:rPr>
-        <w:t xml:space="preserve">one</w:t>
-      </w:r>
-      <w:r>
-        <w:t xml:space="preserve"> </w:t>
-      </w:r>
-      <w:r>
-        <w:rPr>
-          <w:rStyle w:val="VerbatimChar"/>
-        </w:rPr>
-        <w:t xml:space="preserve">position = dodge_pos</w:t>
-      </w:r>
-      <w:r>
-        <w:t xml:space="preserve">, so they always line up. With one group per x it has no visible effect yet — add</w:t>
-      </w:r>
-      <w:r>
-        <w:t xml:space="preserve"> </w:t>
-      </w:r>
-      <w:r>
-        <w:rPr>
-          <w:rStyle w:val="VerbatimChar"/>
-        </w:rPr>
-        <w:t xml:space="preserve">color = sex</w:t>
-      </w:r>
-      <w:r>
-        <w:t xml:space="preserve"> </w:t>
-      </w:r>
-      <w:r>
-        <w:t xml:space="preserve">and the same</w:t>
-      </w:r>
-      <w:r>
-        <w:t xml:space="preserve"> </w:t>
-      </w:r>
-      <w:r>
-        <w:rPr>
-          <w:rStyle w:val="VerbatimChar"/>
-        </w:rPr>
-        <w:t xml:space="preserve">dodge_pos</w:t>
-      </w:r>
-      <w:r>
-        <w:t xml:space="preserve"> </w:t>
-      </w:r>
-      <w:r>
-        <w:t xml:space="preserve">fans the two groups apart, and you’d hang a</w:t>
-      </w:r>
-      <w:r>
-        <w:t xml:space="preserve"> </w:t>
-      </w:r>
-      <w:r>
-        <w:rPr>
-          <w:rStyle w:val="VerbatimChar"/>
-        </w:rPr>
-        <w:t xml:space="preserve">geom_line(position = dodge_pos)</w:t>
-      </w:r>
-      <w:r>
-        <w:t xml:space="preserve"> </w:t>
-      </w:r>
-      <w:r>
-        <w:t xml:space="preserve">off it to connect them</w:t>
-      </w:r>
-    </w:p>
-    <w:p>
-      <w:pPr>
-        <w:pStyle w:val="FirstParagraph"/>
-      </w:pPr>
-      <w:r>
-        <w:t xml:space="preserve">📖 Whitlock &amp; Schluter, Ch. 3 —</w:t>
-      </w:r>
-      <w:r>
-        <w:t xml:space="preserve"> </w:t>
-      </w:r>
-      <w:r>
-        <w:rPr>
-          <w:i/>
-          <w:iCs/>
-        </w:rPr>
-        <w:t xml:space="preserve">Describing Data</w:t>
-      </w:r>
-    </w:p>
-    <w:bookmarkEnd w:id="63"/>
-    <w:bookmarkStart w:id="64" w:name="activity-3-parts-45-now"/>
-    <w:p>
-      <w:pPr>
-        <w:pStyle w:val="Heading1"/>
-      </w:pPr>
-      <w:r>
-        <w:t xml:space="preserve">→ ACTIVITY 3 Parts 4–5 now</w:t>
-      </w:r>
-    </w:p>
-    <w:p>
-      <w:pPr>
-        <w:pStyle w:val="FirstParagraph"/>
-      </w:pPr>
-      <w:r>
-        <w:rPr>
-          <w:b/>
-          <w:bCs/>
-        </w:rPr>
-        <w:t xml:space="preserve">🛑 Go to Activity 3 — Parts 4–5</w:t>
-      </w:r>
-    </w:p>
-    <w:p>
-      <w:pPr>
-        <w:pStyle w:val="BodyText"/>
-      </w:pPr>
-      <w:r>
-        <w:t xml:space="preserve">Close the slides. Build your own mean ± SE plot, then save it to</w:t>
-      </w:r>
-      <w:r>
-        <w:t xml:space="preserve"> </w:t>
-      </w:r>
-      <w:r>
-        <w:rPr>
-          <w:rStyle w:val="VerbatimChar"/>
-        </w:rPr>
-        <w:t xml:space="preserve">figures/</w:t>
-      </w:r>
-      <w:r>
-        <w:t xml:space="preserve">.</w:t>
-      </w:r>
-    </w:p>
-    <w:bookmarkEnd w:id="64"/>
-    <w:bookmarkStart w:id="65" w:name="what-we-learned-today"/>
-    <w:p>
-      <w:pPr>
-        <w:pStyle w:val="Heading1"/>
-      </w:pPr>
-      <w:r>
-        <w:t xml:space="preserve">What We Learned Today</w:t>
+        <w:t xml:space="preserve">References:</w:t>
       </w:r>
     </w:p>
     <w:p>
@@ -7809,16 +7491,17 @@
         </w:numPr>
       </w:pPr>
       <w:r>
-        <w:t xml:space="preserve">Pipe straight into a plot:</w:t>
-      </w:r>
-      <w:r>
-        <w:t xml:space="preserve"> </w:t>
-      </w:r>
-      <w:r>
-        <w:rPr>
-          <w:rStyle w:val="VerbatimChar"/>
-        </w:rPr>
-        <w:t xml:space="preserve">leaf_df %&gt;% ggplot(...)</w:t>
+        <w:t xml:space="preserve">📖 Whitlock &amp; Schluter, Ch. 2 —</w:t>
+      </w:r>
+      <w:r>
+        <w:t xml:space="preserve"> </w:t>
+      </w:r>
+      <w:r>
+        <w:rPr>
+          <w:i/>
+          <w:iCs/>
+        </w:rPr>
+        <w:t xml:space="preserve">Displaying Data</w:t>
       </w:r>
     </w:p>
     <w:p>
@@ -7827,172 +7510,6 @@
         <w:numPr>
           <w:ilvl w:val="0"/>
           <w:numId w:val="1014"/>
-        </w:numPr>
-      </w:pPr>
-      <w:r>
-        <w:rPr>
-          <w:rStyle w:val="VerbatimChar"/>
-        </w:rPr>
-        <w:t xml:space="preserve">scale_color_manual()</w:t>
-      </w:r>
-      <w:r>
-        <w:t xml:space="preserve"> </w:t>
-      </w:r>
-      <w:r>
-        <w:t xml:space="preserve">/</w:t>
-      </w:r>
-      <w:r>
-        <w:t xml:space="preserve"> </w:t>
-      </w:r>
-      <w:r>
-        <w:rPr>
-          <w:rStyle w:val="VerbatimChar"/>
-        </w:rPr>
-        <w:t xml:space="preserve">scale_fill_manual()</w:t>
-      </w:r>
-      <w:r>
-        <w:t xml:space="preserve"> </w:t>
-      </w:r>
-      <w:r>
-        <w:t xml:space="preserve">— colors you choose, not colors ggplot guesses</w:t>
-      </w:r>
-    </w:p>
-    <w:p>
-      <w:pPr>
-        <w:pStyle w:val="Compact"/>
-        <w:numPr>
-          <w:ilvl w:val="0"/>
-          <w:numId w:val="1014"/>
-        </w:numPr>
-      </w:pPr>
-      <w:r>
-        <w:rPr>
-          <w:rStyle w:val="VerbatimChar"/>
-        </w:rPr>
-        <w:t xml:space="preserve">facet_wrap(~var)</w:t>
-      </w:r>
-      <w:r>
-        <w:t xml:space="preserve"> </w:t>
-      </w:r>
-      <w:r>
-        <w:t xml:space="preserve">— one panel per group, wraps automatically</w:t>
-      </w:r>
-    </w:p>
-    <w:p>
-      <w:pPr>
-        <w:pStyle w:val="Compact"/>
-        <w:numPr>
-          <w:ilvl w:val="0"/>
-          <w:numId w:val="1014"/>
-        </w:numPr>
-      </w:pPr>
-      <w:r>
-        <w:rPr>
-          <w:rStyle w:val="VerbatimChar"/>
-        </w:rPr>
-        <w:t xml:space="preserve">facet_grid(rows ~ cols)</w:t>
-      </w:r>
-      <w:r>
-        <w:t xml:space="preserve"> </w:t>
-      </w:r>
-      <w:r>
-        <w:t xml:space="preserve">— strict grid, best with two grouping variables</w:t>
-      </w:r>
-    </w:p>
-    <w:p>
-      <w:pPr>
-        <w:pStyle w:val="Compact"/>
-        <w:numPr>
-          <w:ilvl w:val="0"/>
-          <w:numId w:val="1014"/>
-        </w:numPr>
-      </w:pPr>
-      <w:r>
-        <w:rPr>
-          <w:rStyle w:val="VerbatimChar"/>
-        </w:rPr>
-        <w:t xml:space="preserve">stat_summary()</w:t>
-      </w:r>
-      <w:r>
-        <w:t xml:space="preserve"> </w:t>
-      </w:r>
-      <w:r>
-        <w:t xml:space="preserve">— mean and mean ± SE, drawn directly from raw data</w:t>
-      </w:r>
-    </w:p>
-    <w:p>
-      <w:pPr>
-        <w:pStyle w:val="Compact"/>
-        <w:numPr>
-          <w:ilvl w:val="0"/>
-          <w:numId w:val="1014"/>
-        </w:numPr>
-      </w:pPr>
-      <w:r>
-        <w:t xml:space="preserve">Positions defined once at the top (</w:t>
-      </w:r>
-      <w:r>
-        <w:rPr>
-          <w:rStyle w:val="VerbatimChar"/>
-        </w:rPr>
-        <w:t xml:space="preserve">jitter_pos</w:t>
-      </w:r>
-      <w:r>
-        <w:t xml:space="preserve">,</w:t>
-      </w:r>
-      <w:r>
-        <w:t xml:space="preserve"> </w:t>
-      </w:r>
-      <w:r>
-        <w:rPr>
-          <w:rStyle w:val="VerbatimChar"/>
-        </w:rPr>
-        <w:t xml:space="preserve">dodge_pos</w:t>
-      </w:r>
-      <w:r>
-        <w:t xml:space="preserve">) and reused on every layer</w:t>
-      </w:r>
-    </w:p>
-    <w:p>
-      <w:pPr>
-        <w:pStyle w:val="FirstParagraph"/>
-      </w:pPr>
-      <w:r>
-        <w:rPr>
-          <w:b/>
-          <w:bCs/>
-        </w:rPr>
-        <w:t xml:space="preserve">References:</w:t>
-      </w:r>
-    </w:p>
-    <w:p>
-      <w:pPr>
-        <w:pStyle w:val="Compact"/>
-        <w:numPr>
-          <w:ilvl w:val="0"/>
-          <w:numId w:val="1015"/>
-        </w:numPr>
-      </w:pPr>
-      <w:r>
-        <w:t xml:space="preserve">📖 Whitlock &amp; Schluter, Ch. 2 —</w:t>
-      </w:r>
-      <w:r>
-        <w:t xml:space="preserve"> </w:t>
-      </w:r>
-      <w:r>
-        <w:rPr>
-          <w:i/>
-          <w:iCs/>
-        </w:rPr>
-        <w:t xml:space="preserve">Displaying Data</w:t>
-      </w:r>
-    </w:p>
-    <w:p>
-      <w:pPr>
-        <w:pStyle w:val="Compact"/>
-        <w:numPr>
-          <w:ilvl w:val="0"/>
-          <w:numId w:val="1015"/>
         </w:numPr>
       </w:pPr>
       <w:r>
@@ -8021,7 +7538,7 @@
         <w:pStyle w:val="Compact"/>
         <w:numPr>
           <w:ilvl w:val="0"/>
-          <w:numId w:val="1015"/>
+          <w:numId w:val="1014"/>
         </w:numPr>
       </w:pPr>
       <w:r>
@@ -8062,7 +7579,7 @@
         <w:pStyle w:val="Compact"/>
         <w:numPr>
           <w:ilvl w:val="0"/>
-          <w:numId w:val="1016"/>
+          <w:numId w:val="1015"/>
         </w:numPr>
       </w:pPr>
       <w:r>
@@ -8074,7 +7591,7 @@
         <w:pStyle w:val="Compact"/>
         <w:numPr>
           <w:ilvl w:val="0"/>
-          <w:numId w:val="1016"/>
+          <w:numId w:val="1015"/>
         </w:numPr>
       </w:pPr>
       <w:r>
@@ -8101,14 +7618,14 @@
         <w:pStyle w:val="Compact"/>
         <w:numPr>
           <w:ilvl w:val="0"/>
-          <w:numId w:val="1016"/>
+          <w:numId w:val="1015"/>
         </w:numPr>
       </w:pPr>
       <w:r>
         <w:t xml:space="preserve">Themes</w:t>
       </w:r>
     </w:p>
-    <w:bookmarkEnd w:id="65"/>
+    <w:bookmarkEnd w:id="64"/>
     <w:sectPr>
       <w:pgSz w:h="15840" w:w="12240"/>
       <w:pgMar w:bottom="1440" w:footer="720" w:gutter="0" w:header="720" w:left="1440" w:right="1440" w:top="1440"/>
@@ -8481,9 +7998,6 @@
     <w:abstractNumId w:val="991"/>
   </w:num>
   <w:num w:numId="1015">
-    <w:abstractNumId w:val="991"/>
-  </w:num>
-  <w:num w:numId="1016">
     <w:abstractNumId w:val="991"/>
   </w:num>
 </w:numbering>

--- a/docs/content/ggplot_1/ggplot_1_lecture.docx
+++ b/docs/content/ggplot_1/ggplot_1_lecture.docx
@@ -7583,7 +7583,7 @@
         </w:numPr>
       </w:pPr>
       <w:r>
-        <w:t xml:space="preserve">More geoms</w:t>
+        <w:t xml:space="preserve">Practicing on a brand-new dataset</w:t>
       </w:r>
     </w:p>
     <w:p>
@@ -7610,7 +7610,7 @@
         <w:rPr>
           <w:rStyle w:val="VerbatimChar"/>
         </w:rPr>
-        <w:t xml:space="preserve">xlim()</w:t>
+        <w:t xml:space="preserve">ylim()</w:t>
       </w:r>
     </w:p>
     <w:p>
@@ -7622,7 +7622,16 @@
         </w:numPr>
       </w:pPr>
       <w:r>
-        <w:t xml:space="preserve">Themes</w:t>
+        <w:t xml:space="preserve">Histograms, density plots, themes, and</w:t>
+      </w:r>
+      <w:r>
+        <w:t xml:space="preserve"> </w:t>
+      </w:r>
+      <w:r>
+        <w:rPr>
+          <w:rStyle w:val="VerbatimChar"/>
+        </w:rPr>
+        <w:t xml:space="preserve">patchwork</w:t>
       </w:r>
     </w:p>
     <w:bookmarkEnd w:id="64"/>

--- a/docs/content/ggplot_1/ggplot_1_lecture.docx
+++ b/docs/content/ggplot_1/ggplot_1_lecture.docx
@@ -8943,7 +8943,6 @@
         <w:bottom w:color="FF0000" w:space="1" w:sz="8" w:val="single"/>
         <w:right w:color="FF0000" w:space="4" w:sz="8" w:val="single"/>
       </w:pBdr>
-      <w:shd w:color="auto" w:fill="auto" w:val="pct15"/>
       <w:spacing w:after="120" w:before="120"/>
       <w:ind w:left="432" w:right="432"/>
     </w:pPr>
@@ -8964,7 +8963,6 @@
         <w:bottom w:color="auto" w:space="1" w:sz="8" w:val="single"/>
         <w:right w:color="auto" w:space="4" w:sz="8" w:val="single"/>
       </w:pBdr>
-      <w:shd w:color="auto" w:fill="auto" w:val="pct15"/>
       <w:spacing w:after="240" w:before="240"/>
       <w:ind w:left="432" w:right="432"/>
     </w:pPr>
@@ -8979,7 +8977,6 @@
     <w:qFormat/>
     <w:rsid w:val="00771E03"/>
     <w:pPr>
-      <w:shd w:color="auto" w:fill="auto" w:val="pct15"/>
       <w:spacing w:after="240" w:before="240"/>
       <w:ind w:left="432" w:right="432"/>
     </w:pPr>

--- a/docs/content/ggplot_1/ggplot_1_lecture.docx
+++ b/docs/content/ggplot_1/ggplot_1_lecture.docx
@@ -31,7 +31,7 @@
         <w:pStyle w:val="Date"/>
       </w:pPr>
       <w:r>
-        <w:t xml:space="preserve">2026-09-14</w:t>
+        <w:t xml:space="preserve">2026-09-21</w:t>
       </w:r>
     </w:p>
     <w:bookmarkStart w:id="12" w:name="where-we-left-off-lecture-02-meeting-r"/>

--- a/docs/content/ggplot_1/ggplot_1_lecture.docx
+++ b/docs/content/ggplot_1/ggplot_1_lecture.docx
@@ -31,7 +31,7 @@
         <w:pStyle w:val="Date"/>
       </w:pPr>
       <w:r>
-        <w:t xml:space="preserve">2026-09-21</w:t>
+        <w:t xml:space="preserve">2026-09-22</w:t>
       </w:r>
     </w:p>
     <w:bookmarkStart w:id="12" w:name="where-we-left-off-lecture-02-meeting-r"/>

--- a/docs/content/ggplot_1/ggplot_1_lecture.docx
+++ b/docs/content/ggplot_1/ggplot_1_lecture.docx
@@ -31,7 +31,7 @@
         <w:pStyle w:val="Date"/>
       </w:pPr>
       <w:r>
-        <w:t xml:space="preserve">2026-09-22</w:t>
+        <w:t xml:space="preserve">2026-09-23</w:t>
       </w:r>
     </w:p>
     <w:bookmarkStart w:id="12" w:name="where-we-left-off-lecture-02-meeting-r"/>

--- a/docs/content/ggplot_1/ggplot_1_lecture.docx
+++ b/docs/content/ggplot_1/ggplot_1_lecture.docx
@@ -9026,6 +9026,252 @@
       <w:spacing w:after="100"/>
     </w:pPr>
   </w:style>
+  <w:style w:styleId="BodyText" w:type="paragraph">
+    <w:name w:val="Body Text"/>
+    <w:basedOn w:val="Normal"/>
+    <w:link w:val="BodyTextChar"/>
+    <w:qFormat/>
+    <w:pPr>
+      <w:spacing w:after="180" w:before="180"/>
+    </w:pPr>
+  </w:style>
+  <w:style w:customStyle="1" w:styleId="FirstParagraph" w:type="paragraph">
+    <w:name w:val="First Paragraph"/>
+    <w:basedOn w:val="BodyText"/>
+    <w:next w:val="BodyText"/>
+    <w:qFormat/>
+  </w:style>
+  <w:style w:customStyle="1" w:styleId="Compact" w:type="paragraph">
+    <w:name w:val="Compact"/>
+    <w:basedOn w:val="BodyText"/>
+    <w:qFormat/>
+    <w:pPr>
+      <w:spacing w:after="36" w:before="36"/>
+    </w:pPr>
+  </w:style>
+  <w:style w:customStyle="1" w:styleId="Author" w:type="paragraph">
+    <w:name w:val="Author"/>
+    <w:basedOn w:val="Title"/>
+    <w:next w:val="BodyText"/>
+    <w:qFormat/>
+    <w:pPr>
+      <w:keepNext/>
+      <w:keepLines/>
+    </w:pPr>
+    <w:rPr>
+      <w:sz w:val="24"/>
+      <w:szCs w:val="24"/>
+    </w:rPr>
+  </w:style>
+  <w:style w:styleId="Date" w:type="paragraph">
+    <w:name w:val="Date"/>
+    <w:basedOn w:val="Title"/>
+    <w:next w:val="BodyText"/>
+    <w:qFormat/>
+    <w:pPr>
+      <w:keepNext/>
+      <w:keepLines/>
+    </w:pPr>
+    <w:rPr>
+      <w:sz w:val="24"/>
+      <w:szCs w:val="24"/>
+    </w:rPr>
+  </w:style>
+  <w:style w:customStyle="1" w:styleId="AbstractTitle" w:type="paragraph">
+    <w:name w:val="Abstract Title"/>
+    <w:basedOn w:val="Normal"/>
+    <w:next w:val="Abstract"/>
+    <w:qFormat/>
+    <w:pPr>
+      <w:keepNext/>
+      <w:keepLines/>
+      <w:spacing w:after="0" w:before="300"/>
+      <w:jc w:val="center"/>
+    </w:pPr>
+    <w:rPr>
+      <w:b/>
+      <w:sz w:val="20"/>
+      <w:szCs w:val="20"/>
+    </w:rPr>
+  </w:style>
+  <w:style w:customStyle="1" w:styleId="Abstract" w:type="paragraph">
+    <w:name w:val="Abstract"/>
+    <w:basedOn w:val="Normal"/>
+    <w:next w:val="BodyText"/>
+    <w:qFormat/>
+    <w:pPr>
+      <w:keepNext/>
+      <w:keepLines/>
+      <w:spacing w:after="300" w:before="100"/>
+    </w:pPr>
+    <w:rPr>
+      <w:sz w:val="20"/>
+      <w:szCs w:val="20"/>
+    </w:rPr>
+  </w:style>
+  <w:style w:styleId="Bibliography" w:type="paragraph">
+    <w:name w:val="Bibliography"/>
+    <w:basedOn w:val="Normal"/>
+    <w:next w:val="Bibliography"/>
+    <w:qFormat/>
+    <w:pPr/>
+    <w:rPr/>
+  </w:style>
+  <w:style w:styleId="BlockText" w:type="paragraph">
+    <w:name w:val="Block Text"/>
+    <w:basedOn w:val="BodyText"/>
+    <w:next w:val="BodyText"/>
+    <w:uiPriority w:val="9"/>
+    <w:unhideWhenUsed/>
+    <w:qFormat/>
+    <w:pPr>
+      <w:spacing w:after="100" w:before="100"/>
+      <w:ind w:firstLine="0" w:left="480" w:right="480"/>
+    </w:pPr>
+  </w:style>
+  <w:style w:styleId="FootnoteText" w:type="paragraph">
+    <w:name w:val="Footnote Text"/>
+    <w:basedOn w:val="Normal"/>
+    <w:next w:val="FootnoteText"/>
+    <w:uiPriority w:val="9"/>
+    <w:unhideWhenUsed/>
+    <w:qFormat/>
+  </w:style>
+  <w:style w:styleId="FootnoteBlockText" w:type="paragraph">
+    <w:name w:val="Footnote Block Text"/>
+    <w:basedOn w:val="FootnoteText"/>
+    <w:next w:val="FootnoteText"/>
+    <w:uiPriority w:val="9"/>
+    <w:unhideWhenUsed/>
+    <w:qFormat/>
+    <w:pPr>
+      <w:spacing w:after="100" w:before="100"/>
+      <w:ind w:firstLine="0" w:left="480" w:right="480"/>
+    </w:pPr>
+  </w:style>
+  <w:style w:styleId="Table" w:type="table">
+    <w:name w:val="Table"/>
+    <w:basedOn w:val="TableNormal"/>
+    <w:semiHidden/>
+    <w:unhideWhenUsed/>
+    <w:qFormat/>
+    <w:tblPr>
+      <w:tblInd w:type="dxa" w:w="0"/>
+      <w:tblCellMar>
+        <w:top w:type="dxa" w:w="0"/>
+        <w:left w:type="dxa" w:w="108"/>
+        <w:bottom w:type="dxa" w:w="0"/>
+        <w:right w:type="dxa" w:w="108"/>
+      </w:tblCellMar>
+    </w:tblPr>
+    <w:tblStylePr w:type="firstRow">
+      <w:tcPr>
+        <w:tcBorders>
+          <w:bottom w:val="single"/>
+        </w:tcBorders>
+        <w:vAlign w:val="bottom"/>
+      </w:tcPr>
+    </w:tblStylePr>
+  </w:style>
+  <w:style w:customStyle="1" w:styleId="DefinitionTerm" w:type="paragraph">
+    <w:name w:val="Definition Term"/>
+    <w:basedOn w:val="Normal"/>
+    <w:next w:val="Definition"/>
+    <w:pPr>
+      <w:keepNext/>
+      <w:keepLines/>
+      <w:spacing w:after="0"/>
+    </w:pPr>
+    <w:rPr>
+      <w:b/>
+    </w:rPr>
+  </w:style>
+  <w:style w:customStyle="1" w:styleId="Definition" w:type="paragraph">
+    <w:name w:val="Definition"/>
+    <w:basedOn w:val="Normal"/>
+  </w:style>
+  <w:style w:styleId="Caption" w:type="paragraph">
+    <w:name w:val="Caption"/>
+    <w:basedOn w:val="Normal"/>
+    <w:link w:val="BodyTextChar"/>
+    <w:pPr>
+      <w:spacing w:after="120" w:before="0"/>
+    </w:pPr>
+    <w:rPr>
+      <w:i/>
+    </w:rPr>
+  </w:style>
+  <w:style w:customStyle="1" w:styleId="TableCaption" w:type="paragraph">
+    <w:name w:val="Table Caption"/>
+    <w:basedOn w:val="Caption"/>
+    <w:pPr>
+      <w:keepNext/>
+    </w:pPr>
+  </w:style>
+  <w:style w:customStyle="1" w:styleId="ImageCaption" w:type="paragraph">
+    <w:name w:val="Image Caption"/>
+    <w:basedOn w:val="Caption"/>
+  </w:style>
+  <w:style w:customStyle="1" w:styleId="Figure" w:type="paragraph">
+    <w:name w:val="Figure"/>
+    <w:basedOn w:val="Normal"/>
+  </w:style>
+  <w:style w:customStyle="1" w:styleId="CaptionedFigure" w:type="paragraph">
+    <w:name w:val="Captioned Figure"/>
+    <w:basedOn w:val="Figure"/>
+    <w:pPr>
+      <w:keepNext/>
+    </w:pPr>
+  </w:style>
+  <w:style w:customStyle="1" w:styleId="BodyTextChar" w:type="character">
+    <w:name w:val="Body Text Char"/>
+    <w:basedOn w:val="DefaultParagraphFont"/>
+    <w:link w:val="BodyText"/>
+  </w:style>
+  <w:style w:customStyle="1" w:styleId="VerbatimChar" w:type="character">
+    <w:name w:val="Verbatim Char"/>
+    <w:basedOn w:val="BodyTextChar"/>
+    <w:rPr>
+      <w:rFonts w:ascii="Consolas" w:hAnsi="Consolas"/>
+      <w:sz w:val="22"/>
+    </w:rPr>
+  </w:style>
+  <w:style w:customStyle="1" w:styleId="SectionNumber" w:type="character">
+    <w:name w:val="Section Number"/>
+    <w:basedOn w:val="BodyTextChar"/>
+  </w:style>
+  <w:style w:styleId="FootnoteReference" w:type="character">
+    <w:name w:val="Footnote Reference"/>
+    <w:basedOn w:val="BodyTextChar"/>
+    <w:rPr>
+      <w:vertAlign w:val="superscript"/>
+    </w:rPr>
+  </w:style>
+  <w:style w:styleId="Hyperlink" w:type="character">
+    <w:name w:val="Hyperlink"/>
+    <w:basedOn w:val="BodyTextChar"/>
+    <w:rPr>
+      <w:color w:themeColor="accent1" w:val="4F81BD"/>
+    </w:rPr>
+  </w:style>
+  <w:style w:styleId="TOCHeading" w:type="paragraph">
+    <w:name w:val="TOC Heading"/>
+    <w:basedOn w:val="Heading1"/>
+    <w:next w:val="BodyText"/>
+    <w:uiPriority w:val="39"/>
+    <w:unhideWhenUsed/>
+    <w:qFormat/>
+    <w:pPr>
+      <w:spacing w:before="240" w:line="259" w:lineRule="auto"/>
+      <w:outlineLvl w:val="9"/>
+    </w:pPr>
+    <w:rPr>
+      <w:rFonts w:asciiTheme="majorHAnsi" w:cstheme="majorBidi" w:eastAsiaTheme="majorEastAsia" w:hAnsiTheme="majorHAnsi"/>
+      <w:b w:val="0"/>
+      <w:bCs w:val="0"/>
+      <w:color w:themeColor="accent1" w:themeShade="BF" w:val="365F91"/>
+    </w:rPr>
+  </w:style>
   <w:style w:type="character" w:customStyle="1" w:styleId="KeywordTok">
     <w:name w:val="KeywordTok"/>
     <w:basedOn w:val="VerbatimChar"/>

--- a/docs/content/ggplot_1/ggplot_1_lecture.docx
+++ b/docs/content/ggplot_1/ggplot_1_lecture.docx
@@ -7637,7 +7637,7 @@
     <w:bookmarkEnd w:id="64"/>
     <w:sectPr>
       <w:pgSz w:h="15840" w:w="12240"/>
-      <w:pgMar w:bottom="1440" w:footer="720" w:gutter="0" w:header="720" w:left="1440" w:right="1440" w:top="1440"/>
+      <w:pgMar w:bottom="720" w:footer="432" w:gutter="0" w:header="432" w:left="720" w:right="1008" w:top="720"/>
       <w:cols w:space="720"/>
       <w:docGrid w:linePitch="360"/>
     </w:sectPr>
@@ -8025,7 +8025,11 @@
         <w14:ligatures w14:val="standardContextual"/>
       </w:rPr>
     </w:rPrDefault>
-    <w:pPrDefault/>
+    <w:pPrDefault>
+      <w:pPr>
+        <w:spacing w:after="0" w:before="0" w:line="240" w:lineRule="auto"/>
+      </w:pPr>
+    </w:pPrDefault>
   </w:docDefaults>
   <w:latentStyles w:count="376" w:defLockedState="0" w:defQFormat="0" w:defSemiHidden="0" w:defUIPriority="99" w:defUnhideWhenUsed="0">
     <w:lsdException w:name="Normal" w:qFormat="1" w:uiPriority="0"/>
@@ -8825,7 +8829,7 @@
     <w:qFormat/>
     <w:rsid w:val="00AF5CF1"/>
     <w:pPr>
-      <w:spacing w:after="160" w:before="160"/>
+      <w:spacing w:after="0" w:before="0"/>
       <w:jc w:val="center"/>
     </w:pPr>
     <w:rPr>
@@ -8943,7 +8947,7 @@
         <w:bottom w:color="FF0000" w:space="1" w:sz="8" w:val="single"/>
         <w:right w:color="FF0000" w:space="4" w:sz="8" w:val="single"/>
       </w:pBdr>
-      <w:spacing w:after="120" w:before="120"/>
+      <w:spacing w:after="40" w:before="40"/>
       <w:ind w:left="432" w:right="432"/>
     </w:pPr>
     <w:rPr>
@@ -8963,7 +8967,7 @@
         <w:bottom w:color="auto" w:space="1" w:sz="8" w:val="single"/>
         <w:right w:color="auto" w:space="4" w:sz="8" w:val="single"/>
       </w:pBdr>
-      <w:spacing w:after="240" w:before="240"/>
+      <w:spacing w:after="40" w:before="40"/>
       <w:ind w:left="432" w:right="432"/>
     </w:pPr>
     <w:rPr>
@@ -8977,7 +8981,7 @@
     <w:qFormat/>
     <w:rsid w:val="00771E03"/>
     <w:pPr>
-      <w:spacing w:after="240" w:before="240"/>
+      <w:spacing w:after="40" w:before="40"/>
       <w:ind w:left="432" w:right="432"/>
     </w:pPr>
     <w:rPr>
@@ -9023,7 +9027,7 @@
     <w:unhideWhenUsed/>
     <w:rsid w:val="00322D32"/>
     <w:pPr>
-      <w:spacing w:after="100"/>
+      <w:spacing w:after="0" w:before="0"/>
     </w:pPr>
   </w:style>
   <w:style w:styleId="BodyText" w:type="paragraph">
@@ -9032,7 +9036,7 @@
     <w:link w:val="BodyTextChar"/>
     <w:qFormat/>
     <w:pPr>
-      <w:spacing w:after="180" w:before="180"/>
+      <w:spacing w:after="0" w:before="0"/>
     </w:pPr>
   </w:style>
   <w:style w:customStyle="1" w:styleId="FirstParagraph" w:type="paragraph">
@@ -9040,13 +9044,16 @@
     <w:basedOn w:val="BodyText"/>
     <w:next w:val="BodyText"/>
     <w:qFormat/>
+    <w:pPr>
+      <w:spacing w:after="0" w:before="0"/>
+    </w:pPr>
   </w:style>
   <w:style w:customStyle="1" w:styleId="Compact" w:type="paragraph">
     <w:name w:val="Compact"/>
     <w:basedOn w:val="BodyText"/>
     <w:qFormat/>
     <w:pPr>
-      <w:spacing w:after="36" w:before="36"/>
+      <w:spacing w:after="0" w:before="0"/>
     </w:pPr>
   </w:style>
   <w:style w:customStyle="1" w:styleId="Author" w:type="paragraph">
@@ -9125,7 +9132,7 @@
     <w:unhideWhenUsed/>
     <w:qFormat/>
     <w:pPr>
-      <w:spacing w:after="100" w:before="100"/>
+      <w:spacing w:after="0" w:before="0"/>
       <w:ind w:firstLine="0" w:left="480" w:right="480"/>
     </w:pPr>
   </w:style>
@@ -9195,7 +9202,7 @@
     <w:basedOn w:val="Normal"/>
     <w:link w:val="BodyTextChar"/>
     <w:pPr>
-      <w:spacing w:after="120" w:before="0"/>
+      <w:spacing w:after="0" w:before="0"/>
     </w:pPr>
     <w:rPr>
       <w:i/>
@@ -9205,21 +9212,29 @@
     <w:name w:val="Table Caption"/>
     <w:basedOn w:val="Caption"/>
     <w:pPr>
+      <w:spacing w:after="0" w:before="0"/>
       <w:keepNext/>
     </w:pPr>
   </w:style>
   <w:style w:customStyle="1" w:styleId="ImageCaption" w:type="paragraph">
     <w:name w:val="Image Caption"/>
     <w:basedOn w:val="Caption"/>
+    <w:pPr>
+      <w:spacing w:after="0" w:before="0"/>
+    </w:pPr>
   </w:style>
   <w:style w:customStyle="1" w:styleId="Figure" w:type="paragraph">
     <w:name w:val="Figure"/>
     <w:basedOn w:val="Normal"/>
+    <w:pPr>
+      <w:spacing w:after="0" w:before="0"/>
+    </w:pPr>
   </w:style>
   <w:style w:customStyle="1" w:styleId="CaptionedFigure" w:type="paragraph">
     <w:name w:val="Captioned Figure"/>
     <w:basedOn w:val="Figure"/>
     <w:pPr>
+      <w:spacing w:after="0" w:before="0"/>
       <w:keepNext/>
     </w:pPr>
   </w:style>
@@ -9232,8 +9247,8 @@
     <w:name w:val="Verbatim Char"/>
     <w:basedOn w:val="BodyTextChar"/>
     <w:rPr>
-      <w:rFonts w:ascii="Consolas" w:hAnsi="Consolas"/>
-      <w:sz w:val="22"/>
+      <w:rFonts w:ascii="Courier New" w:cs="Courier New" w:hAnsi="Courier New"/>
+      <w:sz w:val="20"/>
     </w:rPr>
   </w:style>
   <w:style w:customStyle="1" w:styleId="SectionNumber" w:type="character">

--- a/docs/content/ggplot_1/ggplot_1_lecture.docx
+++ b/docs/content/ggplot_1/ggplot_1_lecture.docx
@@ -1253,10 +1253,13 @@
         <w:t xml:space="preserve">&lt;-</w:t>
       </w:r>
       <w:r>
-        <w:rPr>
-          <w:rStyle w:val="NormalTok"/>
-        </w:rPr>
-        <w:t xml:space="preserve"> </w:t>
+        <w:br/>
+      </w:r>
+      <w:r>
+        <w:rPr>
+          <w:rStyle w:val="NormalTok"/>
+        </w:rPr>
+        <w:t xml:space="preserve">  </w:t>
       </w:r>
       <w:r>
         <w:rPr>
@@ -1354,7 +1357,7 @@
         <w:rPr>
           <w:rStyle w:val="VerbatimChar"/>
         </w:rPr>
-        <w:t xml:space="preserve">$ twig_id      &lt;chr&gt; NA, NA, NA, NA, NA, NA, NA, NA, NA, NA, NA, NA, "twig_1",…</w:t>
+        <w:t xml:space="preserve">$ twig_id      &lt;chr&gt; NA, NA, NA, NA, NA, NA, NA, NA, NA, NA, NA…</w:t>
       </w:r>
       <w:r>
         <w:br/>
@@ -1363,7 +1366,7 @@
         <w:rPr>
           <w:rStyle w:val="VerbatimChar"/>
         </w:rPr>
-        <w:t xml:space="preserve">$ leaf_id      &lt;chr&gt; NA, NA, NA, NA, NA, NA, NA, NA, NA, NA, NA, NA, "l07", "l…</w:t>
+        <w:t xml:space="preserve">$ leaf_id      &lt;chr&gt; NA, NA, NA, NA, NA, NA, NA, NA, NA, NA, NA…</w:t>
       </w:r>
       <w:r>
         <w:br/>
@@ -1372,7 +1375,7 @@
         <w:rPr>
           <w:rStyle w:val="VerbatimChar"/>
         </w:rPr>
-        <w:t xml:space="preserve">$ teams        &lt;chr&gt; "12345", "12345", "12345", "12345", "12345", "12345", "12…</w:t>
+        <w:t xml:space="preserve">$ teams        &lt;chr&gt; "12345", "12345", "12345", "12345", "12345…</w:t>
       </w:r>
       <w:r>
         <w:br/>
@@ -1381,7 +1384,7 @@
         <w:rPr>
           <w:rStyle w:val="VerbatimChar"/>
         </w:rPr>
-        <w:t xml:space="preserve">$ shade        &lt;chr&gt; "sunny", "sunny", "sunny", "sunny", "sunny", "sunny", "sh…</w:t>
+        <w:t xml:space="preserve">$ shade        &lt;chr&gt; "sunny", "sunny", "sunny", "sunny", "sunny…</w:t>
       </w:r>
       <w:r>
         <w:br/>
@@ -1390,7 +1393,7 @@
         <w:rPr>
           <w:rStyle w:val="VerbatimChar"/>
         </w:rPr>
-        <w:t xml:space="preserve">$ mass_g       &lt;dbl&gt; 0.4000, 0.4800, 0.3400, 0.6500, 0.2700, 0.4300, 0.3900, 0…</w:t>
+        <w:t xml:space="preserve">$ mass_g       &lt;dbl&gt; 0.4000, 0.4800, 0.3400, 0.6500, 0.2700, 0.…</w:t>
       </w:r>
       <w:r>
         <w:br/>
@@ -1399,7 +1402,7 @@
         <w:rPr>
           <w:rStyle w:val="VerbatimChar"/>
         </w:rPr>
-        <w:t xml:space="preserve">$ petiole_mm   &lt;dbl&gt; 79.0000, 63.0000, 68.0000, 35.0000, 34.0000, 40.0000, 40.…</w:t>
+        <w:t xml:space="preserve">$ petiole_mm   &lt;dbl&gt; 79.0000, 63.0000, 68.0000, 35.0000, 34.000…</w:t>
       </w:r>
       <w:r>
         <w:br/>
@@ -1408,7 +1411,7 @@
         <w:rPr>
           <w:rStyle w:val="VerbatimChar"/>
         </w:rPr>
-        <w:t xml:space="preserve">$ thickness_mm &lt;dbl&gt; 0.15, 0.14, 0.14, 0.15, 0.11, 0.16, 0.14, 0.15, 0.12, 0.1…</w:t>
+        <w:t xml:space="preserve">$ thickness_mm &lt;dbl&gt; 0.15, 0.14, 0.14, 0.15, 0.11, 0.16, 0.14, …</w:t>
       </w:r>
       <w:r>
         <w:br/>
@@ -1417,7 +1420,7 @@
         <w:rPr>
           <w:rStyle w:val="VerbatimChar"/>
         </w:rPr>
-        <w:t xml:space="preserve">$ paper_mass_g &lt;dbl&gt; 0.2100, 0.2100, 0.2100, 0.2400, 0.1500, 0.3400, 0.2900, 0…</w:t>
+        <w:t xml:space="preserve">$ paper_mass_g &lt;dbl&gt; 0.2100, 0.2100, 0.2100, 0.2400, 0.1500, 0.…</w:t>
       </w:r>
     </w:p>
     <w:bookmarkEnd w:id="22"/>
@@ -3859,49 +3862,127 @@
         <w:rPr>
           <w:rStyle w:val="NormalTok"/>
         </w:rPr>
+        <w:t xml:space="preserve">,</w:t>
+      </w:r>
+      <w:r>
+        <w:br/>
+      </w:r>
+      <w:r>
+        <w:rPr>
+          <w:rStyle w:val="NormalTok"/>
+        </w:rPr>
+        <w:t xml:space="preserve">                               </w:t>
+      </w:r>
+      <w:r>
+        <w:rPr>
+          <w:rStyle w:val="StringTok"/>
+        </w:rPr>
+        <w:t xml:space="preserve">"shady"</w:t>
+      </w:r>
+      <w:r>
+        <w:rPr>
+          <w:rStyle w:val="NormalTok"/>
+        </w:rPr>
+        <w:t xml:space="preserve"> </w:t>
+      </w:r>
+      <w:r>
+        <w:rPr>
+          <w:rStyle w:val="OtherTok"/>
+        </w:rPr>
+        <w:t xml:space="preserve">=</w:t>
+      </w:r>
+      <w:r>
+        <w:rPr>
+          <w:rStyle w:val="NormalTok"/>
+        </w:rPr>
+        <w:t xml:space="preserve"> </w:t>
+      </w:r>
+      <w:r>
+        <w:rPr>
+          <w:rStyle w:val="StringTok"/>
+        </w:rPr>
+        <w:t xml:space="preserve">"forestgreen"</w:t>
+      </w:r>
+      <w:r>
+        <w:rPr>
+          <w:rStyle w:val="NormalTok"/>
+        </w:rPr>
+        <w:t xml:space="preserve">)) </w:t>
+      </w:r>
+      <w:r>
+        <w:rPr>
+          <w:rStyle w:val="SpecialCharTok"/>
+        </w:rPr>
+        <w:t xml:space="preserve">+</w:t>
+      </w:r>
+      <w:r>
+        <w:br/>
+      </w:r>
+      <w:r>
+        <w:rPr>
+          <w:rStyle w:val="NormalTok"/>
+        </w:rPr>
+        <w:t xml:space="preserve">  </w:t>
+      </w:r>
+      <w:r>
+        <w:rPr>
+          <w:rStyle w:val="FunctionTok"/>
+        </w:rPr>
+        <w:t xml:space="preserve">labs</w:t>
+      </w:r>
+      <w:r>
+        <w:rPr>
+          <w:rStyle w:val="NormalTok"/>
+        </w:rPr>
+        <w:t xml:space="preserve">(</w:t>
+      </w:r>
+      <w:r>
+        <w:rPr>
+          <w:rStyle w:val="AttributeTok"/>
+        </w:rPr>
+        <w:t xml:space="preserve">x =</w:t>
+      </w:r>
+      <w:r>
+        <w:rPr>
+          <w:rStyle w:val="NormalTok"/>
+        </w:rPr>
+        <w:t xml:space="preserve"> </w:t>
+      </w:r>
+      <w:r>
+        <w:rPr>
+          <w:rStyle w:val="StringTok"/>
+        </w:rPr>
+        <w:t xml:space="preserve">"Leaf Mass (g)"</w:t>
+      </w:r>
+      <w:r>
+        <w:rPr>
+          <w:rStyle w:val="NormalTok"/>
+        </w:rPr>
         <w:t xml:space="preserve">, </w:t>
       </w:r>
       <w:r>
         <w:rPr>
+          <w:rStyle w:val="AttributeTok"/>
+        </w:rPr>
+        <w:t xml:space="preserve">y =</w:t>
+      </w:r>
+      <w:r>
+        <w:rPr>
+          <w:rStyle w:val="NormalTok"/>
+        </w:rPr>
+        <w:t xml:space="preserve"> </w:t>
+      </w:r>
+      <w:r>
+        <w:rPr>
           <w:rStyle w:val="StringTok"/>
         </w:rPr>
-        <w:t xml:space="preserve">"shady"</w:t>
-      </w:r>
-      <w:r>
-        <w:rPr>
-          <w:rStyle w:val="NormalTok"/>
-        </w:rPr>
-        <w:t xml:space="preserve"> </w:t>
-      </w:r>
-      <w:r>
-        <w:rPr>
-          <w:rStyle w:val="OtherTok"/>
-        </w:rPr>
-        <w:t xml:space="preserve">=</w:t>
-      </w:r>
-      <w:r>
-        <w:rPr>
-          <w:rStyle w:val="NormalTok"/>
-        </w:rPr>
-        <w:t xml:space="preserve"> </w:t>
-      </w:r>
-      <w:r>
-        <w:rPr>
-          <w:rStyle w:val="StringTok"/>
-        </w:rPr>
-        <w:t xml:space="preserve">"forestgreen"</w:t>
-      </w:r>
-      <w:r>
-        <w:rPr>
-          <w:rStyle w:val="NormalTok"/>
-        </w:rPr>
-        <w:t xml:space="preserve">)) </w:t>
-      </w:r>
-      <w:r>
-        <w:rPr>
-          <w:rStyle w:val="SpecialCharTok"/>
-        </w:rPr>
-        <w:t xml:space="preserve">+</w:t>
+        <w:t xml:space="preserve">"Count"</w:t>
+      </w:r>
+      <w:r>
+        <w:rPr>
+          <w:rStyle w:val="NormalTok"/>
+        </w:rPr>
+        <w:t xml:space="preserve">,</w:t>
       </w:r>
       <w:r>
         <w:br/>
@@ -3910,67 +3991,7 @@
         <w:rPr>
           <w:rStyle w:val="NormalTok"/>
         </w:rPr>
-        <w:t xml:space="preserve">  </w:t>
-      </w:r>
-      <w:r>
-        <w:rPr>
-          <w:rStyle w:val="FunctionTok"/>
-        </w:rPr>
-        <w:t xml:space="preserve">labs</w:t>
-      </w:r>
-      <w:r>
-        <w:rPr>
-          <w:rStyle w:val="NormalTok"/>
-        </w:rPr>
-        <w:t xml:space="preserve">(</w:t>
-      </w:r>
-      <w:r>
-        <w:rPr>
-          <w:rStyle w:val="AttributeTok"/>
-        </w:rPr>
-        <w:t xml:space="preserve">x =</w:t>
-      </w:r>
-      <w:r>
-        <w:rPr>
-          <w:rStyle w:val="NormalTok"/>
-        </w:rPr>
-        <w:t xml:space="preserve"> </w:t>
-      </w:r>
-      <w:r>
-        <w:rPr>
-          <w:rStyle w:val="StringTok"/>
-        </w:rPr>
-        <w:t xml:space="preserve">"Leaf Mass (g)"</w:t>
-      </w:r>
-      <w:r>
-        <w:rPr>
-          <w:rStyle w:val="NormalTok"/>
-        </w:rPr>
-        <w:t xml:space="preserve">, </w:t>
-      </w:r>
-      <w:r>
-        <w:rPr>
-          <w:rStyle w:val="AttributeTok"/>
-        </w:rPr>
-        <w:t xml:space="preserve">y =</w:t>
-      </w:r>
-      <w:r>
-        <w:rPr>
-          <w:rStyle w:val="NormalTok"/>
-        </w:rPr>
-        <w:t xml:space="preserve"> </w:t>
-      </w:r>
-      <w:r>
-        <w:rPr>
-          <w:rStyle w:val="StringTok"/>
-        </w:rPr>
-        <w:t xml:space="preserve">"Count"</w:t>
-      </w:r>
-      <w:r>
-        <w:rPr>
-          <w:rStyle w:val="NormalTok"/>
-        </w:rPr>
-        <w:t xml:space="preserve">, </w:t>
+        <w:t xml:space="preserve">       </w:t>
       </w:r>
       <w:r>
         <w:rPr>
@@ -4539,7 +4560,16 @@
         <w:rPr>
           <w:rStyle w:val="NormalTok"/>
         </w:rPr>
-        <w:t xml:space="preserve">, </w:t>
+        <w:t xml:space="preserve">,</w:t>
+      </w:r>
+      <w:r>
+        <w:br/>
+      </w:r>
+      <w:r>
+        <w:rPr>
+          <w:rStyle w:val="NormalTok"/>
+        </w:rPr>
+        <w:t xml:space="preserve">                               </w:t>
       </w:r>
       <w:r>
         <w:rPr>
@@ -5536,7 +5566,16 @@
         <w:rPr>
           <w:rStyle w:val="NormalTok"/>
         </w:rPr>
-        <w:t xml:space="preserve">, </w:t>
+        <w:t xml:space="preserve">,</w:t>
+      </w:r>
+      <w:r>
+        <w:br/>
+      </w:r>
+      <w:r>
+        <w:rPr>
+          <w:rStyle w:val="NormalTok"/>
+        </w:rPr>
+        <w:t xml:space="preserve">               </w:t>
       </w:r>
       <w:r>
         <w:rPr>
@@ -5647,7 +5686,16 @@
         <w:rPr>
           <w:rStyle w:val="NormalTok"/>
         </w:rPr>
-        <w:t xml:space="preserve">, </w:t>
+        <w:t xml:space="preserve">,</w:t>
+      </w:r>
+      <w:r>
+        <w:br/>
+      </w:r>
+      <w:r>
+        <w:rPr>
+          <w:rStyle w:val="NormalTok"/>
+        </w:rPr>
+        <w:t xml:space="preserve">                                </w:t>
       </w:r>
       <w:r>
         <w:rPr>
@@ -6770,7 +6818,16 @@
         <w:rPr>
           <w:rStyle w:val="NormalTok"/>
         </w:rPr>
-        <w:t xml:space="preserve">, </w:t>
+        <w:t xml:space="preserve">,</w:t>
+      </w:r>
+      <w:r>
+        <w:br/>
+      </w:r>
+      <w:r>
+        <w:rPr>
+          <w:rStyle w:val="NormalTok"/>
+        </w:rPr>
+        <w:t xml:space="preserve">                                </w:t>
       </w:r>
       <w:r>
         <w:rPr>

--- a/docs/content/ggplot_1/ggplot_1_lecture.docx
+++ b/docs/content/ggplot_1/ggplot_1_lecture.docx
@@ -31,7 +31,7 @@
         <w:pStyle w:val="Date"/>
       </w:pPr>
       <w:r>
-        <w:t xml:space="preserve">2026-09-23</w:t>
+        <w:t xml:space="preserve">2026-09-24</w:t>
       </w:r>
     </w:p>
     <w:bookmarkStart w:id="12" w:name="where-we-left-off-lecture-02-meeting-r"/>

--- a/docs/content/ggplot_1/ggplot_1_lecture.docx
+++ b/docs/content/ggplot_1/ggplot_1_lecture.docx
@@ -31,7 +31,7 @@
         <w:pStyle w:val="Date"/>
       </w:pPr>
       <w:r>
-        <w:t xml:space="preserve">2026-09-24</w:t>
+        <w:t xml:space="preserve">2026-09-29</w:t>
       </w:r>
     </w:p>
     <w:bookmarkStart w:id="12" w:name="where-we-left-off-lecture-02-meeting-r"/>

--- a/docs/content/ggplot_1/ggplot_1_lecture.docx
+++ b/docs/content/ggplot_1/ggplot_1_lecture.docx
@@ -31,7 +31,7 @@
         <w:pStyle w:val="Date"/>
       </w:pPr>
       <w:r>
-        <w:t xml:space="preserve">2026-09-29</w:t>
+        <w:t xml:space="preserve">2026-10-01</w:t>
       </w:r>
     </w:p>
     <w:bookmarkStart w:id="12" w:name="where-we-left-off-lecture-02-meeting-r"/>

--- a/docs/content/ggplot_1/ggplot_1_lecture.docx
+++ b/docs/content/ggplot_1/ggplot_1_lecture.docx
@@ -31,7 +31,7 @@
         <w:pStyle w:val="Date"/>
       </w:pPr>
       <w:r>
-        <w:t xml:space="preserve">2026-10-01</w:t>
+        <w:t xml:space="preserve">2026-10-05</w:t>
       </w:r>
     </w:p>
     <w:bookmarkStart w:id="12" w:name="where-we-left-off-lecture-02-meeting-r"/>
@@ -328,7 +328,7 @@
                     <a:graphicData uri="http://schemas.openxmlformats.org/drawingml/2006/picture">
                       <pic:pic>
                         <pic:nvPicPr>
-                          <pic:cNvPr descr="/Applications/Positron.app/Contents/Resources/app/quarto/share/formats/docx/note.png" id="11" name="Picture"/>
+                          <pic:cNvPr descr="/opt/quarto/share/formats/docx/note.png" id="11" name="Picture"/>
                           <pic:cNvPicPr>
                             <a:picLocks noChangeArrowheads="1" noChangeAspect="1"/>
                           </pic:cNvPicPr>
@@ -584,7 +584,7 @@
                     <a:graphicData uri="http://schemas.openxmlformats.org/drawingml/2006/picture">
                       <pic:pic>
                         <pic:nvPicPr>
-                          <pic:cNvPr descr="/Applications/Positron.app/Contents/Resources/app/quarto/share/formats/docx/tip.png" id="15" name="Picture"/>
+                          <pic:cNvPr descr="/opt/quarto/share/formats/docx/tip.png" id="15" name="Picture"/>
                           <pic:cNvPicPr>
                             <a:picLocks noChangeArrowheads="1" noChangeAspect="1"/>
                           </pic:cNvPicPr>
@@ -993,7 +993,7 @@
                     <a:graphicData uri="http://schemas.openxmlformats.org/drawingml/2006/picture">
                       <pic:pic>
                         <pic:nvPicPr>
-                          <pic:cNvPr descr="/Applications/Positron.app/Contents/Resources/app/quarto/share/formats/docx/note.png" id="20" name="Picture"/>
+                          <pic:cNvPr descr="/opt/quarto/share/formats/docx/note.png" id="20" name="Picture"/>
                           <pic:cNvPicPr>
                             <a:picLocks noChangeArrowheads="1" noChangeAspect="1"/>
                           </pic:cNvPicPr>
@@ -1757,19 +1757,67 @@
         <w:t xml:space="preserve">(</w:t>
       </w:r>
       <w:r>
+        <w:rPr>
+          <w:rStyle w:val="AttributeTok"/>
+        </w:rPr>
+        <w:t xml:space="preserve">title =</w:t>
+      </w:r>
+      <w:r>
+        <w:rPr>
+          <w:rStyle w:val="NormalTok"/>
+        </w:rPr>
+        <w:t xml:space="preserve"> </w:t>
+      </w:r>
+      <w:r>
+        <w:rPr>
+          <w:rStyle w:val="StringTok"/>
+        </w:rPr>
+        <w:t xml:space="preserve">"Leaf Mass by Shade"</w:t>
+      </w:r>
+      <w:r>
+        <w:rPr>
+          <w:rStyle w:val="NormalTok"/>
+        </w:rPr>
+        <w:t xml:space="preserve">, </w:t>
+      </w:r>
+      <w:r>
+        <w:rPr>
+          <w:rStyle w:val="AttributeTok"/>
+        </w:rPr>
+        <w:t xml:space="preserve">x =</w:t>
+      </w:r>
+      <w:r>
+        <w:rPr>
+          <w:rStyle w:val="NormalTok"/>
+        </w:rPr>
+        <w:t xml:space="preserve"> </w:t>
+      </w:r>
+      <w:r>
+        <w:rPr>
+          <w:rStyle w:val="StringTok"/>
+        </w:rPr>
+        <w:t xml:space="preserve">"Shade"</w:t>
+      </w:r>
+      <w:r>
+        <w:rPr>
+          <w:rStyle w:val="NormalTok"/>
+        </w:rPr>
+        <w:t xml:space="preserve">,</w:t>
+      </w:r>
+      <w:r>
         <w:br/>
       </w:r>
       <w:r>
         <w:rPr>
           <w:rStyle w:val="NormalTok"/>
         </w:rPr>
-        <w:t xml:space="preserve">    </w:t>
+        <w:t xml:space="preserve">       </w:t>
       </w:r>
       <w:r>
         <w:rPr>
           <w:rStyle w:val="AttributeTok"/>
         </w:rPr>
-        <w:t xml:space="preserve">title =</w:t>
+        <w:t xml:space="preserve">y =</w:t>
       </w:r>
       <w:r>
         <w:rPr>
@@ -1781,28 +1829,19 @@
         <w:rPr>
           <w:rStyle w:val="StringTok"/>
         </w:rPr>
-        <w:t xml:space="preserve">"Leaf Mass by Shade"</w:t>
-      </w:r>
-      <w:r>
-        <w:rPr>
-          <w:rStyle w:val="NormalTok"/>
-        </w:rPr>
-        <w:t xml:space="preserve">,</w:t>
-      </w:r>
-      <w:r>
-        <w:br/>
-      </w:r>
-      <w:r>
-        <w:rPr>
-          <w:rStyle w:val="NormalTok"/>
-        </w:rPr>
-        <w:t xml:space="preserve">    </w:t>
+        <w:t xml:space="preserve">"Leaf Mass (g)"</w:t>
+      </w:r>
+      <w:r>
+        <w:rPr>
+          <w:rStyle w:val="NormalTok"/>
+        </w:rPr>
+        <w:t xml:space="preserve">, </w:t>
       </w:r>
       <w:r>
         <w:rPr>
           <w:rStyle w:val="AttributeTok"/>
         </w:rPr>
-        <w:t xml:space="preserve">x =</w:t>
+        <w:t xml:space="preserve">fill =</w:t>
       </w:r>
       <w:r>
         <w:rPr>
@@ -1820,76 +1859,7 @@
         <w:rPr>
           <w:rStyle w:val="NormalTok"/>
         </w:rPr>
-        <w:t xml:space="preserve">,</w:t>
-      </w:r>
-      <w:r>
-        <w:br/>
-      </w:r>
-      <w:r>
-        <w:rPr>
-          <w:rStyle w:val="NormalTok"/>
-        </w:rPr>
-        <w:t xml:space="preserve">    </w:t>
-      </w:r>
-      <w:r>
-        <w:rPr>
-          <w:rStyle w:val="AttributeTok"/>
-        </w:rPr>
-        <w:t xml:space="preserve">y =</w:t>
-      </w:r>
-      <w:r>
-        <w:rPr>
-          <w:rStyle w:val="NormalTok"/>
-        </w:rPr>
-        <w:t xml:space="preserve"> </w:t>
-      </w:r>
-      <w:r>
-        <w:rPr>
-          <w:rStyle w:val="StringTok"/>
-        </w:rPr>
-        <w:t xml:space="preserve">"Leaf Mass (g)"</w:t>
-      </w:r>
-      <w:r>
-        <w:rPr>
-          <w:rStyle w:val="NormalTok"/>
-        </w:rPr>
-        <w:t xml:space="preserve">,</w:t>
-      </w:r>
-      <w:r>
-        <w:br/>
-      </w:r>
-      <w:r>
-        <w:rPr>
-          <w:rStyle w:val="NormalTok"/>
-        </w:rPr>
-        <w:t xml:space="preserve">    </w:t>
-      </w:r>
-      <w:r>
-        <w:rPr>
-          <w:rStyle w:val="AttributeTok"/>
-        </w:rPr>
-        <w:t xml:space="preserve">fill =</w:t>
-      </w:r>
-      <w:r>
-        <w:rPr>
-          <w:rStyle w:val="NormalTok"/>
-        </w:rPr>
-        <w:t xml:space="preserve"> </w:t>
-      </w:r>
-      <w:r>
-        <w:rPr>
-          <w:rStyle w:val="StringTok"/>
-        </w:rPr>
-        <w:t xml:space="preserve">"Shade"</w:t>
-      </w:r>
-      <w:r>
-        <w:br/>
-      </w:r>
-      <w:r>
-        <w:rPr>
-          <w:rStyle w:val="NormalTok"/>
-        </w:rPr>
-        <w:t xml:space="preserve">  ) </w:t>
+        <w:t xml:space="preserve">) </w:t>
       </w:r>
       <w:r>
         <w:rPr>
@@ -1984,7 +1954,7 @@
         <w:t xml:space="preserve"> </w:t>
       </w:r>
       <w:r>
-        <w:t xml:space="preserve">reads as</w:t>
+        <w:t xml:space="preserve">=</w:t>
       </w:r>
       <w:r>
         <w:t xml:space="preserve"> </w:t>
@@ -2017,12 +1987,6 @@
           <w:iCs/>
         </w:rPr>
         <w:t xml:space="preserve">, then plot it”</w:t>
-      </w:r>
-      <w:r>
-        <w:t xml:space="preserve"> </w:t>
-      </w:r>
-      <w:r>
-        <w:t xml:space="preserve">— the same pipe you’ve already used</w:t>
       </w:r>
     </w:p>
     <w:p>
@@ -2072,22 +2036,6 @@
         </w:rPr>
         <w:t xml:space="preserve">%&gt;%</w:t>
       </w:r>
-      <w:r>
-        <w:t xml:space="preserve"> </w:t>
-      </w:r>
-      <w:r>
-        <w:t xml:space="preserve">—</w:t>
-      </w:r>
-      <w:r>
-        <w:t xml:space="preserve"> </w:t>
-      </w:r>
-      <w:r>
-        <w:rPr>
-          <w:b/>
-          <w:bCs/>
-        </w:rPr>
-        <w:t xml:space="preserve">ggplot layers use plus, pipelines use the pipe</w:t>
-      </w:r>
     </w:p>
     <w:p>
       <w:pPr>
@@ -2123,23 +2071,7 @@
         <w:t xml:space="preserve"> </w:t>
       </w:r>
       <w:r>
-        <w:t xml:space="preserve">to color — ggplot chooses the colors</w:t>
-      </w:r>
-      <w:r>
-        <w:t xml:space="preserve"> </w:t>
-      </w:r>
-      <w:r>
-        <w:rPr>
-          <w:i/>
-          <w:iCs/>
-        </w:rPr>
-        <w:t xml:space="preserve">for</w:t>
-      </w:r>
-      <w:r>
-        <w:t xml:space="preserve"> </w:t>
-      </w:r>
-      <w:r>
-        <w:t xml:space="preserve">you</w:t>
+        <w:t xml:space="preserve">to color — ggplot picks the colors</w:t>
       </w:r>
     </w:p>
     <w:tbl>
@@ -2188,7 +2120,7 @@
                     <a:graphicData uri="http://schemas.openxmlformats.org/drawingml/2006/picture">
                       <pic:pic>
                         <pic:nvPicPr>
-                          <pic:cNvPr descr="/Applications/Positron.app/Contents/Resources/app/quarto/share/formats/docx/warning.png" id="29" name="Picture"/>
+                          <pic:cNvPr descr="/opt/quarto/share/formats/docx/warning.png" id="29" name="Picture"/>
                           <pic:cNvPicPr>
                             <a:picLocks noChangeArrowheads="1" noChangeAspect="1"/>
                           </pic:cNvPicPr>
@@ -2362,7 +2294,7 @@
                     <a:graphicData uri="http://schemas.openxmlformats.org/drawingml/2006/picture">
                       <pic:pic>
                         <pic:nvPicPr>
-                          <pic:cNvPr descr="/Applications/Positron.app/Contents/Resources/app/quarto/share/formats/docx/note.png" id="32" name="Picture"/>
+                          <pic:cNvPr descr="/opt/quarto/share/formats/docx/note.png" id="32" name="Picture"/>
                           <pic:cNvPicPr>
                             <a:picLocks noChangeArrowheads="1" noChangeAspect="1"/>
                           </pic:cNvPicPr>
@@ -2444,28 +2376,7 @@
               <w:t xml:space="preserve"> </w:t>
             </w:r>
             <w:r>
-              <w:t xml:space="preserve">needs one color per group. We have two groups (</w:t>
-            </w:r>
-            <w:r>
-              <w:rPr>
-                <w:rStyle w:val="VerbatimChar"/>
-              </w:rPr>
-              <w:t xml:space="preserve">sunny</w:t>
-            </w:r>
-            <w:r>
-              <w:t xml:space="preserve">,</w:t>
-            </w:r>
-            <w:r>
-              <w:t xml:space="preserve"> </w:t>
-            </w:r>
-            <w:r>
-              <w:rPr>
-                <w:rStyle w:val="VerbatimChar"/>
-              </w:rPr>
-              <w:t xml:space="preserve">shady</w:t>
-            </w:r>
-            <w:r>
-              <w:t xml:space="preserve">). How many colors do we need to supply?</w:t>
+              <w:t xml:space="preserve">needs one color per group. We have two groups — how many colors do we supply?</w:t>
             </w:r>
           </w:p>
           <w:p/>
@@ -2768,19 +2679,55 @@
         <w:t xml:space="preserve">(</w:t>
       </w:r>
       <w:r>
+        <w:rPr>
+          <w:rStyle w:val="StringTok"/>
+        </w:rPr>
+        <w:t xml:space="preserve">"sunny"</w:t>
+      </w:r>
+      <w:r>
+        <w:rPr>
+          <w:rStyle w:val="NormalTok"/>
+        </w:rPr>
+        <w:t xml:space="preserve"> </w:t>
+      </w:r>
+      <w:r>
+        <w:rPr>
+          <w:rStyle w:val="OtherTok"/>
+        </w:rPr>
+        <w:t xml:space="preserve">=</w:t>
+      </w:r>
+      <w:r>
+        <w:rPr>
+          <w:rStyle w:val="NormalTok"/>
+        </w:rPr>
+        <w:t xml:space="preserve"> </w:t>
+      </w:r>
+      <w:r>
+        <w:rPr>
+          <w:rStyle w:val="StringTok"/>
+        </w:rPr>
+        <w:t xml:space="preserve">"goldenrod"</w:t>
+      </w:r>
+      <w:r>
+        <w:rPr>
+          <w:rStyle w:val="NormalTok"/>
+        </w:rPr>
+        <w:t xml:space="preserve">,</w:t>
+      </w:r>
+      <w:r>
         <w:br/>
       </w:r>
       <w:r>
         <w:rPr>
           <w:rStyle w:val="NormalTok"/>
         </w:rPr>
-        <w:t xml:space="preserve">    </w:t>
+        <w:t xml:space="preserve">                               </w:t>
       </w:r>
       <w:r>
         <w:rPr>
           <w:rStyle w:val="StringTok"/>
         </w:rPr>
-        <w:t xml:space="preserve">"sunny"</w:t>
+        <w:t xml:space="preserve">"shady"</w:t>
       </w:r>
       <w:r>
         <w:rPr>
@@ -2804,7 +2751,82 @@
         <w:rPr>
           <w:rStyle w:val="StringTok"/>
         </w:rPr>
-        <w:t xml:space="preserve">"goldenrod"</w:t>
+        <w:t xml:space="preserve">"forestgreen"</w:t>
+      </w:r>
+      <w:r>
+        <w:rPr>
+          <w:rStyle w:val="NormalTok"/>
+        </w:rPr>
+        <w:t xml:space="preserve">)) </w:t>
+      </w:r>
+      <w:r>
+        <w:rPr>
+          <w:rStyle w:val="SpecialCharTok"/>
+        </w:rPr>
+        <w:t xml:space="preserve">+</w:t>
+      </w:r>
+      <w:r>
+        <w:br/>
+      </w:r>
+      <w:r>
+        <w:rPr>
+          <w:rStyle w:val="NormalTok"/>
+        </w:rPr>
+        <w:t xml:space="preserve">  </w:t>
+      </w:r>
+      <w:r>
+        <w:rPr>
+          <w:rStyle w:val="FunctionTok"/>
+        </w:rPr>
+        <w:t xml:space="preserve">labs</w:t>
+      </w:r>
+      <w:r>
+        <w:rPr>
+          <w:rStyle w:val="NormalTok"/>
+        </w:rPr>
+        <w:t xml:space="preserve">(</w:t>
+      </w:r>
+      <w:r>
+        <w:rPr>
+          <w:rStyle w:val="AttributeTok"/>
+        </w:rPr>
+        <w:t xml:space="preserve">title =</w:t>
+      </w:r>
+      <w:r>
+        <w:rPr>
+          <w:rStyle w:val="NormalTok"/>
+        </w:rPr>
+        <w:t xml:space="preserve"> </w:t>
+      </w:r>
+      <w:r>
+        <w:rPr>
+          <w:rStyle w:val="StringTok"/>
+        </w:rPr>
+        <w:t xml:space="preserve">"Leaf Mass by Shade"</w:t>
+      </w:r>
+      <w:r>
+        <w:rPr>
+          <w:rStyle w:val="NormalTok"/>
+        </w:rPr>
+        <w:t xml:space="preserve">, </w:t>
+      </w:r>
+      <w:r>
+        <w:rPr>
+          <w:rStyle w:val="AttributeTok"/>
+        </w:rPr>
+        <w:t xml:space="preserve">x =</w:t>
+      </w:r>
+      <w:r>
+        <w:rPr>
+          <w:rStyle w:val="NormalTok"/>
+        </w:rPr>
+        <w:t xml:space="preserve"> </w:t>
+      </w:r>
+      <w:r>
+        <w:rPr>
+          <w:rStyle w:val="StringTok"/>
+        </w:rPr>
+        <w:t xml:space="preserve">"Shade"</w:t>
       </w:r>
       <w:r>
         <w:rPr>
@@ -2819,25 +2841,37 @@
         <w:rPr>
           <w:rStyle w:val="NormalTok"/>
         </w:rPr>
-        <w:t xml:space="preserve">    </w:t>
+        <w:t xml:space="preserve">       </w:t>
+      </w:r>
+      <w:r>
+        <w:rPr>
+          <w:rStyle w:val="AttributeTok"/>
+        </w:rPr>
+        <w:t xml:space="preserve">y =</w:t>
+      </w:r>
+      <w:r>
+        <w:rPr>
+          <w:rStyle w:val="NormalTok"/>
+        </w:rPr>
+        <w:t xml:space="preserve"> </w:t>
       </w:r>
       <w:r>
         <w:rPr>
           <w:rStyle w:val="StringTok"/>
         </w:rPr>
-        <w:t xml:space="preserve">"shady"</w:t>
-      </w:r>
-      <w:r>
-        <w:rPr>
-          <w:rStyle w:val="NormalTok"/>
-        </w:rPr>
-        <w:t xml:space="preserve"> </w:t>
-      </w:r>
-      <w:r>
-        <w:rPr>
-          <w:rStyle w:val="OtherTok"/>
-        </w:rPr>
-        <w:t xml:space="preserve">=</w:t>
+        <w:t xml:space="preserve">"Leaf Mass (g)"</w:t>
+      </w:r>
+      <w:r>
+        <w:rPr>
+          <w:rStyle w:val="NormalTok"/>
+        </w:rPr>
+        <w:t xml:space="preserve">, </w:t>
+      </w:r>
+      <w:r>
+        <w:rPr>
+          <w:rStyle w:val="AttributeTok"/>
+        </w:rPr>
+        <w:t xml:space="preserve">fill =</w:t>
       </w:r>
       <w:r>
         <w:rPr>
@@ -2849,178 +2883,13 @@
         <w:rPr>
           <w:rStyle w:val="StringTok"/>
         </w:rPr>
-        <w:t xml:space="preserve">"forestgreen"</w:t>
-      </w:r>
-      <w:r>
-        <w:br/>
-      </w:r>
-      <w:r>
-        <w:rPr>
-          <w:rStyle w:val="NormalTok"/>
-        </w:rPr>
-        <w:t xml:space="preserve">  )) </w:t>
-      </w:r>
-      <w:r>
-        <w:rPr>
-          <w:rStyle w:val="SpecialCharTok"/>
-        </w:rPr>
-        <w:t xml:space="preserve">+</w:t>
-      </w:r>
-      <w:r>
-        <w:br/>
-      </w:r>
-      <w:r>
-        <w:rPr>
-          <w:rStyle w:val="NormalTok"/>
-        </w:rPr>
-        <w:t xml:space="preserve">  </w:t>
-      </w:r>
-      <w:r>
-        <w:rPr>
-          <w:rStyle w:val="FunctionTok"/>
-        </w:rPr>
-        <w:t xml:space="preserve">labs</w:t>
-      </w:r>
-      <w:r>
-        <w:rPr>
-          <w:rStyle w:val="NormalTok"/>
-        </w:rPr>
-        <w:t xml:space="preserve">(</w:t>
-      </w:r>
-      <w:r>
-        <w:br/>
-      </w:r>
-      <w:r>
-        <w:rPr>
-          <w:rStyle w:val="NormalTok"/>
-        </w:rPr>
-        <w:t xml:space="preserve">    </w:t>
-      </w:r>
-      <w:r>
-        <w:rPr>
-          <w:rStyle w:val="AttributeTok"/>
-        </w:rPr>
-        <w:t xml:space="preserve">title =</w:t>
-      </w:r>
-      <w:r>
-        <w:rPr>
-          <w:rStyle w:val="NormalTok"/>
-        </w:rPr>
-        <w:t xml:space="preserve"> </w:t>
-      </w:r>
-      <w:r>
-        <w:rPr>
-          <w:rStyle w:val="StringTok"/>
-        </w:rPr>
-        <w:t xml:space="preserve">"Leaf Mass by Shade"</w:t>
-      </w:r>
-      <w:r>
-        <w:rPr>
-          <w:rStyle w:val="NormalTok"/>
-        </w:rPr>
-        <w:t xml:space="preserve">,</w:t>
-      </w:r>
-      <w:r>
-        <w:br/>
-      </w:r>
-      <w:r>
-        <w:rPr>
-          <w:rStyle w:val="NormalTok"/>
-        </w:rPr>
-        <w:t xml:space="preserve">    </w:t>
-      </w:r>
-      <w:r>
-        <w:rPr>
-          <w:rStyle w:val="AttributeTok"/>
-        </w:rPr>
-        <w:t xml:space="preserve">x =</w:t>
-      </w:r>
-      <w:r>
-        <w:rPr>
-          <w:rStyle w:val="NormalTok"/>
-        </w:rPr>
-        <w:t xml:space="preserve"> </w:t>
-      </w:r>
-      <w:r>
-        <w:rPr>
-          <w:rStyle w:val="StringTok"/>
-        </w:rPr>
         <w:t xml:space="preserve">"Shade"</w:t>
       </w:r>
       <w:r>
         <w:rPr>
           <w:rStyle w:val="NormalTok"/>
         </w:rPr>
-        <w:t xml:space="preserve">,</w:t>
-      </w:r>
-      <w:r>
-        <w:br/>
-      </w:r>
-      <w:r>
-        <w:rPr>
-          <w:rStyle w:val="NormalTok"/>
-        </w:rPr>
-        <w:t xml:space="preserve">    </w:t>
-      </w:r>
-      <w:r>
-        <w:rPr>
-          <w:rStyle w:val="AttributeTok"/>
-        </w:rPr>
-        <w:t xml:space="preserve">y =</w:t>
-      </w:r>
-      <w:r>
-        <w:rPr>
-          <w:rStyle w:val="NormalTok"/>
-        </w:rPr>
-        <w:t xml:space="preserve"> </w:t>
-      </w:r>
-      <w:r>
-        <w:rPr>
-          <w:rStyle w:val="StringTok"/>
-        </w:rPr>
-        <w:t xml:space="preserve">"Leaf Mass (g)"</w:t>
-      </w:r>
-      <w:r>
-        <w:rPr>
-          <w:rStyle w:val="NormalTok"/>
-        </w:rPr>
-        <w:t xml:space="preserve">,</w:t>
-      </w:r>
-      <w:r>
-        <w:br/>
-      </w:r>
-      <w:r>
-        <w:rPr>
-          <w:rStyle w:val="NormalTok"/>
-        </w:rPr>
-        <w:t xml:space="preserve">    </w:t>
-      </w:r>
-      <w:r>
-        <w:rPr>
-          <w:rStyle w:val="AttributeTok"/>
-        </w:rPr>
-        <w:t xml:space="preserve">fill =</w:t>
-      </w:r>
-      <w:r>
-        <w:rPr>
-          <w:rStyle w:val="NormalTok"/>
-        </w:rPr>
-        <w:t xml:space="preserve"> </w:t>
-      </w:r>
-      <w:r>
-        <w:rPr>
-          <w:rStyle w:val="StringTok"/>
-        </w:rPr>
-        <w:t xml:space="preserve">"Shade"</w:t>
-      </w:r>
-      <w:r>
-        <w:br/>
-      </w:r>
-      <w:r>
-        <w:rPr>
-          <w:rStyle w:val="NormalTok"/>
-        </w:rPr>
-        <w:t xml:space="preserve">  ) </w:t>
+        <w:t xml:space="preserve">) </w:t>
       </w:r>
       <w:r>
         <w:rPr>
@@ -3239,7 +3108,7 @@
           <w:b/>
           <w:bCs/>
         </w:rPr>
-        <w:t xml:space="preserve">names inside</w:t>
+        <w:t xml:space="preserve">names in</w:t>
       </w:r>
       <w:r>
         <w:rPr>
@@ -3274,28 +3143,7 @@
         <w:t xml:space="preserve"> </w:t>
       </w:r>
       <w:r>
-        <w:t xml:space="preserve">the values in your data (</w:t>
-      </w:r>
-      <w:r>
-        <w:rPr>
-          <w:rStyle w:val="VerbatimChar"/>
-        </w:rPr>
-        <w:t xml:space="preserve">"sunny"</w:t>
-      </w:r>
-      <w:r>
-        <w:t xml:space="preserve">,</w:t>
-      </w:r>
-      <w:r>
-        <w:t xml:space="preserve"> </w:t>
-      </w:r>
-      <w:r>
-        <w:rPr>
-          <w:rStyle w:val="VerbatimChar"/>
-        </w:rPr>
-        <w:t xml:space="preserve">"shady"</w:t>
-      </w:r>
-      <w:r>
-        <w:t xml:space="preserve">) — case and spelling both count</w:t>
+        <w:t xml:space="preserve">your data’s values — case and spelling count</w:t>
       </w:r>
     </w:p>
     <w:tbl>
@@ -3344,7 +3192,7 @@
                     <a:graphicData uri="http://schemas.openxmlformats.org/drawingml/2006/picture">
                       <pic:pic>
                         <pic:nvPicPr>
-                          <pic:cNvPr descr="/Applications/Positron.app/Contents/Resources/app/quarto/share/formats/docx/warning.png" id="37" name="Picture"/>
+                          <pic:cNvPr descr="/opt/quarto/share/formats/docx/warning.png" id="37" name="Picture"/>
                           <pic:cNvPicPr>
                             <a:picLocks noChangeArrowheads="1" noChangeAspect="1"/>
                           </pic:cNvPicPr>
@@ -3404,7 +3252,7 @@
               <w:pStyle w:val="BodyText"/>
             </w:pPr>
             <w:pPr>
-              <w:spacing w:before="16"/>
+              <w:spacing w:before="16" w:after="16"/>
             </w:pPr>
             <w:r>
               <w:rPr>
@@ -3413,31 +3261,11 @@
               </w:rPr>
               <w:t xml:space="preserve">⚠️ Watch out!</w:t>
             </w:r>
-          </w:p>
-          <w:p>
-            <w:pPr>
-              <w:pStyle w:val="BodyText"/>
-            </w:pPr>
-            <w:pPr>
-              <w:spacing w:after="16"/>
-            </w:pPr>
-            <w:r>
-              <w:t xml:space="preserve">If a name in</w:t>
-            </w:r>
             <w:r>
               <w:t xml:space="preserve"> </w:t>
             </w:r>
             <w:r>
-              <w:rPr>
-                <w:rStyle w:val="VerbatimChar"/>
-              </w:rPr>
-              <w:t xml:space="preserve">values = c(...)</w:t>
-            </w:r>
-            <w:r>
-              <w:t xml:space="preserve"> </w:t>
-            </w:r>
-            <w:r>
-              <w:t xml:space="preserve">doesn’t match a value in your data exactly, that group’s color falls back to grey and ggplot prints a warning.</w:t>
+              <w:t xml:space="preserve">A name that doesn’t match falls back to grey, with a warning.</w:t>
             </w:r>
           </w:p>
           <w:p/>
@@ -5001,7 +4829,7 @@
                     <a:graphicData uri="http://schemas.openxmlformats.org/drawingml/2006/picture">
                       <pic:pic>
                         <pic:nvPicPr>
-                          <pic:cNvPr descr="/Applications/Positron.app/Contents/Resources/app/quarto/share/formats/docx/note.png" id="49" name="Picture"/>
+                          <pic:cNvPr descr="/opt/quarto/share/formats/docx/note.png" id="49" name="Picture"/>
                           <pic:cNvPicPr>
                             <a:picLocks noChangeArrowheads="1" noChangeAspect="1"/>
                           </pic:cNvPicPr>
@@ -5761,19 +5589,43 @@
         <w:t xml:space="preserve">(</w:t>
       </w:r>
       <w:r>
+        <w:rPr>
+          <w:rStyle w:val="AttributeTok"/>
+        </w:rPr>
+        <w:t xml:space="preserve">title =</w:t>
+      </w:r>
+      <w:r>
+        <w:rPr>
+          <w:rStyle w:val="NormalTok"/>
+        </w:rPr>
+        <w:t xml:space="preserve"> </w:t>
+      </w:r>
+      <w:r>
+        <w:rPr>
+          <w:rStyle w:val="StringTok"/>
+        </w:rPr>
+        <w:t xml:space="preserve">"Leaf Mass with Group Means"</w:t>
+      </w:r>
+      <w:r>
+        <w:rPr>
+          <w:rStyle w:val="NormalTok"/>
+        </w:rPr>
+        <w:t xml:space="preserve">,</w:t>
+      </w:r>
+      <w:r>
         <w:br/>
       </w:r>
       <w:r>
         <w:rPr>
           <w:rStyle w:val="NormalTok"/>
         </w:rPr>
-        <w:t xml:space="preserve">    </w:t>
+        <w:t xml:space="preserve">       </w:t>
       </w:r>
       <w:r>
         <w:rPr>
           <w:rStyle w:val="AttributeTok"/>
         </w:rPr>
-        <w:t xml:space="preserve">title =</w:t>
+        <w:t xml:space="preserve">x =</w:t>
       </w:r>
       <w:r>
         <w:rPr>
@@ -5785,28 +5637,19 @@
         <w:rPr>
           <w:rStyle w:val="StringTok"/>
         </w:rPr>
-        <w:t xml:space="preserve">"Leaf Mass with Group Means"</w:t>
-      </w:r>
-      <w:r>
-        <w:rPr>
-          <w:rStyle w:val="NormalTok"/>
-        </w:rPr>
-        <w:t xml:space="preserve">,</w:t>
-      </w:r>
-      <w:r>
-        <w:br/>
-      </w:r>
-      <w:r>
-        <w:rPr>
-          <w:rStyle w:val="NormalTok"/>
-        </w:rPr>
-        <w:t xml:space="preserve">    </w:t>
+        <w:t xml:space="preserve">"Shade"</w:t>
+      </w:r>
+      <w:r>
+        <w:rPr>
+          <w:rStyle w:val="NormalTok"/>
+        </w:rPr>
+        <w:t xml:space="preserve">, </w:t>
       </w:r>
       <w:r>
         <w:rPr>
           <w:rStyle w:val="AttributeTok"/>
         </w:rPr>
-        <w:t xml:space="preserve">x =</w:t>
+        <w:t xml:space="preserve">y =</w:t>
       </w:r>
       <w:r>
         <w:rPr>
@@ -5818,40 +5661,13 @@
         <w:rPr>
           <w:rStyle w:val="StringTok"/>
         </w:rPr>
-        <w:t xml:space="preserve">"Shade"</w:t>
-      </w:r>
-      <w:r>
-        <w:rPr>
-          <w:rStyle w:val="NormalTok"/>
-        </w:rPr>
-        <w:t xml:space="preserve">, </w:t>
-      </w:r>
-      <w:r>
-        <w:rPr>
-          <w:rStyle w:val="AttributeTok"/>
-        </w:rPr>
-        <w:t xml:space="preserve">y =</w:t>
-      </w:r>
-      <w:r>
-        <w:rPr>
-          <w:rStyle w:val="NormalTok"/>
-        </w:rPr>
-        <w:t xml:space="preserve"> </w:t>
-      </w:r>
-      <w:r>
-        <w:rPr>
-          <w:rStyle w:val="StringTok"/>
-        </w:rPr>
         <w:t xml:space="preserve">"Leaf Mass (g)"</w:t>
       </w:r>
       <w:r>
-        <w:br/>
-      </w:r>
-      <w:r>
-        <w:rPr>
-          <w:rStyle w:val="NormalTok"/>
-        </w:rPr>
-        <w:t xml:space="preserve">  ) </w:t>
+        <w:rPr>
+          <w:rStyle w:val="NormalTok"/>
+        </w:rPr>
+        <w:t xml:space="preserve">) </w:t>
       </w:r>
       <w:r>
         <w:rPr>
@@ -5988,16 +5804,7 @@
         </w:numPr>
       </w:pPr>
       <w:r>
-        <w:rPr>
-          <w:rStyle w:val="VerbatimChar"/>
-        </w:rPr>
-        <w:t xml:space="preserve">stat_summary()</w:t>
-      </w:r>
-      <w:r>
-        <w:t xml:space="preserve"> </w:t>
-      </w:r>
-      <w:r>
-        <w:t xml:space="preserve">computes a statistic</w:t>
+        <w:t xml:space="preserve">Computes a statistic</w:t>
       </w:r>
       <w:r>
         <w:t xml:space="preserve"> </w:t>
@@ -6013,7 +5820,7 @@
         <w:t xml:space="preserve"> </w:t>
       </w:r>
       <w:r>
-        <w:t xml:space="preserve">and draws it — no pre-built summary table needed</w:t>
+        <w:t xml:space="preserve">— no summary table needed</w:t>
       </w:r>
     </w:p>
     <w:p>
@@ -6034,19 +5841,7 @@
         <w:t xml:space="preserve"> </w:t>
       </w:r>
       <w:r>
-        <w:t xml:space="preserve">— any function that returns one number (</w:t>
-      </w:r>
-      <w:r>
-        <w:rPr>
-          <w:rStyle w:val="VerbatimChar"/>
-        </w:rPr>
-        <w:t xml:space="preserve">mean</w:t>
-      </w:r>
-      <w:r>
-        <w:t xml:space="preserve">,</w:t>
-      </w:r>
-      <w:r>
-        <w:t xml:space="preserve"> </w:t>
+        <w:t xml:space="preserve">— any function returning one number (</w:t>
       </w:r>
       <w:r>
         <w:rPr>
@@ -6088,7 +5883,7 @@
         <w:t xml:space="preserve"> </w:t>
       </w:r>
       <w:r>
-        <w:t xml:space="preserve">— draw that number as a point</w:t>
+        <w:t xml:space="preserve">— draw it as a point</w:t>
       </w:r>
     </w:p>
     <w:p>
@@ -6134,11 +5929,11 @@
         <w:t xml:space="preserve"> </w:t>
       </w:r>
       <w:r>
-        <w:t xml:space="preserve">so the mean sits on top of the raw points, not buried under them</w:t>
+        <w:t xml:space="preserve">so the mean sits on top</w:t>
       </w:r>
     </w:p>
     <w:bookmarkEnd w:id="56"/>
-    <w:bookmarkStart w:id="62" w:name="stat_summary-mean-se"/>
+    <w:bookmarkStart w:id="60" w:name="stat_summary-mean-se"/>
     <w:p>
       <w:pPr>
         <w:pStyle w:val="Heading1"/>
@@ -6156,141 +5951,6 @@
         <w:t xml:space="preserve">— Mean ± SE</w:t>
       </w:r>
     </w:p>
-    <w:tbl>
-      <w:tblPr>
-        <w:tblStyle w:val="Table"/>
-        <w:tblLook w:firstRow="0" w:lastRow="0" w:firstColumn="0" w:lastColumn="0" w:noHBand="0" w:noVBand="0" w:val="0000"/>
-        <w:tblBorders>
-          <w:top w:val="single" w:sz="4" w:space="0" w:color="0758E5"/>
-          <w:left w:val="single" w:sz="24" w:space="0" w:color="0758E5"/>
-          <w:bottom w:val="single" w:sz="4" w:space="0" w:color="0758E5"/>
-          <w:right w:val="single" w:sz="4" w:space="0" w:color="0758E5"/>
-        </w:tblBorders>
-        <w:tblCellMar>
-          <w:left w:w="144" w:type="dxa"/>
-          <w:right w:w="144" w:type="dxa"/>
-        </w:tblCellMar>
-        <w:tblLook w:firstRow="0" w:lastRow="0" w:firstColumn="0" w:lastColumn="0" w:noHBand="0" w:noVBand="0" w:val="0000"/>
-      </w:tblPr>
-      <w:tr>
-        <w:trPr>
-          <w:cantSplit/>
-        </w:trPr>
-        <w:tc>
-          <w:tcPr>
-            <w:shd w:color="auto" w:fill="dae6fb" w:val="clear"/>
-            <w:tcMar>
-              <w:top w:w="92" w:type="dxa"/>
-              <w:bottom w:w="92" w:type="dxa"/>
-            </w:tcMar>
-          </w:tcPr>
-          <w:p>
-            <w:pPr>
-              <w:pStyle w:val="FirstParagraph"/>
-            </w:pPr>
-            <w:pPr>
-              <w:spacing w:before="0" w:after="0"/>
-              <w:textAlignment w:val="center"/>
-            </w:pPr>
-            <w:r>
-              <w:drawing>
-                <wp:inline>
-                  <wp:extent cx="152400" cy="152400"/>
-                  <wp:effectExtent b="0" l="0" r="0" t="0"/>
-                  <wp:docPr descr="" title="" id="57" name="Picture"/>
-                  <a:graphic>
-                    <a:graphicData uri="http://schemas.openxmlformats.org/drawingml/2006/picture">
-                      <pic:pic>
-                        <pic:nvPicPr>
-                          <pic:cNvPr descr="/Applications/Positron.app/Contents/Resources/app/quarto/share/formats/docx/note.png" id="58" name="Picture"/>
-                          <pic:cNvPicPr>
-                            <a:picLocks noChangeArrowheads="1" noChangeAspect="1"/>
-                          </pic:cNvPicPr>
-                        </pic:nvPicPr>
-                        <pic:blipFill>
-                          <a:blip r:embed="rId9"/>
-                          <a:stretch>
-                            <a:fillRect/>
-                          </a:stretch>
-                        </pic:blipFill>
-                        <pic:spPr bwMode="auto">
-                          <a:xfrm>
-                            <a:off x="0" y="0"/>
-                            <a:ext cx="152400" cy="152400"/>
-                          </a:xfrm>
-                          <a:prstGeom prst="rect">
-                            <a:avLst/>
-                          </a:prstGeom>
-                          <a:noFill/>
-                          <a:ln w="9525">
-                            <a:noFill/>
-                            <a:headEnd/>
-                            <a:tailEnd/>
-                          </a:ln>
-                        </pic:spPr>
-                      </pic:pic>
-                    </a:graphicData>
-                  </a:graphic>
-                </wp:inline>
-              </w:drawing>
-            </w:r>
-            <w:r>
-              <w:t xml:space="preserve"> </w:t>
-            </w:r>
-            <w:r>
-              <w:t xml:space="preserve"> </w:t>
-            </w:r>
-            <w:r>
-              <w:t xml:space="preserve">Note</w:t>
-            </w:r>
-          </w:p>
-        </w:tc>
-      </w:tr>
-      <w:tr>
-        <w:trPr>
-          <w:cantSplit/>
-        </w:trPr>
-        <w:tc>
-          <w:tcPr>
-            <w:tcMar>
-              <w:top w:w="108" w:type="dxa"/>
-              <w:bottom w:w="108" w:type="dxa"/>
-            </w:tcMar>
-          </w:tcPr>
-          <w:p>
-            <w:pPr>
-              <w:pStyle w:val="BodyText"/>
-            </w:pPr>
-            <w:pPr>
-              <w:spacing w:before="16" w:after="16"/>
-            </w:pPr>
-            <w:r>
-              <w:rPr>
-                <w:b/>
-                <w:bCs/>
-              </w:rPr>
-              <w:t xml:space="preserve">🔮 Predict first:</w:t>
-            </w:r>
-            <w:r>
-              <w:t xml:space="preserve"> </w:t>
-            </w:r>
-            <w:r>
-              <w:rPr>
-                <w:rStyle w:val="VerbatimChar"/>
-              </w:rPr>
-              <w:t xml:space="preserve">fun.data = mean_se</w:t>
-            </w:r>
-            <w:r>
-              <w:t xml:space="preserve"> </w:t>
-            </w:r>
-            <w:r>
-              <w:t xml:space="preserve">returns three numbers per group instead of one (the mean, and the bar’s top and bottom). What do you think those three are called?</w:t>
-            </w:r>
-          </w:p>
-          <w:p/>
-        </w:tc>
-      </w:tr>
-    </w:tbl>
     <w:p>
       <w:pPr>
         <w:pStyle w:val="SourceCode"/>
@@ -6611,25 +6271,103 @@
         <w:t xml:space="preserve">(</w:t>
       </w:r>
       <w:r>
+        <w:rPr>
+          <w:rStyle w:val="AttributeTok"/>
+        </w:rPr>
+        <w:t xml:space="preserve">fun.data =</w:t>
+      </w:r>
+      <w:r>
+        <w:rPr>
+          <w:rStyle w:val="NormalTok"/>
+        </w:rPr>
+        <w:t xml:space="preserve"> mean_se, </w:t>
+      </w:r>
+      <w:r>
+        <w:rPr>
+          <w:rStyle w:val="AttributeTok"/>
+        </w:rPr>
+        <w:t xml:space="preserve">geom =</w:t>
+      </w:r>
+      <w:r>
+        <w:rPr>
+          <w:rStyle w:val="NormalTok"/>
+        </w:rPr>
+        <w:t xml:space="preserve"> </w:t>
+      </w:r>
+      <w:r>
+        <w:rPr>
+          <w:rStyle w:val="StringTok"/>
+        </w:rPr>
+        <w:t xml:space="preserve">"errorbar"</w:t>
+      </w:r>
+      <w:r>
+        <w:rPr>
+          <w:rStyle w:val="NormalTok"/>
+        </w:rPr>
+        <w:t xml:space="preserve">,</w:t>
+      </w:r>
+      <w:r>
         <w:br/>
       </w:r>
       <w:r>
         <w:rPr>
           <w:rStyle w:val="NormalTok"/>
         </w:rPr>
-        <w:t xml:space="preserve">    </w:t>
+        <w:t xml:space="preserve">               </w:t>
       </w:r>
       <w:r>
         <w:rPr>
           <w:rStyle w:val="AttributeTok"/>
         </w:rPr>
-        <w:t xml:space="preserve">fun.data =</w:t>
-      </w:r>
-      <w:r>
-        <w:rPr>
-          <w:rStyle w:val="NormalTok"/>
-        </w:rPr>
-        <w:t xml:space="preserve"> mean_se,</w:t>
+        <w:t xml:space="preserve">width =</w:t>
+      </w:r>
+      <w:r>
+        <w:rPr>
+          <w:rStyle w:val="NormalTok"/>
+        </w:rPr>
+        <w:t xml:space="preserve"> </w:t>
+      </w:r>
+      <w:r>
+        <w:rPr>
+          <w:rStyle w:val="FloatTok"/>
+        </w:rPr>
+        <w:t xml:space="preserve">0.15</w:t>
+      </w:r>
+      <w:r>
+        <w:rPr>
+          <w:rStyle w:val="NormalTok"/>
+        </w:rPr>
+        <w:t xml:space="preserve">, </w:t>
+      </w:r>
+      <w:r>
+        <w:rPr>
+          <w:rStyle w:val="AttributeTok"/>
+        </w:rPr>
+        <w:t xml:space="preserve">linewidth =</w:t>
+      </w:r>
+      <w:r>
+        <w:rPr>
+          <w:rStyle w:val="NormalTok"/>
+        </w:rPr>
+        <w:t xml:space="preserve"> </w:t>
+      </w:r>
+      <w:r>
+        <w:rPr>
+          <w:rStyle w:val="FloatTok"/>
+        </w:rPr>
+        <w:t xml:space="preserve">0.9</w:t>
+      </w:r>
+      <w:r>
+        <w:rPr>
+          <w:rStyle w:val="NormalTok"/>
+        </w:rPr>
+        <w:t xml:space="preserve">) </w:t>
+      </w:r>
+      <w:r>
+        <w:rPr>
+          <w:rStyle w:val="SpecialCharTok"/>
+        </w:rPr>
+        <w:t xml:space="preserve">+</w:t>
       </w:r>
       <w:r>
         <w:br/>
@@ -6638,25 +6376,73 @@
         <w:rPr>
           <w:rStyle w:val="NormalTok"/>
         </w:rPr>
-        <w:t xml:space="preserve">    </w:t>
+        <w:t xml:space="preserve">  </w:t>
+      </w:r>
+      <w:r>
+        <w:rPr>
+          <w:rStyle w:val="FunctionTok"/>
+        </w:rPr>
+        <w:t xml:space="preserve">scale_color_manual</w:t>
+      </w:r>
+      <w:r>
+        <w:rPr>
+          <w:rStyle w:val="NormalTok"/>
+        </w:rPr>
+        <w:t xml:space="preserve">(</w:t>
       </w:r>
       <w:r>
         <w:rPr>
           <w:rStyle w:val="AttributeTok"/>
         </w:rPr>
-        <w:t xml:space="preserve">geom =</w:t>
-      </w:r>
-      <w:r>
-        <w:rPr>
-          <w:rStyle w:val="NormalTok"/>
-        </w:rPr>
-        <w:t xml:space="preserve"> </w:t>
+        <w:t xml:space="preserve">values =</w:t>
+      </w:r>
+      <w:r>
+        <w:rPr>
+          <w:rStyle w:val="NormalTok"/>
+        </w:rPr>
+        <w:t xml:space="preserve"> </w:t>
+      </w:r>
+      <w:r>
+        <w:rPr>
+          <w:rStyle w:val="FunctionTok"/>
+        </w:rPr>
+        <w:t xml:space="preserve">c</w:t>
+      </w:r>
+      <w:r>
+        <w:rPr>
+          <w:rStyle w:val="NormalTok"/>
+        </w:rPr>
+        <w:t xml:space="preserve">(</w:t>
       </w:r>
       <w:r>
         <w:rPr>
           <w:rStyle w:val="StringTok"/>
         </w:rPr>
-        <w:t xml:space="preserve">"errorbar"</w:t>
+        <w:t xml:space="preserve">"sunny"</w:t>
+      </w:r>
+      <w:r>
+        <w:rPr>
+          <w:rStyle w:val="NormalTok"/>
+        </w:rPr>
+        <w:t xml:space="preserve"> </w:t>
+      </w:r>
+      <w:r>
+        <w:rPr>
+          <w:rStyle w:val="OtherTok"/>
+        </w:rPr>
+        <w:t xml:space="preserve">=</w:t>
+      </w:r>
+      <w:r>
+        <w:rPr>
+          <w:rStyle w:val="NormalTok"/>
+        </w:rPr>
+        <w:t xml:space="preserve"> </w:t>
+      </w:r>
+      <w:r>
+        <w:rPr>
+          <w:rStyle w:val="StringTok"/>
+        </w:rPr>
+        <w:t xml:space="preserve">"goldenrod"</w:t>
       </w:r>
       <w:r>
         <w:rPr>
@@ -6671,25 +6457,88 @@
         <w:rPr>
           <w:rStyle w:val="NormalTok"/>
         </w:rPr>
-        <w:t xml:space="preserve">    </w:t>
+        <w:t xml:space="preserve">                                </w:t>
+      </w:r>
+      <w:r>
+        <w:rPr>
+          <w:rStyle w:val="StringTok"/>
+        </w:rPr>
+        <w:t xml:space="preserve">"shady"</w:t>
+      </w:r>
+      <w:r>
+        <w:rPr>
+          <w:rStyle w:val="NormalTok"/>
+        </w:rPr>
+        <w:t xml:space="preserve"> </w:t>
+      </w:r>
+      <w:r>
+        <w:rPr>
+          <w:rStyle w:val="OtherTok"/>
+        </w:rPr>
+        <w:t xml:space="preserve">=</w:t>
+      </w:r>
+      <w:r>
+        <w:rPr>
+          <w:rStyle w:val="NormalTok"/>
+        </w:rPr>
+        <w:t xml:space="preserve"> </w:t>
+      </w:r>
+      <w:r>
+        <w:rPr>
+          <w:rStyle w:val="StringTok"/>
+        </w:rPr>
+        <w:t xml:space="preserve">"forestgreen"</w:t>
+      </w:r>
+      <w:r>
+        <w:rPr>
+          <w:rStyle w:val="NormalTok"/>
+        </w:rPr>
+        <w:t xml:space="preserve">)) </w:t>
+      </w:r>
+      <w:r>
+        <w:rPr>
+          <w:rStyle w:val="SpecialCharTok"/>
+        </w:rPr>
+        <w:t xml:space="preserve">+</w:t>
+      </w:r>
+      <w:r>
+        <w:br/>
+      </w:r>
+      <w:r>
+        <w:rPr>
+          <w:rStyle w:val="NormalTok"/>
+        </w:rPr>
+        <w:t xml:space="preserve">  </w:t>
+      </w:r>
+      <w:r>
+        <w:rPr>
+          <w:rStyle w:val="FunctionTok"/>
+        </w:rPr>
+        <w:t xml:space="preserve">labs</w:t>
+      </w:r>
+      <w:r>
+        <w:rPr>
+          <w:rStyle w:val="NormalTok"/>
+        </w:rPr>
+        <w:t xml:space="preserve">(</w:t>
       </w:r>
       <w:r>
         <w:rPr>
           <w:rStyle w:val="AttributeTok"/>
         </w:rPr>
-        <w:t xml:space="preserve">width =</w:t>
-      </w:r>
-      <w:r>
-        <w:rPr>
-          <w:rStyle w:val="NormalTok"/>
-        </w:rPr>
-        <w:t xml:space="preserve"> </w:t>
-      </w:r>
-      <w:r>
-        <w:rPr>
-          <w:rStyle w:val="FloatTok"/>
-        </w:rPr>
-        <w:t xml:space="preserve">0.15</w:t>
+        <w:t xml:space="preserve">title =</w:t>
+      </w:r>
+      <w:r>
+        <w:rPr>
+          <w:rStyle w:val="NormalTok"/>
+        </w:rPr>
+        <w:t xml:space="preserve"> </w:t>
+      </w:r>
+      <w:r>
+        <w:rPr>
+          <w:rStyle w:val="StringTok"/>
+        </w:rPr>
+        <w:t xml:space="preserve">"Mean ± SE Leaf Mass by Shade"</w:t>
       </w:r>
       <w:r>
         <w:rPr>
@@ -6704,286 +6553,55 @@
         <w:rPr>
           <w:rStyle w:val="NormalTok"/>
         </w:rPr>
-        <w:t xml:space="preserve">    </w:t>
+        <w:t xml:space="preserve">       </w:t>
       </w:r>
       <w:r>
         <w:rPr>
           <w:rStyle w:val="AttributeTok"/>
         </w:rPr>
-        <w:t xml:space="preserve">linewidth =</w:t>
-      </w:r>
-      <w:r>
-        <w:rPr>
-          <w:rStyle w:val="NormalTok"/>
-        </w:rPr>
-        <w:t xml:space="preserve"> </w:t>
-      </w:r>
-      <w:r>
-        <w:rPr>
-          <w:rStyle w:val="FloatTok"/>
-        </w:rPr>
-        <w:t xml:space="preserve">0.9</w:t>
-      </w:r>
-      <w:r>
-        <w:br/>
-      </w:r>
-      <w:r>
-        <w:rPr>
-          <w:rStyle w:val="NormalTok"/>
-        </w:rPr>
-        <w:t xml:space="preserve">  ) </w:t>
-      </w:r>
-      <w:r>
-        <w:rPr>
-          <w:rStyle w:val="SpecialCharTok"/>
-        </w:rPr>
-        <w:t xml:space="preserve">+</w:t>
-      </w:r>
-      <w:r>
-        <w:br/>
-      </w:r>
-      <w:r>
-        <w:rPr>
-          <w:rStyle w:val="NormalTok"/>
-        </w:rPr>
-        <w:t xml:space="preserve">  </w:t>
-      </w:r>
-      <w:r>
-        <w:rPr>
-          <w:rStyle w:val="FunctionTok"/>
-        </w:rPr>
-        <w:t xml:space="preserve">scale_color_manual</w:t>
-      </w:r>
-      <w:r>
-        <w:rPr>
-          <w:rStyle w:val="NormalTok"/>
-        </w:rPr>
-        <w:t xml:space="preserve">(</w:t>
+        <w:t xml:space="preserve">x =</w:t>
+      </w:r>
+      <w:r>
+        <w:rPr>
+          <w:rStyle w:val="NormalTok"/>
+        </w:rPr>
+        <w:t xml:space="preserve"> </w:t>
+      </w:r>
+      <w:r>
+        <w:rPr>
+          <w:rStyle w:val="StringTok"/>
+        </w:rPr>
+        <w:t xml:space="preserve">"Shade"</w:t>
+      </w:r>
+      <w:r>
+        <w:rPr>
+          <w:rStyle w:val="NormalTok"/>
+        </w:rPr>
+        <w:t xml:space="preserve">, </w:t>
       </w:r>
       <w:r>
         <w:rPr>
           <w:rStyle w:val="AttributeTok"/>
         </w:rPr>
-        <w:t xml:space="preserve">values =</w:t>
-      </w:r>
-      <w:r>
-        <w:rPr>
-          <w:rStyle w:val="NormalTok"/>
-        </w:rPr>
-        <w:t xml:space="preserve"> </w:t>
-      </w:r>
-      <w:r>
-        <w:rPr>
-          <w:rStyle w:val="FunctionTok"/>
-        </w:rPr>
-        <w:t xml:space="preserve">c</w:t>
-      </w:r>
-      <w:r>
-        <w:rPr>
-          <w:rStyle w:val="NormalTok"/>
-        </w:rPr>
-        <w:t xml:space="preserve">(</w:t>
+        <w:t xml:space="preserve">y =</w:t>
+      </w:r>
+      <w:r>
+        <w:rPr>
+          <w:rStyle w:val="NormalTok"/>
+        </w:rPr>
+        <w:t xml:space="preserve"> </w:t>
       </w:r>
       <w:r>
         <w:rPr>
           <w:rStyle w:val="StringTok"/>
         </w:rPr>
-        <w:t xml:space="preserve">"sunny"</w:t>
-      </w:r>
-      <w:r>
-        <w:rPr>
-          <w:rStyle w:val="NormalTok"/>
-        </w:rPr>
-        <w:t xml:space="preserve"> </w:t>
-      </w:r>
-      <w:r>
-        <w:rPr>
-          <w:rStyle w:val="OtherTok"/>
-        </w:rPr>
-        <w:t xml:space="preserve">=</w:t>
-      </w:r>
-      <w:r>
-        <w:rPr>
-          <w:rStyle w:val="NormalTok"/>
-        </w:rPr>
-        <w:t xml:space="preserve"> </w:t>
-      </w:r>
-      <w:r>
-        <w:rPr>
-          <w:rStyle w:val="StringTok"/>
-        </w:rPr>
-        <w:t xml:space="preserve">"goldenrod"</w:t>
-      </w:r>
-      <w:r>
-        <w:rPr>
-          <w:rStyle w:val="NormalTok"/>
-        </w:rPr>
-        <w:t xml:space="preserve">,</w:t>
-      </w:r>
-      <w:r>
-        <w:br/>
-      </w:r>
-      <w:r>
-        <w:rPr>
-          <w:rStyle w:val="NormalTok"/>
-        </w:rPr>
-        <w:t xml:space="preserve">                                </w:t>
-      </w:r>
-      <w:r>
-        <w:rPr>
-          <w:rStyle w:val="StringTok"/>
-        </w:rPr>
-        <w:t xml:space="preserve">"shady"</w:t>
-      </w:r>
-      <w:r>
-        <w:rPr>
-          <w:rStyle w:val="NormalTok"/>
-        </w:rPr>
-        <w:t xml:space="preserve"> </w:t>
-      </w:r>
-      <w:r>
-        <w:rPr>
-          <w:rStyle w:val="OtherTok"/>
-        </w:rPr>
-        <w:t xml:space="preserve">=</w:t>
-      </w:r>
-      <w:r>
-        <w:rPr>
-          <w:rStyle w:val="NormalTok"/>
-        </w:rPr>
-        <w:t xml:space="preserve"> </w:t>
-      </w:r>
-      <w:r>
-        <w:rPr>
-          <w:rStyle w:val="StringTok"/>
-        </w:rPr>
-        <w:t xml:space="preserve">"forestgreen"</w:t>
-      </w:r>
-      <w:r>
-        <w:rPr>
-          <w:rStyle w:val="NormalTok"/>
-        </w:rPr>
-        <w:t xml:space="preserve">)) </w:t>
-      </w:r>
-      <w:r>
-        <w:rPr>
-          <w:rStyle w:val="SpecialCharTok"/>
-        </w:rPr>
-        <w:t xml:space="preserve">+</w:t>
-      </w:r>
-      <w:r>
-        <w:br/>
-      </w:r>
-      <w:r>
-        <w:rPr>
-          <w:rStyle w:val="NormalTok"/>
-        </w:rPr>
-        <w:t xml:space="preserve">  </w:t>
-      </w:r>
-      <w:r>
-        <w:rPr>
-          <w:rStyle w:val="FunctionTok"/>
-        </w:rPr>
-        <w:t xml:space="preserve">labs</w:t>
-      </w:r>
-      <w:r>
-        <w:rPr>
-          <w:rStyle w:val="NormalTok"/>
-        </w:rPr>
-        <w:t xml:space="preserve">(</w:t>
-      </w:r>
-      <w:r>
-        <w:br/>
-      </w:r>
-      <w:r>
-        <w:rPr>
-          <w:rStyle w:val="NormalTok"/>
-        </w:rPr>
-        <w:t xml:space="preserve">    </w:t>
-      </w:r>
-      <w:r>
-        <w:rPr>
-          <w:rStyle w:val="AttributeTok"/>
-        </w:rPr>
-        <w:t xml:space="preserve">title =</w:t>
-      </w:r>
-      <w:r>
-        <w:rPr>
-          <w:rStyle w:val="NormalTok"/>
-        </w:rPr>
-        <w:t xml:space="preserve"> </w:t>
-      </w:r>
-      <w:r>
-        <w:rPr>
-          <w:rStyle w:val="StringTok"/>
-        </w:rPr>
-        <w:t xml:space="preserve">"Mean ± SE Leaf Mass by Shade"</w:t>
-      </w:r>
-      <w:r>
-        <w:rPr>
-          <w:rStyle w:val="NormalTok"/>
-        </w:rPr>
-        <w:t xml:space="preserve">,</w:t>
-      </w:r>
-      <w:r>
-        <w:br/>
-      </w:r>
-      <w:r>
-        <w:rPr>
-          <w:rStyle w:val="NormalTok"/>
-        </w:rPr>
-        <w:t xml:space="preserve">    </w:t>
-      </w:r>
-      <w:r>
-        <w:rPr>
-          <w:rStyle w:val="AttributeTok"/>
-        </w:rPr>
-        <w:t xml:space="preserve">x =</w:t>
-      </w:r>
-      <w:r>
-        <w:rPr>
-          <w:rStyle w:val="NormalTok"/>
-        </w:rPr>
-        <w:t xml:space="preserve"> </w:t>
-      </w:r>
-      <w:r>
-        <w:rPr>
-          <w:rStyle w:val="StringTok"/>
-        </w:rPr>
-        <w:t xml:space="preserve">"Shade"</w:t>
-      </w:r>
-      <w:r>
-        <w:rPr>
-          <w:rStyle w:val="NormalTok"/>
-        </w:rPr>
-        <w:t xml:space="preserve">, </w:t>
-      </w:r>
-      <w:r>
-        <w:rPr>
-          <w:rStyle w:val="AttributeTok"/>
-        </w:rPr>
-        <w:t xml:space="preserve">y =</w:t>
-      </w:r>
-      <w:r>
-        <w:rPr>
-          <w:rStyle w:val="NormalTok"/>
-        </w:rPr>
-        <w:t xml:space="preserve"> </w:t>
-      </w:r>
-      <w:r>
-        <w:rPr>
-          <w:rStyle w:val="StringTok"/>
-        </w:rPr>
         <w:t xml:space="preserve">"Leaf Mass (g)"</w:t>
       </w:r>
       <w:r>
-        <w:br/>
-      </w:r>
-      <w:r>
-        <w:rPr>
-          <w:rStyle w:val="NormalTok"/>
-        </w:rPr>
-        <w:t xml:space="preserve">  ) </w:t>
+        <w:rPr>
+          <w:rStyle w:val="NormalTok"/>
+        </w:rPr>
+        <w:t xml:space="preserve">) </w:t>
       </w:r>
       <w:r>
         <w:rPr>
@@ -7085,18 +6703,18 @@
           <wp:inline>
             <wp:extent cx="2286000" cy="2286000"/>
             <wp:effectExtent b="0" l="0" r="0" t="0"/>
-            <wp:docPr descr="" title="" id="60" name="Picture"/>
+            <wp:docPr descr="" title="" id="58" name="Picture"/>
             <a:graphic>
               <a:graphicData uri="http://schemas.openxmlformats.org/drawingml/2006/picture">
                 <pic:pic>
                   <pic:nvPicPr>
-                    <pic:cNvPr descr="ggplot_1_lecture_files/figure-docx/stat-summary-se-1.png" id="61" name="Picture"/>
+                    <pic:cNvPr descr="ggplot_1_lecture_files/figure-docx/stat-summary-se-1.png" id="59" name="Picture"/>
                     <pic:cNvPicPr>
                       <a:picLocks noChangeArrowheads="1" noChangeAspect="1"/>
                     </pic:cNvPicPr>
                   </pic:nvPicPr>
                   <pic:blipFill>
-                    <a:blip r:embed="rId59"/>
+                    <a:blip r:embed="rId57"/>
                     <a:stretch>
                       <a:fillRect/>
                     </a:stretch>
@@ -7132,6 +6750,33 @@
           <w:b/>
           <w:bCs/>
         </w:rPr>
+        <w:t xml:space="preserve">🔮 Predict first:</w:t>
+      </w:r>
+      <w:r>
+        <w:t xml:space="preserve"> </w:t>
+      </w:r>
+      <w:r>
+        <w:rPr>
+          <w:rStyle w:val="VerbatimChar"/>
+        </w:rPr>
+        <w:t xml:space="preserve">fun.data = mean_se</w:t>
+      </w:r>
+      <w:r>
+        <w:t xml:space="preserve"> </w:t>
+      </w:r>
+      <w:r>
+        <w:t xml:space="preserve">returns three numbers per group, not one — what are they?</w:t>
+      </w:r>
+    </w:p>
+    <w:p>
+      <w:pPr>
+        <w:pStyle w:val="BodyText"/>
+      </w:pPr>
+      <w:r>
+        <w:rPr>
+          <w:b/>
+          <w:bCs/>
+        </w:rPr>
         <w:t xml:space="preserve">Two</w:t>
       </w:r>
       <w:r>
@@ -7167,7 +6812,8 @@
     <w:tbl>
       <w:tblPr>
         <w:tblStyle w:val="Table"/>
-        <w:tblW w:type="auto" w:w="0"/>
+        <w:tblW w:type="pct" w:w="5000"/>
+        <w:tblLayout w:type="fixed"/>
         <w:tblLook w:firstRow="1" w:lastRow="0" w:firstColumn="0" w:lastColumn="0" w:noHBand="0" w:noVBand="0" w:val="0020"/>
       </w:tblPr>
       <w:tblGrid>
@@ -7278,31 +6924,7 @@
         <w:t xml:space="preserve">background</w:t>
       </w:r>
       <w:r>
-        <w:t xml:space="preserve"> </w:t>
-      </w:r>
-      <w:r>
-        <w:t xml:space="preserve">(</w:t>
-      </w:r>
-      <w:r>
-        <w:rPr>
-          <w:rStyle w:val="VerbatimChar"/>
-        </w:rPr>
-        <w:t xml:space="preserve">alpha = 0.35</w:t>
-      </w:r>
-      <w:r>
-        <w:t xml:space="preserve">)</w:t>
-      </w:r>
-    </w:p>
-    <w:p>
-      <w:pPr>
-        <w:pStyle w:val="Compact"/>
-        <w:numPr>
-          <w:ilvl w:val="0"/>
-          <w:numId w:val="1012"/>
-        </w:numPr>
-      </w:pPr>
-      <w:r>
-        <w:t xml:space="preserve">Mean as a</w:t>
+        <w:t xml:space="preserve">, mean as a</w:t>
       </w:r>
       <w:r>
         <w:t xml:space="preserve"> </w:t>
@@ -7312,19 +6934,10 @@
           <w:b/>
           <w:bCs/>
         </w:rPr>
-        <w:t xml:space="preserve">larger foreground point</w:t>
-      </w:r>
-    </w:p>
-    <w:p>
-      <w:pPr>
-        <w:pStyle w:val="Compact"/>
-        <w:numPr>
-          <w:ilvl w:val="0"/>
-          <w:numId w:val="1012"/>
-        </w:numPr>
-      </w:pPr>
-      <w:r>
-        <w:t xml:space="preserve">Error bars =</w:t>
+        <w:t xml:space="preserve">larger point</w:t>
+      </w:r>
+      <w:r>
+        <w:t xml:space="preserve">, bars =</w:t>
       </w:r>
       <w:r>
         <w:t xml:space="preserve"> </w:t>
@@ -7355,8 +6968,8 @@
         <w:t xml:space="preserve">Describing Data</w:t>
       </w:r>
     </w:p>
-    <w:bookmarkEnd w:id="62"/>
-    <w:bookmarkStart w:id="63" w:name="activity-3-parts-45-now"/>
+    <w:bookmarkEnd w:id="60"/>
+    <w:bookmarkStart w:id="61" w:name="activity-3-parts-45-now"/>
     <w:p>
       <w:pPr>
         <w:pStyle w:val="Heading1"/>
@@ -7397,8 +7010,8 @@
         <w:t xml:space="preserve">.</w:t>
       </w:r>
     </w:p>
-    <w:bookmarkEnd w:id="63"/>
-    <w:bookmarkStart w:id="64" w:name="what-we-learned-today"/>
+    <w:bookmarkEnd w:id="61"/>
+    <w:bookmarkStart w:id="62" w:name="what-we-learned-today"/>
     <w:p>
       <w:pPr>
         <w:pStyle w:val="Heading1"/>
@@ -7691,7 +7304,7 @@
         <w:t xml:space="preserve">patchwork</w:t>
       </w:r>
     </w:p>
-    <w:bookmarkEnd w:id="64"/>
+    <w:bookmarkEnd w:id="62"/>
     <w:sectPr>
       <w:pgSz w:h="15840" w:w="12240"/>
       <w:pgMar w:bottom="720" w:footer="432" w:gutter="0" w:header="432" w:left="720" w:right="1008" w:top="720"/>

--- a/docs/content/ggplot_1/ggplot_1_lecture.docx
+++ b/docs/content/ggplot_1/ggplot_1_lecture.docx
@@ -31,7 +31,7 @@
         <w:pStyle w:val="Date"/>
       </w:pPr>
       <w:r>
-        <w:t xml:space="preserve">2026-10-05</w:t>
+        <w:t xml:space="preserve">2026-10-08</w:t>
       </w:r>
     </w:p>
     <w:bookmarkStart w:id="12" w:name="where-we-left-off-lecture-02-meeting-r"/>
@@ -328,7 +328,7 @@
                     <a:graphicData uri="http://schemas.openxmlformats.org/drawingml/2006/picture">
                       <pic:pic>
                         <pic:nvPicPr>
-                          <pic:cNvPr descr="/opt/quarto/share/formats/docx/note.png" id="11" name="Picture"/>
+                          <pic:cNvPr descr="/Applications/Positron.app/Contents/Resources/app/quarto/share/formats/docx/note.png" id="11" name="Picture"/>
                           <pic:cNvPicPr>
                             <a:picLocks noChangeArrowheads="1" noChangeAspect="1"/>
                           </pic:cNvPicPr>
@@ -584,7 +584,7 @@
                     <a:graphicData uri="http://schemas.openxmlformats.org/drawingml/2006/picture">
                       <pic:pic>
                         <pic:nvPicPr>
-                          <pic:cNvPr descr="/opt/quarto/share/formats/docx/tip.png" id="15" name="Picture"/>
+                          <pic:cNvPr descr="/Applications/Positron.app/Contents/Resources/app/quarto/share/formats/docx/tip.png" id="15" name="Picture"/>
                           <pic:cNvPicPr>
                             <a:picLocks noChangeArrowheads="1" noChangeAspect="1"/>
                           </pic:cNvPicPr>
@@ -993,7 +993,7 @@
                     <a:graphicData uri="http://schemas.openxmlformats.org/drawingml/2006/picture">
                       <pic:pic>
                         <pic:nvPicPr>
-                          <pic:cNvPr descr="/opt/quarto/share/formats/docx/note.png" id="20" name="Picture"/>
+                          <pic:cNvPr descr="/Applications/Positron.app/Contents/Resources/app/quarto/share/formats/docx/note.png" id="20" name="Picture"/>
                           <pic:cNvPicPr>
                             <a:picLocks noChangeArrowheads="1" noChangeAspect="1"/>
                           </pic:cNvPicPr>
@@ -1896,7 +1896,7 @@
       <w:r>
         <w:drawing>
           <wp:inline>
-            <wp:extent cx="2286000" cy="2286000"/>
+            <wp:extent cx="2286000" cy="2057400"/>
             <wp:effectExtent b="0" l="0" r="0" t="0"/>
             <wp:docPr descr="" title="" id="25" name="Picture"/>
             <a:graphic>
@@ -1917,7 +1917,7 @@
                   <pic:spPr bwMode="auto">
                     <a:xfrm>
                       <a:off x="0" y="0"/>
-                      <a:ext cx="2286000" cy="2286000"/>
+                      <a:ext cx="2286000" cy="2057400"/>
                     </a:xfrm>
                     <a:prstGeom prst="rect">
                       <a:avLst/>
@@ -2120,7 +2120,7 @@
                     <a:graphicData uri="http://schemas.openxmlformats.org/drawingml/2006/picture">
                       <pic:pic>
                         <pic:nvPicPr>
-                          <pic:cNvPr descr="/opt/quarto/share/formats/docx/warning.png" id="29" name="Picture"/>
+                          <pic:cNvPr descr="/Applications/Positron.app/Contents/Resources/app/quarto/share/formats/docx/warning.png" id="29" name="Picture"/>
                           <pic:cNvPicPr>
                             <a:picLocks noChangeArrowheads="1" noChangeAspect="1"/>
                           </pic:cNvPicPr>
@@ -2294,7 +2294,7 @@
                     <a:graphicData uri="http://schemas.openxmlformats.org/drawingml/2006/picture">
                       <pic:pic>
                         <pic:nvPicPr>
-                          <pic:cNvPr descr="/opt/quarto/share/formats/docx/note.png" id="32" name="Picture"/>
+                          <pic:cNvPr descr="/Applications/Positron.app/Contents/Resources/app/quarto/share/formats/docx/note.png" id="32" name="Picture"/>
                           <pic:cNvPicPr>
                             <a:picLocks noChangeArrowheads="1" noChangeAspect="1"/>
                           </pic:cNvPicPr>
@@ -2977,7 +2977,7 @@
       <w:r>
         <w:drawing>
           <wp:inline>
-            <wp:extent cx="2286000" cy="2286000"/>
+            <wp:extent cx="2286000" cy="2057400"/>
             <wp:effectExtent b="0" l="0" r="0" t="0"/>
             <wp:docPr descr="" title="" id="34" name="Picture"/>
             <a:graphic>
@@ -2998,7 +2998,7 @@
                   <pic:spPr bwMode="auto">
                     <a:xfrm>
                       <a:off x="0" y="0"/>
-                      <a:ext cx="2286000" cy="2286000"/>
+                      <a:ext cx="2286000" cy="2057400"/>
                     </a:xfrm>
                     <a:prstGeom prst="rect">
                       <a:avLst/>
@@ -3192,7 +3192,7 @@
                     <a:graphicData uri="http://schemas.openxmlformats.org/drawingml/2006/picture">
                       <pic:pic>
                         <pic:nvPicPr>
-                          <pic:cNvPr descr="/opt/quarto/share/formats/docx/warning.png" id="37" name="Picture"/>
+                          <pic:cNvPr descr="/Applications/Positron.app/Contents/Resources/app/quarto/share/formats/docx/warning.png" id="37" name="Picture"/>
                           <pic:cNvPicPr>
                             <a:picLocks noChangeArrowheads="1" noChangeAspect="1"/>
                           </pic:cNvPicPr>
@@ -4829,7 +4829,7 @@
                     <a:graphicData uri="http://schemas.openxmlformats.org/drawingml/2006/picture">
                       <pic:pic>
                         <pic:nvPicPr>
-                          <pic:cNvPr descr="/opt/quarto/share/formats/docx/note.png" id="49" name="Picture"/>
+                          <pic:cNvPr descr="/Applications/Positron.app/Contents/Resources/app/quarto/share/formats/docx/note.png" id="49" name="Picture"/>
                           <pic:cNvPicPr>
                             <a:picLocks noChangeArrowheads="1" noChangeAspect="1"/>
                           </pic:cNvPicPr>
@@ -5755,7 +5755,7 @@
       <w:r>
         <w:drawing>
           <wp:inline>
-            <wp:extent cx="2286000" cy="2286000"/>
+            <wp:extent cx="2286000" cy="2057400"/>
             <wp:effectExtent b="0" l="0" r="0" t="0"/>
             <wp:docPr descr="" title="" id="54" name="Picture"/>
             <a:graphic>
@@ -5776,7 +5776,7 @@
                   <pic:spPr bwMode="auto">
                     <a:xfrm>
                       <a:off x="0" y="0"/>
-                      <a:ext cx="2286000" cy="2286000"/>
+                      <a:ext cx="2286000" cy="2057400"/>
                     </a:xfrm>
                     <a:prstGeom prst="rect">
                       <a:avLst/>
@@ -6701,7 +6701,7 @@
       <w:r>
         <w:drawing>
           <wp:inline>
-            <wp:extent cx="2286000" cy="2286000"/>
+            <wp:extent cx="2286000" cy="1752600"/>
             <wp:effectExtent b="0" l="0" r="0" t="0"/>
             <wp:docPr descr="" title="" id="58" name="Picture"/>
             <a:graphic>
@@ -6722,7 +6722,7 @@
                   <pic:spPr bwMode="auto">
                     <a:xfrm>
                       <a:off x="0" y="0"/>
-                      <a:ext cx="2286000" cy="2286000"/>
+                      <a:ext cx="2286000" cy="1752600"/>
                     </a:xfrm>
                     <a:prstGeom prst="rect">
                       <a:avLst/>

--- a/docs/content/ggplot_1/ggplot_1_lecture.docx
+++ b/docs/content/ggplot_1/ggplot_1_lecture.docx
@@ -31,7 +31,7 @@
         <w:pStyle w:val="Date"/>
       </w:pPr>
       <w:r>
-        <w:t xml:space="preserve">2026-10-08</w:t>
+        <w:t xml:space="preserve">2026-10-09</w:t>
       </w:r>
     </w:p>
     <w:bookmarkStart w:id="12" w:name="where-we-left-off-lecture-02-meeting-r"/>

--- a/docs/content/ggplot_1/ggplot_1_lecture.docx
+++ b/docs/content/ggplot_1/ggplot_1_lecture.docx
@@ -31,7 +31,7 @@
         <w:pStyle w:val="Date"/>
       </w:pPr>
       <w:r>
-        <w:t xml:space="preserve">2026-10-09</w:t>
+        <w:t xml:space="preserve">2026-10-19</w:t>
       </w:r>
     </w:p>
     <w:bookmarkStart w:id="12" w:name="where-we-left-off-lecture-02-meeting-r"/>

--- a/docs/content/ggplot_1/ggplot_1_lecture.docx
+++ b/docs/content/ggplot_1/ggplot_1_lecture.docx
@@ -31,7 +31,7 @@
         <w:pStyle w:val="Date"/>
       </w:pPr>
       <w:r>
-        <w:t xml:space="preserve">2026-10-19</w:t>
+        <w:t xml:space="preserve">2026-10-22</w:t>
       </w:r>
     </w:p>
     <w:bookmarkStart w:id="12" w:name="where-we-left-off-lecture-02-meeting-r"/>
